--- a/downloads/student/ai-5-week-35.docx
+++ b/downloads/student/ai-5-week-35.docx
@@ -1169,6 +1169,16 @@
       </w:r>
     </w:p>
     <w:p>
+      <w:r>
+        <w:t>Read the labelled picture: Calculate the slice rates and explain the claim revision. If the team trains on the shifted evaluation patterns, what kind of evidence does their rerun provide?</w:t>
+      </w:r>
+    </w:p>
+    <w:p>
+      <w:r>
+        <w:t>Change one thing: Train the revision on all eight failed-slice evaluation patterns and rescore them. Predict the result before checking the explanation. What remains the same?</w:t>
+      </w:r>
+    </w:p>
+    <w:p>
       <w:pPr>
         <w:pStyle w:val="Heading1"/>
       </w:pPr>
@@ -2323,6 +2333,187 @@
         <w:t>Attempt the independent case before hints. Record whether you worked alone, used a hint or followed a model. After feedback, fix the first unsupported step and explain why it changed. A later check uses a changed case, not a copied answer.</w:t>
       </w:r>
     </w:p>
+    <w:p>
+      <w:pPr>
+        <w:pStyle w:val="Heading1"/>
+      </w:pPr>
+      <w:r>
+        <w:t>15. Your lesson route</w:t>
+      </w:r>
+    </w:p>
+    <w:p>
+      <w:r>
+        <w:t>Start with this question: Revise a limited claim after a slice failure. A toy network works better on centred patterns than on shifted patterns, so the team narrows its initial claim.</w:t>
+      </w:r>
+    </w:p>
+    <w:tbl>
+      <w:tblPr>
+        <w:tblStyle w:val="LightShading-Accent1"/>
+        <w:tblW w:type="auto" w:w="0"/>
+        <w:tblLook w:firstColumn="1" w:firstRow="1" w:lastColumn="0" w:lastRow="0" w:noHBand="0" w:noVBand="1" w:val="04A0"/>
+      </w:tblPr>
+      <w:tblGrid>
+        <w:gridCol w:w="5112"/>
+        <w:gridCol w:w="5112"/>
+      </w:tblGrid>
+      <w:tr>
+        <w:trPr>
+          <w:tblHeader/>
+        </w:trPr>
+        <w:tc>
+          <w:tcPr>
+            <w:tcW w:type="dxa" w:w="5112"/>
+          </w:tcPr>
+          <w:p>
+            <w:r>
+              <w:t>By the end, I can</w:t>
+            </w:r>
+          </w:p>
+        </w:tc>
+        <w:tc>
+          <w:tcPr>
+            <w:tcW w:type="dxa" w:w="5112"/>
+          </w:tcPr>
+          <w:p>
+            <w:r>
+              <w:t>How I will show it</w:t>
+            </w:r>
+          </w:p>
+        </w:tc>
+      </w:tr>
+      <w:tr>
+        <w:tc>
+          <w:tcPr>
+            <w:tcW w:type="dxa" w:w="5112"/>
+          </w:tcPr>
+          <w:p>
+            <w:r>
+              <w:t>Evaluate a frozen candidate and baseline on final rows</w:t>
+            </w:r>
+          </w:p>
+        </w:tc>
+        <w:tc>
+          <w:tcPr>
+            <w:tcW w:type="dxa" w:w="5112"/>
+          </w:tcPr>
+          <w:p>
+            <w:r>
+              <w:t>Explain the deciding step, show a trace or test, and state one limit.</w:t>
+            </w:r>
+          </w:p>
+        </w:tc>
+      </w:tr>
+      <w:tr>
+        <w:tc>
+          <w:tcPr>
+            <w:tcW w:type="dxa" w:w="5112"/>
+          </w:tcPr>
+          <w:p>
+            <w:r>
+              <w:t>Identify a distribution limitation from raw errors</w:t>
+            </w:r>
+          </w:p>
+        </w:tc>
+        <w:tc>
+          <w:tcPr>
+            <w:tcW w:type="dxa" w:w="5112"/>
+          </w:tcPr>
+          <w:p>
+            <w:r>
+              <w:t>Explain the deciding step, show a trace or test, and state one limit.</w:t>
+            </w:r>
+          </w:p>
+        </w:tc>
+      </w:tr>
+      <w:tr>
+        <w:tc>
+          <w:tcPr>
+            <w:tcW w:type="dxa" w:w="5112"/>
+          </w:tcPr>
+          <w:p>
+            <w:r>
+              <w:t>Distinguish revision checks from new independent evaluation</w:t>
+            </w:r>
+          </w:p>
+        </w:tc>
+        <w:tc>
+          <w:tcPr>
+            <w:tcW w:type="dxa" w:w="5112"/>
+          </w:tcPr>
+          <w:p>
+            <w:r>
+              <w:t>Explain the deciding step, show a trace or test, and state one limit.</w:t>
+            </w:r>
+          </w:p>
+        </w:tc>
+      </w:tr>
+    </w:tbl>
+    <w:p>
+      <w:r>
+        <w:t>Remember → watch and explain → try with help → investigate → try independently → keep project evidence. Your teacher may spread this lesson across several classes.</w:t>
+      </w:r>
+    </w:p>
+    <w:p>
+      <w:r>
+        <w:t>Keep your first prediction. Compare it with what the evidence shows and explain any change.</w:t>
+      </w:r>
+    </w:p>
+    <w:p>
+      <w:pPr>
+        <w:pStyle w:val="Heading1"/>
+      </w:pPr>
+      <w:r>
+        <w:t>16. Finish and return</w:t>
+      </w:r>
+    </w:p>
+    <w:p>
+      <w:r>
+        <w:t>Close your notes. Explain this goal in your own words: Evaluate a frozen candidate and baseline on final rows</w:t>
+      </w:r>
+    </w:p>
+    <w:p>
+      <w:pPr>
+        <w:pStyle w:val="Heading3"/>
+      </w:pPr>
+      <w:r>
+        <w:t>My deciding step, evidence and one remaining question</w:t>
+      </w:r>
+    </w:p>
+    <w:p>
+      <w:r>
+        <w:t>________________________________________________________________</w:t>
+      </w:r>
+    </w:p>
+    <w:p>
+      <w:r>
+        <w:t>________________________________________________________________</w:t>
+      </w:r>
+    </w:p>
+    <w:p>
+      <w:r>
+        <w:t>________________________________________________________________</w:t>
+      </w:r>
+    </w:p>
+    <w:p>
+      <w:r>
+        <w:t>________________________________________________________________</w:t>
+      </w:r>
+    </w:p>
+    <w:p>
+      <w:r>
+        <w:t>________________________________________________________________</w:t>
+      </w:r>
+    </w:p>
+    <w:p>
+      <w:r>
+        <w:t>If you are unsure, return to the worked picture and explain one arrow. If you are ready, change an input or assumption and justify your prediction.</w:t>
+      </w:r>
+    </w:p>
+    <w:p>
+      <w:r>
+        <w:t>Save your workbook evidence. At the next review, try a different case before opening your old answer.</w:t>
+      </w:r>
+    </w:p>
     <w:sectPr>
       <w:pgSz w:w="12240" w:h="15840"/>
       <w:pgMar w:top="936" w:right="1008" w:bottom="936" w:left="1008" w:header="720" w:footer="720" w:gutter="0"/>

--- a/downloads/student/ai-5-week-35.docx
+++ b/downloads/student/ai-5-week-35.docx
@@ -2514,6 +2514,202 @@
         <w:t>Save your workbook evidence. At the next review, try a different case before opening your old answer.</w:t>
       </w:r>
     </w:p>
+    <w:p>
+      <w:pPr>
+        <w:pStyle w:val="Heading1"/>
+      </w:pPr>
+      <w:r>
+        <w:t>17. Supported practice, repair and portfolio</w:t>
+      </w:r>
+    </w:p>
+    <w:p>
+      <w:r>
+        <w:t>Use this supported practice once, in the browser or on paper. Keep the reserved independent assessment for a separate first attempt before teacher feedback.</w:t>
+      </w:r>
+    </w:p>
+    <w:p>
+      <w:r>
+        <w:t>Revise a limited claim after a slice failure. A toy network works better on centred patterns than on shifted patterns, so the team narrows its initial claim.</w:t>
+      </w:r>
+    </w:p>
+    <w:p>
+      <w:pPr>
+        <w:pStyle w:val="Heading3"/>
+      </w:pPr>
+      <w:r>
+        <w:t>Practice 1: explain the deciding evidence</w:t>
+      </w:r>
+    </w:p>
+    <w:p>
+      <w:r>
+        <w:t>Which labelled step matches this detail? Use separate shifted development patterns, then assess the frozen revision on reserved shifted cases.</w:t>
+      </w:r>
+    </w:p>
+    <w:p>
+      <w:r>
+        <w:t>1. Compute slice rates</w:t>
+      </w:r>
+    </w:p>
+    <w:p>
+      <w:r>
+        <w:t>2. Revise the claim</w:t>
+      </w:r>
+    </w:p>
+    <w:p>
+      <w:r>
+        <w:t>3. Plan a fair revision</w:t>
+      </w:r>
+    </w:p>
+    <w:p>
+      <w:pPr>
+        <w:pStyle w:val="Heading3"/>
+      </w:pPr>
+      <w:r>
+        <w:t>My selected conclusion, deciding fact and explanation</w:t>
+      </w:r>
+    </w:p>
+    <w:p>
+      <w:r>
+        <w:t>________________________________________________________________</w:t>
+      </w:r>
+    </w:p>
+    <w:p>
+      <w:r>
+        <w:t>________________________________________________________________</w:t>
+      </w:r>
+    </w:p>
+    <w:p>
+      <w:r>
+        <w:t>________________________________________________________________</w:t>
+      </w:r>
+    </w:p>
+    <w:p>
+      <w:r>
+        <w:t>________________________________________________________________</w:t>
+      </w:r>
+    </w:p>
+    <w:p>
+      <w:r>
+        <w:t>________________________________________________________________</w:t>
+      </w:r>
+    </w:p>
+    <w:p>
+      <w:r>
+        <w:t>Hint if needed: Read the steps in the pictorial case. Match the supplied detail to the stage that performs or records it.</w:t>
+      </w:r>
+    </w:p>
+    <w:p>
+      <w:r>
+        <w:t>After your attempt, compare with the supported explanation: Plan a fair revision Use separate shifted development patterns, then assess the frozen revision on reserved shifted cases. A limitation guides a better next experiment. Training on a failed evaluation example may help development, but that exposed example cannot remain the untouched evidence for the revision.</w:t>
+      </w:r>
+    </w:p>
+    <w:p>
+      <w:pPr>
+        <w:pStyle w:val="Heading3"/>
+      </w:pPr>
+      <w:r>
+        <w:t>Practice 2: explain the deciding evidence</w:t>
+      </w:r>
+    </w:p>
+    <w:p>
+      <w:r>
+        <w:t>Changed-case practice: Train the revision on all eight failed-slice evaluation patterns and rescore them. Which conclusion is supported by the supplied facts?</w:t>
+      </w:r>
+    </w:p>
+    <w:p>
+      <w:r>
+        <w:t>1. We can decide the result without examining the changed input or the procedure.</w:t>
+      </w:r>
+    </w:p>
+    <w:p>
+      <w:r>
+        <w:t>2. Treat the score as exposed-case development, not independent evidence of shift robustness.</w:t>
+      </w:r>
+    </w:p>
+    <w:p>
+      <w:r>
+        <w:t>3. This one example guarantees correct results for every future input.</w:t>
+      </w:r>
+    </w:p>
+    <w:p>
+      <w:pPr>
+        <w:pStyle w:val="Heading3"/>
+      </w:pPr>
+      <w:r>
+        <w:t>My selected conclusion, deciding fact and explanation</w:t>
+      </w:r>
+    </w:p>
+    <w:p>
+      <w:r>
+        <w:t>________________________________________________________________</w:t>
+      </w:r>
+    </w:p>
+    <w:p>
+      <w:r>
+        <w:t>________________________________________________________________</w:t>
+      </w:r>
+    </w:p>
+    <w:p>
+      <w:r>
+        <w:t>________________________________________________________________</w:t>
+      </w:r>
+    </w:p>
+    <w:p>
+      <w:r>
+        <w:t>________________________________________________________________</w:t>
+      </w:r>
+    </w:p>
+    <w:p>
+      <w:r>
+        <w:t>________________________________________________________________</w:t>
+      </w:r>
+    </w:p>
+    <w:p>
+      <w:r>
+        <w:t>Hint if needed: Use the changed condition and the deciding step in the pictorial trace. The answer must say what follows from those facts.</w:t>
+      </w:r>
+    </w:p>
+    <w:p>
+      <w:r>
+        <w:t>After your attempt, compare with the supported explanation: Treat the score as exposed-case development, not independent evidence of shift robustness. The evaluation records now influenced learning and model selection.</w:t>
+      </w:r>
+    </w:p>
+    <w:p>
+      <w:pPr>
+        <w:pStyle w:val="Heading3"/>
+      </w:pPr>
+      <w:r>
+        <w:t>Repair a missing building block</w:t>
+      </w:r>
+    </w:p>
+    <w:p>
+      <w:r>
+        <w:t>Review Capstone controlled experiments (ai-5/34). Goal: Trace matched two-update learning-rate experiments. Short practice: Compute the two correct counts and identify the changed case. Why would changing B’s training data weaken the conclusion about its added connection?. Return to this week and explain what you changed.</w:t>
+      </w:r>
+    </w:p>
+    <w:p>
+      <w:r>
+        <w:t>Review Documenting a network experiment (ai-5/32). Goal: Record a network experiment with enough detail to replay its calculations. Short practice: What additional evidence is needed for a final performance claim? Point to the relevant step in the picture, then write the changed result and the rule or evidence that supports it.. Return to this week and explain what you changed.</w:t>
+      </w:r>
+    </w:p>
+    <w:p>
+      <w:r>
+        <w:t>Review Uncertainty and failure analysis (ai-5/29). Goal: Distinguish a predicted class, confidence score and observed correctness. Short practice: What is C’s positive-class probability and chosen-label confidence? Point to the relevant step in the picture, then write the changed result and the rule or evidence that supports it.. Return to this week and explain what you changed.</w:t>
+      </w:r>
+    </w:p>
+    <w:p>
+      <w:pPr>
+        <w:pStyle w:val="Heading3"/>
+      </w:pPr>
+      <w:r>
+        <w:t>Keep your completed work</w:t>
+      </w:r>
+    </w:p>
+    <w:p>
+      <w:r>
+        <w:t>Use Download completed work in the hosted lesson to export your answers, reflections, practice feedback and code-run evidence. Open the HTML copy to read or print it. Drafts stay in this browser when storage is available; clear drafts on a shared device.</w:t>
+      </w:r>
+    </w:p>
     <w:sectPr>
       <w:pgSz w:w="12240" w:h="15840"/>
       <w:pgMar w:top="936" w:right="1008" w:bottom="936" w:left="1008" w:header="720" w:footer="720" w:gutter="0"/>

--- a/downloads/student/ai-5-week-35.docx
+++ b/downloads/student/ai-5-week-35.docx
@@ -42,6 +42,11 @@
       </w:r>
     </w:p>
     <w:p>
+      <w:r>
+        <w:t>Start with the target: Evaluate a frozen candidate and baseline on final rows. Try the recall before opening notes.</w:t>
+      </w:r>
+    </w:p>
+    <w:p>
       <w:pPr>
         <w:pStyle w:val="Heading3"/>
       </w:pPr>
@@ -50,18 +55,48 @@
       </w:r>
     </w:p>
     <w:p>
-      <w:r>
+      <w:pPr>
+        <w:spacing w:line="336" w:lineRule="auto" w:after="180"/>
+      </w:pPr>
+      <w:r>
+        <w:rPr>
+          <w:b w:val="0"/>
+        </w:rPr>
         <w:t>I can evaluate a frozen candidate and baseline on final rows.</w:t>
       </w:r>
     </w:p>
     <w:p>
-      <w:r>
+      <w:pPr>
+        <w:spacing w:line="336" w:lineRule="auto" w:after="180"/>
+      </w:pPr>
+      <w:r>
+        <w:rPr>
+          <w:b w:val="0"/>
+        </w:rPr>
         <w:t>I can identify a distribution limitation from raw errors.</w:t>
       </w:r>
     </w:p>
     <w:p>
-      <w:r>
-        <w:t>I can distinguish revision checks from new independent evaluation.</w:t>
+      <w:pPr>
+        <w:spacing w:line="336" w:lineRule="auto" w:after="180"/>
+      </w:pPr>
+      <w:r>
+        <w:rPr>
+          <w:b w:val="0"/>
+        </w:rPr>
+        <w:t xml:space="preserve">I can distinguish </w:t>
+      </w:r>
+      <w:r>
+        <w:rPr>
+          <w:b/>
+        </w:rPr>
+        <w:t>revision</w:t>
+      </w:r>
+      <w:r>
+        <w:rPr>
+          <w:b w:val="0"/>
+        </w:rPr>
+        <w:t xml:space="preserve"> checks from new independent evaluation.</w:t>
       </w:r>
     </w:p>
     <w:p>
@@ -73,48 +108,126 @@
       </w:r>
     </w:p>
     <w:p>
-      <w:r>
+      <w:pPr>
+        <w:spacing w:line="336" w:lineRule="auto" w:after="180"/>
+      </w:pPr>
+      <w:r>
+        <w:rPr>
+          <w:b w:val="0"/>
+        </w:rPr>
         <w:t>Close your notes first. A rough first answer helps us choose the right starting point; it is not a score for your ability.</w:t>
       </w:r>
     </w:p>
     <w:p>
-      <w:r>
+      <w:pPr>
+        <w:spacing w:line="336" w:lineRule="auto" w:after="180"/>
+      </w:pPr>
+      <w:r>
+        <w:rPr>
+          <w:b w:val="0"/>
+        </w:rPr>
         <w:t>Without opening the old lesson, explain one key idea from Capstone controlled experiments. Give an example and a mistake that the idea helps you avoid.</w:t>
       </w:r>
     </w:p>
     <w:p>
-      <w:r>
+      <w:pPr>
+        <w:spacing w:line="336" w:lineRule="auto" w:after="180"/>
+      </w:pPr>
+      <w:r>
+        <w:rPr>
+          <w:b w:val="0"/>
+        </w:rPr>
         <w:t>Without opening the old lesson, explain one key idea from Documenting a network experiment. Give an example and a mistake that the idea helps you avoid.</w:t>
       </w:r>
     </w:p>
     <w:p>
-      <w:r>
+      <w:pPr>
+        <w:spacing w:line="336" w:lineRule="auto" w:after="180"/>
+      </w:pPr>
+      <w:r>
+        <w:rPr>
+          <w:b w:val="0"/>
+        </w:rPr>
         <w:t>Without opening the old lesson, explain one key idea from Uncertainty and failure analysis. Give an example and a mistake that the idea helps you avoid.</w:t>
       </w:r>
     </w:p>
     <w:p>
-      <w:r>
-        <w:t>After trying, check the relevant lesson or ask your teacher. Change the part of your explanation that the evidence shows was wrong.</w:t>
-      </w:r>
-    </w:p>
-    <w:p>
-      <w:r>
+      <w:pPr>
+        <w:spacing w:line="336" w:lineRule="auto" w:after="180"/>
+      </w:pPr>
+      <w:r>
+        <w:rPr>
+          <w:b w:val="0"/>
+        </w:rPr>
+        <w:t xml:space="preserve">After trying, check the relevant lesson or ask your teacher. Change the part of your explanation that the </w:t>
+      </w:r>
+      <w:r>
+        <w:rPr>
+          <w:b/>
+        </w:rPr>
+        <w:t>evidence</w:t>
+      </w:r>
+      <w:r>
+        <w:rPr>
+          <w:b w:val="0"/>
+        </w:rPr>
+        <w:t xml:space="preserve"> shows was wrong.</w:t>
+      </w:r>
+    </w:p>
+    <w:p>
+      <w:pPr>
+        <w:spacing w:line="336" w:lineRule="auto" w:after="180"/>
+      </w:pPr>
+      <w:r>
+        <w:rPr>
+          <w:b w:val="0"/>
+        </w:rPr>
         <w:t>This week you will practise:</w:t>
       </w:r>
     </w:p>
     <w:p>
-      <w:r>
+      <w:pPr>
+        <w:spacing w:line="336" w:lineRule="auto" w:after="180"/>
+      </w:pPr>
+      <w:r>
+        <w:rPr>
+          <w:b w:val="0"/>
+        </w:rPr>
         <w:t>Evaluate a frozen candidate and baseline on final rows</w:t>
       </w:r>
     </w:p>
     <w:p>
-      <w:r>
+      <w:pPr>
+        <w:spacing w:line="336" w:lineRule="auto" w:after="180"/>
+      </w:pPr>
+      <w:r>
+        <w:rPr>
+          <w:b w:val="0"/>
+        </w:rPr>
         <w:t>Identify a distribution limitation from raw errors</w:t>
       </w:r>
     </w:p>
     <w:p>
-      <w:r>
-        <w:t>Distinguish revision checks from new independent evaluation</w:t>
+      <w:pPr>
+        <w:spacing w:line="336" w:lineRule="auto" w:after="180"/>
+      </w:pPr>
+      <w:r>
+        <w:rPr>
+          <w:b w:val="0"/>
+        </w:rPr>
+        <w:t xml:space="preserve">Distinguish </w:t>
+      </w:r>
+      <w:r>
+        <w:rPr>
+          <w:b/>
+        </w:rPr>
+        <w:t>revision</w:t>
+      </w:r>
+      <w:r>
+        <w:rPr>
+          <w:b w:val="0"/>
+        </w:rPr>
+        <w:t xml:space="preserve"> checks from new independent evaluation</w:t>
       </w:r>
     </w:p>
     <w:p>
@@ -126,7 +239,14 @@
       </w:r>
     </w:p>
     <w:p>
-      <w:r>
+      <w:pPr>
+        <w:spacing w:line="336" w:lineRule="auto" w:after="180"/>
+        <w:shd w:fill="F5F1FB"/>
+      </w:pPr>
+      <w:r>
+        <w:rPr>
+          <w:b w:val="0"/>
+        </w:rPr>
         <w:t>After selecting rate 0.2, may you change it after viewing final scores and keep calling those scores untouched?</w:t>
       </w:r>
     </w:p>
@@ -162,8 +282,26 @@
       </w:r>
     </w:p>
     <w:p>
-      <w:r>
-        <w:t>Explain capstone limitations and revision with a traceable toy-network case and a bounded conclusion.</w:t>
+      <w:pPr>
+        <w:spacing w:line="336" w:lineRule="auto" w:after="180"/>
+      </w:pPr>
+      <w:r>
+        <w:rPr>
+          <w:b w:val="0"/>
+        </w:rPr>
+        <w:t xml:space="preserve">Explain capstone limitations and </w:t>
+      </w:r>
+      <w:r>
+        <w:rPr>
+          <w:b/>
+        </w:rPr>
+        <w:t>revision</w:t>
+      </w:r>
+      <w:r>
+        <w:rPr>
+          <w:b w:val="0"/>
+        </w:rPr>
+        <w:t xml:space="preserve"> with a traceable toy-network case and a bounded conclusion.</w:t>
       </w:r>
     </w:p>
     <w:p>
@@ -176,12 +314,87 @@
     </w:p>
     <w:p>
       <w:r>
-        <w:t>Freeze the Week 34 candidate: max(0, a*x), initial a = 1, rate 0.2, two full-batch updates on (1,2),(2,4), no bias. The final weight is 2. The baseline is unchanged at a = 1. Now open final rows F1=(5,10), F2=(6,12), F3=(-1,-2), F4=(-2,-4). These fictional rows deliberately include a condition absent from the positive training and validation inputs. Opening them is an evaluation event, not permission to tune on them while retaining an independent-test claim.</w:t>
-      </w:r>
-    </w:p>
-    <w:p>
-      <w:r>
-        <w:t>Write raw predictions for both procedures before summarising. A low overall error can hide a systematic problem in a condition. These four constructed examples do not estimate prevalence or real-world performance.</w:t>
+        <w:t>Investigate the supplied Capstone limitations and revision case. Separate observations, given facts and assumptions before choosing an explanation.</w:t>
+      </w:r>
+    </w:p>
+    <w:p>
+      <w:pPr>
+        <w:spacing w:line="336" w:lineRule="auto" w:after="180"/>
+      </w:pPr>
+      <w:r>
+        <w:rPr>
+          <w:b w:val="0"/>
+        </w:rPr>
+        <w:t>Freeze the Week 34 candidate: max(0, a*x), initial a = 1, rate 0.2, two full-batch updates on (1,2),(2,4), no bias. The final weight is 2. The baseline is unchanged at a = 1.</w:t>
+      </w:r>
+    </w:p>
+    <w:p>
+      <w:pPr>
+        <w:spacing w:line="336" w:lineRule="auto" w:after="180"/>
+      </w:pPr>
+      <w:r>
+        <w:rPr>
+          <w:b w:val="0"/>
+        </w:rPr>
+        <w:t xml:space="preserve">Now open final rows F1=(5,10), F2=(6,12), F3=(-1,-2), F4=(-2,-4). These fictional rows deliberately include a condition absent from the positive </w:t>
+      </w:r>
+      <w:r>
+        <w:rPr>
+          <w:b/>
+        </w:rPr>
+        <w:t>training</w:t>
+      </w:r>
+      <w:r>
+        <w:rPr>
+          <w:b w:val="0"/>
+        </w:rPr>
+        <w:t xml:space="preserve"> and validation </w:t>
+      </w:r>
+      <w:r>
+        <w:rPr>
+          <w:b/>
+        </w:rPr>
+        <w:t>input</w:t>
+      </w:r>
+      <w:r>
+        <w:rPr>
+          <w:b w:val="0"/>
+        </w:rPr>
+        <w:t>s.</w:t>
+      </w:r>
+    </w:p>
+    <w:p>
+      <w:pPr>
+        <w:spacing w:line="336" w:lineRule="auto" w:after="180"/>
+      </w:pPr>
+      <w:r>
+        <w:rPr>
+          <w:b w:val="0"/>
+        </w:rPr>
+        <w:t>Opening them is an evaluation event, not permission to tune on them while retaining an independent-test claim.</w:t>
+      </w:r>
+    </w:p>
+    <w:p>
+      <w:pPr>
+        <w:spacing w:line="336" w:lineRule="auto" w:after="180"/>
+      </w:pPr>
+      <w:r>
+        <w:rPr>
+          <w:b w:val="0"/>
+        </w:rPr>
+        <w:t xml:space="preserve">Write raw </w:t>
+      </w:r>
+      <w:r>
+        <w:rPr>
+          <w:b/>
+        </w:rPr>
+        <w:t>prediction</w:t>
+      </w:r>
+      <w:r>
+        <w:rPr>
+          <w:b w:val="0"/>
+        </w:rPr>
+        <w:t>s for both procedures before summarising. A low overall error can hide a systematic problem in a condition. These four constructed examples do not estimate prevalence or real-world performance.</w:t>
       </w:r>
     </w:p>
     <w:p>
@@ -213,6 +426,11 @@
       </w:pPr>
       <w:r>
         <w:t>03. See how it works</w:t>
+      </w:r>
+    </w:p>
+    <w:p>
+      <w:r>
+        <w:t>Follow the mechanism for Capstone limitations and revision. Connect each labelled input, deciding step and result.</w:t>
       </w:r>
     </w:p>
     <w:tbl>
@@ -493,8 +711,37 @@
       </w:tr>
     </w:tbl>
     <w:p>
-      <w:r>
-        <w:t>Baseline squared errors are 25,36,4,16, so MSE is 81/4 = 20.25. Candidate squared errors are 0,0,4,16, so MSE is 20/4 = 5. The candidate passes the strict lower-MSE final criterion on these four rows. On the two negative-input rows its MSE is (4+16)/2 = 10; on the positive rows it is zero.</w:t>
+      <w:pPr>
+        <w:spacing w:line="336" w:lineRule="auto" w:after="180"/>
+      </w:pPr>
+      <w:r>
+        <w:rPr>
+          <w:b w:val="0"/>
+        </w:rPr>
+        <w:t>Baseline squared errors are 25,36,4,16, so MSE is 81/4 = 20.25. Candidate squared errors are 0,0,4,16, so MSE is 20/4 = 5. The candidate passes the strict lower-MSE final criterion on these four rows.</w:t>
+      </w:r>
+    </w:p>
+    <w:p>
+      <w:pPr>
+        <w:spacing w:line="336" w:lineRule="auto" w:after="180"/>
+      </w:pPr>
+      <w:r>
+        <w:rPr>
+          <w:b w:val="0"/>
+        </w:rPr>
+        <w:t>On the two negative-</w:t>
+      </w:r>
+      <w:r>
+        <w:rPr>
+          <w:b/>
+        </w:rPr>
+        <w:t>input</w:t>
+      </w:r>
+      <w:r>
+        <w:rPr>
+          <w:b w:val="0"/>
+        </w:rPr>
+        <w:t xml:space="preserve"> rows its MSE is (4+16)/2 = 10; on the positive rows it is zero.</w:t>
       </w:r>
     </w:p>
     <w:p>
@@ -662,8 +909,26 @@
       </w:r>
     </w:p>
     <w:p>
-      <w:r>
-        <w:t>Point to the input, the deciding step and the result in this week’s visual. Explain the same step in ordinary words. A picture helps when you can say what each part represents.</w:t>
+      <w:pPr>
+        <w:spacing w:line="336" w:lineRule="auto" w:after="180"/>
+      </w:pPr>
+      <w:r>
+        <w:rPr>
+          <w:b w:val="0"/>
+        </w:rPr>
+        <w:t xml:space="preserve">Point to the </w:t>
+      </w:r>
+      <w:r>
+        <w:rPr>
+          <w:b/>
+        </w:rPr>
+        <w:t>input</w:t>
+      </w:r>
+      <w:r>
+        <w:rPr>
+          <w:b w:val="0"/>
+        </w:rPr>
+        <w:t>, the deciding step and the result in this week’s visual. Explain the same step in ordinary words. A picture helps when you can say what each part represents.</w:t>
       </w:r>
     </w:p>
     <w:p>
@@ -675,6 +940,11 @@
       </w:r>
     </w:p>
     <w:p>
+      <w:r>
+        <w:t>Compare the supplied cases for Capstone limitations and revision. Identify the detail that changes the conclusion.</w:t>
+      </w:r>
+    </w:p>
+    <w:p>
       <w:pPr>
         <w:pStyle w:val="Heading3"/>
       </w:pPr>
@@ -683,8 +953,26 @@
       </w:r>
     </w:p>
     <w:p>
-      <w:r>
-        <w:t>Compute both overall MSE values and the candidate negative-input MSE. Apply the strict final criterion.</w:t>
+      <w:pPr>
+        <w:spacing w:line="336" w:lineRule="auto" w:after="180"/>
+      </w:pPr>
+      <w:r>
+        <w:rPr>
+          <w:b w:val="0"/>
+        </w:rPr>
+        <w:t>Compute both overall MSE values and the candidate negative-</w:t>
+      </w:r>
+      <w:r>
+        <w:rPr>
+          <w:b/>
+        </w:rPr>
+        <w:t>input</w:t>
+      </w:r>
+      <w:r>
+        <w:rPr>
+          <w:b w:val="0"/>
+        </w:rPr>
+        <w:t xml:space="preserve"> MSE. Apply the strict final criterion.</w:t>
       </w:r>
     </w:p>
     <w:p>
@@ -729,17 +1017,92 @@
       </w:r>
     </w:p>
     <w:p>
-      <w:r>
-        <w:t>Change: Train the revision on all eight failed-slice evaluation patterns and rescore them.</w:t>
-      </w:r>
-    </w:p>
-    <w:p>
-      <w:r>
-        <w:t>Prediction: Treat the score as exposed-case development, not independent evidence of shift robustness.</w:t>
-      </w:r>
-    </w:p>
-    <w:p>
-      <w:r>
+      <w:pPr>
+        <w:pStyle w:val="Heading3"/>
+      </w:pPr>
+      <w:r>
+        <w:t>Change one thing</w:t>
+      </w:r>
+    </w:p>
+    <w:p>
+      <w:pPr>
+        <w:spacing w:line="336" w:lineRule="auto" w:after="180"/>
+        <w:shd w:fill="F5F1FB"/>
+      </w:pPr>
+      <w:r>
+        <w:rPr>
+          <w:b w:val="0"/>
+        </w:rPr>
+        <w:t xml:space="preserve">Change: Train the </w:t>
+      </w:r>
+      <w:r>
+        <w:rPr>
+          <w:b/>
+        </w:rPr>
+        <w:t>revision</w:t>
+      </w:r>
+      <w:r>
+        <w:rPr>
+          <w:b w:val="0"/>
+        </w:rPr>
+        <w:t xml:space="preserve"> on all eight failed-slice evaluation patterns and rescore them.</w:t>
+      </w:r>
+    </w:p>
+    <w:p>
+      <w:pPr>
+        <w:pStyle w:val="Heading3"/>
+      </w:pPr>
+      <w:r>
+        <w:t>Predicted result</w:t>
+      </w:r>
+    </w:p>
+    <w:p>
+      <w:pPr>
+        <w:spacing w:line="336" w:lineRule="auto" w:after="180"/>
+        <w:shd w:fill="F1F6FC"/>
+      </w:pPr>
+      <w:r>
+        <w:rPr>
+          <w:b/>
+        </w:rPr>
+        <w:t>Prediction</w:t>
+      </w:r>
+      <w:r>
+        <w:rPr>
+          <w:b w:val="0"/>
+        </w:rPr>
+        <w:t xml:space="preserve">: Treat the score as exposed-case development, not independent </w:t>
+      </w:r>
+      <w:r>
+        <w:rPr>
+          <w:b/>
+        </w:rPr>
+        <w:t>evidence</w:t>
+      </w:r>
+      <w:r>
+        <w:rPr>
+          <w:b w:val="0"/>
+        </w:rPr>
+        <w:t xml:space="preserve"> of shift robustness.</w:t>
+      </w:r>
+    </w:p>
+    <w:p>
+      <w:pPr>
+        <w:pStyle w:val="Heading3"/>
+      </w:pPr>
+      <w:r>
+        <w:t>Why the result follows</w:t>
+      </w:r>
+    </w:p>
+    <w:p>
+      <w:pPr>
+        <w:spacing w:line="336" w:lineRule="auto" w:after="180"/>
+        <w:shd w:fill="F1F6FC"/>
+      </w:pPr>
+      <w:r>
+        <w:rPr>
+          <w:b w:val="0"/>
+        </w:rPr>
         <w:t>Reason: The evaluation records now influenced learning and model selection.</w:t>
       </w:r>
     </w:p>
@@ -749,6 +1112,11 @@
       </w:pPr>
       <w:r>
         <w:t>05. Words that unlock the idea</w:t>
+      </w:r>
+    </w:p>
+    <w:p>
+      <w:r>
+        <w:t>Use the vocabulary of Capstone limitations and revision to explain a concrete decision, rather than only memorising definitions.</w:t>
       </w:r>
     </w:p>
     <w:tbl>
@@ -908,12 +1276,7 @@
     </w:p>
     <w:p>
       <w:r>
-        <w:t>The ReLU output cannot be negative. When targets are negative, no choice of this scalar weight can produce the required negative output. More epochs do not remove that output constraint. A proposed signed linear output a*x would represent negative targets, but it changes the architecture. It needs a new version, appropriate fitting and selection, and fresh reserved evaluation.</w:t>
-      </w:r>
-    </w:p>
-    <w:p>
-      <w:r>
-        <w:t>Running that proposal on F3 and F4 checks the revealed failures. It does not create new independent final evidence. Preserve the original test result and label later scores as revision or regression checks. Do not replace the earlier failure report with a score from a new model on already inspected rows.</w:t>
+        <w:t>Follow the worked trace for Capstone limitations and revision, predict a step, then compare with its explanation.</w:t>
       </w:r>
     </w:p>
     <w:p>
@@ -921,11 +1284,165 @@
         <w:pStyle w:val="Heading3"/>
       </w:pPr>
       <w:r>
+        <w:t>Worked explanation · Capstone limitations and revision</w:t>
+      </w:r>
+    </w:p>
+    <w:p>
+      <w:pPr>
+        <w:spacing w:line="336" w:lineRule="auto" w:after="180"/>
+        <w:shd w:fill="F1F6FC"/>
+      </w:pPr>
+      <w:r>
+        <w:rPr>
+          <w:b w:val="0"/>
+        </w:rPr>
+        <w:t xml:space="preserve">The ReLU </w:t>
+      </w:r>
+      <w:r>
+        <w:rPr>
+          <w:b/>
+        </w:rPr>
+        <w:t>output</w:t>
+      </w:r>
+      <w:r>
+        <w:rPr>
+          <w:b w:val="0"/>
+        </w:rPr>
+        <w:t xml:space="preserve"> cannot be negative. When targets are negative, no choice of this scalar weight can produce the required negative </w:t>
+      </w:r>
+      <w:r>
+        <w:rPr>
+          <w:b/>
+        </w:rPr>
+        <w:t>output</w:t>
+      </w:r>
+      <w:r>
+        <w:rPr>
+          <w:b w:val="0"/>
+        </w:rPr>
+        <w:t xml:space="preserve">. More epochs do not remove that </w:t>
+      </w:r>
+      <w:r>
+        <w:rPr>
+          <w:b/>
+        </w:rPr>
+        <w:t>output</w:t>
+      </w:r>
+      <w:r>
+        <w:rPr>
+          <w:b w:val="0"/>
+        </w:rPr>
+        <w:t xml:space="preserve"> constraint.</w:t>
+      </w:r>
+    </w:p>
+    <w:p>
+      <w:pPr>
+        <w:spacing w:line="336" w:lineRule="auto" w:after="180"/>
+        <w:shd w:fill="F1F6FC"/>
+      </w:pPr>
+      <w:r>
+        <w:rPr>
+          <w:b w:val="0"/>
+        </w:rPr>
+        <w:t xml:space="preserve">A proposed signed linear </w:t>
+      </w:r>
+      <w:r>
+        <w:rPr>
+          <w:b/>
+        </w:rPr>
+        <w:t>output</w:t>
+      </w:r>
+      <w:r>
+        <w:rPr>
+          <w:b w:val="0"/>
+        </w:rPr>
+        <w:t xml:space="preserve"> a*x would represent negative targets, but it changes the architecture. It needs a new version, appropriate </w:t>
+      </w:r>
+      <w:r>
+        <w:rPr>
+          <w:b/>
+        </w:rPr>
+        <w:t>fitting</w:t>
+      </w:r>
+      <w:r>
+        <w:rPr>
+          <w:b w:val="0"/>
+        </w:rPr>
+        <w:t xml:space="preserve"> and selection, and fresh reserved evaluation.</w:t>
+      </w:r>
+    </w:p>
+    <w:p>
+      <w:pPr>
+        <w:pStyle w:val="Heading3"/>
+      </w:pPr>
+      <w:r>
+        <w:t>Worked explanation · Capstone limitations and revision</w:t>
+      </w:r>
+    </w:p>
+    <w:p>
+      <w:pPr>
+        <w:spacing w:line="336" w:lineRule="auto" w:after="180"/>
+        <w:shd w:fill="F1F6FC"/>
+      </w:pPr>
+      <w:r>
+        <w:rPr>
+          <w:b w:val="0"/>
+        </w:rPr>
+        <w:t xml:space="preserve">Running that proposal on F3 and F4 checks the revealed failures. It does not create new independent final </w:t>
+      </w:r>
+      <w:r>
+        <w:rPr>
+          <w:b/>
+        </w:rPr>
+        <w:t>evidence</w:t>
+      </w:r>
+      <w:r>
+        <w:rPr>
+          <w:b w:val="0"/>
+        </w:rPr>
+        <w:t xml:space="preserve">. Preserve the original test result and label later scores as </w:t>
+      </w:r>
+      <w:r>
+        <w:rPr>
+          <w:b/>
+        </w:rPr>
+        <w:t>revision</w:t>
+      </w:r>
+      <w:r>
+        <w:rPr>
+          <w:b w:val="0"/>
+        </w:rPr>
+        <w:t xml:space="preserve"> or regression checks.</w:t>
+      </w:r>
+    </w:p>
+    <w:p>
+      <w:pPr>
+        <w:spacing w:line="336" w:lineRule="auto" w:after="180"/>
+        <w:shd w:fill="F1F6FC"/>
+      </w:pPr>
+      <w:r>
+        <w:rPr>
+          <w:b w:val="0"/>
+        </w:rPr>
+        <w:t>Do not replace the earlier failure report with a score from a new model on already inspected rows.</w:t>
+      </w:r>
+    </w:p>
+    <w:p>
+      <w:pPr>
+        <w:pStyle w:val="Heading3"/>
+      </w:pPr>
+      <w:r>
         <w:t>Learn from the worked case</w:t>
       </w:r>
     </w:p>
     <w:p>
-      <w:r>
+      <w:pPr>
+        <w:spacing w:line="336" w:lineRule="auto" w:after="180"/>
+      </w:pPr>
+      <w:r>
+        <w:rPr>
+          <w:b w:val="0"/>
+        </w:rPr>
         <w:t>Cover the result before checking it. Say what is given, choose the procedure, and follow one step at a time. Then uncover the result and explain your first mismatch. Ask why a step is allowed, not only what number it produces.</w:t>
       </w:r>
     </w:p>
@@ -938,7 +1455,13 @@
       </w:r>
     </w:p>
     <w:p>
-      <w:r>
+      <w:pPr>
+        <w:spacing w:line="336" w:lineRule="auto" w:after="180"/>
+      </w:pPr>
+      <w:r>
+        <w:rPr>
+          <w:b w:val="0"/>
+        </w:rPr>
         <w:t>Revise a limited claim after a slice failure. A toy network works better on centred patterns than on shifted patterns, so the team narrows its initial claim.</w:t>
       </w:r>
     </w:p>
@@ -951,7 +1474,22 @@
       </w:r>
     </w:p>
     <w:p>
-      <w:r>
+      <w:pPr>
+        <w:pStyle w:val="Heading3"/>
+      </w:pPr>
+      <w:r>
+        <w:t>Supplied facts</w:t>
+      </w:r>
+    </w:p>
+    <w:p>
+      <w:pPr>
+        <w:spacing w:line="336" w:lineRule="auto" w:after="180"/>
+        <w:shd w:fill="F1F6FC"/>
+      </w:pPr>
+      <w:r>
+        <w:rPr>
+          <w:b w:val="0"/>
+        </w:rPr>
         <w:t>Centred slice: 7/8 correct. Shifted slice: 3/8 correct. The network and label rubric are frozen.</w:t>
       </w:r>
     </w:p>
@@ -1151,31 +1689,163 @@
       </w:r>
     </w:p>
     <w:p>
-      <w:r>
-        <w:t>A limitation guides a better next experiment. Training on a failed evaluation example may help development, but that exposed example cannot remain the untouched evidence for the revision.</w:t>
-      </w:r>
-    </w:p>
-    <w:p>
       <w:pPr>
         <w:pStyle w:val="Heading3"/>
       </w:pPr>
       <w:r>
+        <w:t>Why the result follows</w:t>
+      </w:r>
+    </w:p>
+    <w:p>
+      <w:pPr>
+        <w:spacing w:line="336" w:lineRule="auto" w:after="180"/>
+        <w:shd w:fill="F1F6FC"/>
+      </w:pPr>
+      <w:r>
+        <w:rPr>
+          <w:b w:val="0"/>
+        </w:rPr>
+        <w:t xml:space="preserve">A limitation guides a better next experiment. </w:t>
+      </w:r>
+      <w:r>
+        <w:rPr>
+          <w:b/>
+        </w:rPr>
+        <w:t>Training</w:t>
+      </w:r>
+      <w:r>
+        <w:rPr>
+          <w:b w:val="0"/>
+        </w:rPr>
+        <w:t xml:space="preserve"> on a failed evaluation example may help development, but that exposed example cannot remain the untouched </w:t>
+      </w:r>
+      <w:r>
+        <w:rPr>
+          <w:b/>
+        </w:rPr>
+        <w:t>evidence</w:t>
+      </w:r>
+      <w:r>
+        <w:rPr>
+          <w:b w:val="0"/>
+        </w:rPr>
+        <w:t xml:space="preserve"> for the </w:t>
+      </w:r>
+      <w:r>
+        <w:rPr>
+          <w:b/>
+        </w:rPr>
+        <w:t>revision</w:t>
+      </w:r>
+      <w:r>
+        <w:rPr>
+          <w:b w:val="0"/>
+        </w:rPr>
+        <w:t>.</w:t>
+      </w:r>
+    </w:p>
+    <w:p>
+      <w:pPr>
+        <w:pStyle w:val="Heading3"/>
+      </w:pPr>
+      <w:r>
         <w:t>What this example does not establish</w:t>
       </w:r>
     </w:p>
     <w:p>
-      <w:r>
+      <w:pPr>
+        <w:pStyle w:val="Heading3"/>
+      </w:pPr>
+      <w:r>
+        <w:t>Keep the stated limit</w:t>
+      </w:r>
+    </w:p>
+    <w:p>
+      <w:pPr>
+        <w:spacing w:line="336" w:lineRule="auto" w:after="180"/>
+        <w:shd w:fill="FFF5E6"/>
+      </w:pPr>
+      <w:r>
+        <w:rPr>
+          <w:b w:val="0"/>
+        </w:rPr>
         <w:t>Small slices may vary; this example diagnoses an observed weakness without inventing a population rate or cause.</w:t>
       </w:r>
     </w:p>
     <w:p>
-      <w:r>
-        <w:t>Read the labelled picture: Calculate the slice rates and explain the claim revision. If the team trains on the shifted evaluation patterns, what kind of evidence does their rerun provide?</w:t>
-      </w:r>
-    </w:p>
-    <w:p>
-      <w:r>
-        <w:t>Change one thing: Train the revision on all eight failed-slice evaluation patterns and rescore them. Predict the result before checking the explanation. What remains the same?</w:t>
+      <w:pPr>
+        <w:pStyle w:val="Heading3"/>
+      </w:pPr>
+      <w:r>
+        <w:t>Keep the stated limit</w:t>
+      </w:r>
+    </w:p>
+    <w:p>
+      <w:pPr>
+        <w:spacing w:line="336" w:lineRule="auto" w:after="180"/>
+        <w:shd w:fill="FFF5E6"/>
+      </w:pPr>
+      <w:r>
+        <w:rPr>
+          <w:b w:val="0"/>
+        </w:rPr>
+        <w:t xml:space="preserve">Read the labelled picture: Calculate the slice rates and explain the claim </w:t>
+      </w:r>
+      <w:r>
+        <w:rPr>
+          <w:b/>
+        </w:rPr>
+        <w:t>revision</w:t>
+      </w:r>
+      <w:r>
+        <w:rPr>
+          <w:b w:val="0"/>
+        </w:rPr>
+        <w:t xml:space="preserve">. If the team trains on the shifted evaluation patterns, what kind of </w:t>
+      </w:r>
+      <w:r>
+        <w:rPr>
+          <w:b/>
+        </w:rPr>
+        <w:t>evidence</w:t>
+      </w:r>
+      <w:r>
+        <w:rPr>
+          <w:b w:val="0"/>
+        </w:rPr>
+        <w:t xml:space="preserve"> does their rerun provide?</w:t>
+      </w:r>
+    </w:p>
+    <w:p>
+      <w:pPr>
+        <w:pStyle w:val="Heading3"/>
+      </w:pPr>
+      <w:r>
+        <w:t>Keep the stated limit</w:t>
+      </w:r>
+    </w:p>
+    <w:p>
+      <w:pPr>
+        <w:spacing w:line="336" w:lineRule="auto" w:after="180"/>
+        <w:shd w:fill="FFF5E6"/>
+      </w:pPr>
+      <w:r>
+        <w:rPr>
+          <w:b w:val="0"/>
+        </w:rPr>
+        <w:t xml:space="preserve">Change one thing: Train the </w:t>
+      </w:r>
+      <w:r>
+        <w:rPr>
+          <w:b/>
+        </w:rPr>
+        <w:t>revision</w:t>
+      </w:r>
+      <w:r>
+        <w:rPr>
+          <w:b w:val="0"/>
+        </w:rPr>
+        <w:t xml:space="preserve"> on all eight failed-slice evaluation patterns and rescore them. Predict the result before checking the explanation. What remains the same?</w:t>
       </w:r>
     </w:p>
     <w:p>
@@ -1188,7 +1858,7 @@
     </w:p>
     <w:p>
       <w:r>
-        <w:t>Supported example: for a = 2 on x = -3 with target -6, the ReLU prediction is 0, residual 6 and squared error 36. The signed proposal predicts -6 on this revealed case. This demonstrates that the alternative can represent the case; it does not establish how well a newly trained model will perform elsewhere.</w:t>
+        <w:t>Find the unsupported step in the Capstone limitations and revision claim and explain a repair using the supplied evidence.</w:t>
       </w:r>
     </w:p>
     <w:p>
@@ -1196,6 +1866,62 @@
         <w:pStyle w:val="Heading3"/>
       </w:pPr>
       <w:r>
+        <w:t>Check the claim against the facts</w:t>
+      </w:r>
+    </w:p>
+    <w:p>
+      <w:pPr>
+        <w:spacing w:line="336" w:lineRule="auto" w:after="180"/>
+        <w:shd w:fill="FFF5E6"/>
+      </w:pPr>
+      <w:r>
+        <w:rPr>
+          <w:b w:val="0"/>
+        </w:rPr>
+        <w:t xml:space="preserve">Supported example: for a = 2 on x = -3 with target -6, the ReLU </w:t>
+      </w:r>
+      <w:r>
+        <w:rPr>
+          <w:b/>
+        </w:rPr>
+        <w:t>prediction</w:t>
+      </w:r>
+      <w:r>
+        <w:rPr>
+          <w:b w:val="0"/>
+        </w:rPr>
+        <w:t xml:space="preserve"> is 0, </w:t>
+      </w:r>
+      <w:r>
+        <w:rPr>
+          <w:b/>
+        </w:rPr>
+        <w:t>residual</w:t>
+      </w:r>
+      <w:r>
+        <w:rPr>
+          <w:b w:val="0"/>
+        </w:rPr>
+        <w:t xml:space="preserve"> 6 and squared error 36. The signed proposal predicts -6 on this revealed case.</w:t>
+      </w:r>
+    </w:p>
+    <w:p>
+      <w:pPr>
+        <w:spacing w:line="336" w:lineRule="auto" w:after="180"/>
+        <w:shd w:fill="FFF5E6"/>
+      </w:pPr>
+      <w:r>
+        <w:rPr>
+          <w:b w:val="0"/>
+        </w:rPr>
+        <w:t>This demonstrates that the alternative can represent the case; it does not establish how well a newly trained model will perform elsewhere.</w:t>
+      </w:r>
+    </w:p>
+    <w:p>
+      <w:pPr>
+        <w:pStyle w:val="Heading3"/>
+      </w:pPr>
+      <w:r>
         <w:t>Guided: calculate both predictions and errors and explain which claim the comparison supports.</w:t>
       </w:r>
     </w:p>
@@ -1233,8 +1959,50 @@
       </w:r>
     </w:p>
     <w:p>
-      <w:r>
-        <w:t>Why cannot extra training alone make this ReLU output negative? Name a proposed change and the evidence it would require.</w:t>
+      <w:pPr>
+        <w:spacing w:line="336" w:lineRule="auto" w:after="180"/>
+      </w:pPr>
+      <w:r>
+        <w:rPr>
+          <w:b w:val="0"/>
+        </w:rPr>
+        <w:t xml:space="preserve">Why cannot extra </w:t>
+      </w:r>
+      <w:r>
+        <w:rPr>
+          <w:b/>
+        </w:rPr>
+        <w:t>training</w:t>
+      </w:r>
+      <w:r>
+        <w:rPr>
+          <w:b w:val="0"/>
+        </w:rPr>
+        <w:t xml:space="preserve"> alone make this ReLU </w:t>
+      </w:r>
+      <w:r>
+        <w:rPr>
+          <w:b/>
+        </w:rPr>
+        <w:t>output</w:t>
+      </w:r>
+      <w:r>
+        <w:rPr>
+          <w:b w:val="0"/>
+        </w:rPr>
+        <w:t xml:space="preserve"> negative? Name a proposed change and the </w:t>
+      </w:r>
+      <w:r>
+        <w:rPr>
+          <w:b/>
+        </w:rPr>
+        <w:t>evidence</w:t>
+      </w:r>
+      <w:r>
+        <w:rPr>
+          <w:b w:val="0"/>
+        </w:rPr>
+        <w:t xml:space="preserve"> it would require.</w:t>
       </w:r>
     </w:p>
     <w:p>
@@ -1285,7 +2053,30 @@
     </w:p>
     <w:p>
       <w:r>
-        <w:t>For F1–F4 calculate candidate residuals and squared errors.</w:t>
+        <w:t>Practise Capstone limitations and revision with support, then explain the deciding step in your own words.</w:t>
+      </w:r>
+    </w:p>
+    <w:p>
+      <w:pPr>
+        <w:spacing w:line="336" w:lineRule="auto" w:after="180"/>
+      </w:pPr>
+      <w:r>
+        <w:rPr>
+          <w:b w:val="0"/>
+        </w:rPr>
+        <w:t xml:space="preserve">For F1–F4 calculate candidate </w:t>
+      </w:r>
+      <w:r>
+        <w:rPr>
+          <w:b/>
+        </w:rPr>
+        <w:t>residual</w:t>
+      </w:r>
+      <w:r>
+        <w:rPr>
+          <w:b w:val="0"/>
+        </w:rPr>
+        <w:t>s and squared errors.</w:t>
       </w:r>
     </w:p>
     <w:p>
@@ -1358,8 +2149,38 @@
       </w:r>
     </w:p>
     <w:p>
-      <w:r>
-        <w:t>Use workbook W2 for the connected example “Capstone limitations and revision”. First fill the input and rule boxes. Try the middle steps before asking for a hint. After a hint, try the next step yourself.</w:t>
+      <w:pPr>
+        <w:spacing w:line="336" w:lineRule="auto" w:after="180"/>
+      </w:pPr>
+      <w:r>
+        <w:rPr>
+          <w:b w:val="0"/>
+        </w:rPr>
+        <w:t xml:space="preserve">Use workbook W2 for the connected example “Capstone limitations and </w:t>
+      </w:r>
+      <w:r>
+        <w:rPr>
+          <w:b/>
+        </w:rPr>
+        <w:t>revision</w:t>
+      </w:r>
+      <w:r>
+        <w:rPr>
+          <w:b w:val="0"/>
+        </w:rPr>
+        <w:t xml:space="preserve">”. First fill the </w:t>
+      </w:r>
+      <w:r>
+        <w:rPr>
+          <w:b/>
+        </w:rPr>
+        <w:t>input</w:t>
+      </w:r>
+      <w:r>
+        <w:rPr>
+          <w:b w:val="0"/>
+        </w:rPr>
+        <w:t xml:space="preserve"> and rule boxes. Try the middle steps before asking for a hint. After a hint, try the next step yourself.</w:t>
       </w:r>
     </w:p>
     <w:tbl>
@@ -1442,7 +2263,13 @@
       </w:tr>
     </w:tbl>
     <w:p>
-      <w:r>
+      <w:pPr>
+        <w:spacing w:line="336" w:lineRule="auto" w:after="180"/>
+      </w:pPr>
+      <w:r>
+        <w:rPr>
+          <w:b w:val="0"/>
+        </w:rPr>
         <w:t>Explain your trace to a partner. Your partner points to one step to check. Swap roles on the next case. Each person writes their own explanation.</w:t>
       </w:r>
     </w:p>
@@ -1455,12 +2282,47 @@
       </w:r>
     </w:p>
     <w:p>
-      <w:r>
-        <w:t>Use the worked case for Capstone limitations and revision. Proposed explanation: “Passing a criterion means no failures remain”. Decide whether this explanation is supported. Point to the step or supplied fact that decides; explain your repair if needed.</w:t>
-      </w:r>
-    </w:p>
-    <w:p>
-      <w:r>
+      <w:pPr>
+        <w:spacing w:line="336" w:lineRule="auto" w:after="180"/>
+      </w:pPr>
+      <w:r>
+        <w:rPr>
+          <w:b w:val="0"/>
+        </w:rPr>
+        <w:t xml:space="preserve">Use the worked case for Capstone limitations and </w:t>
+      </w:r>
+      <w:r>
+        <w:rPr>
+          <w:b/>
+        </w:rPr>
+        <w:t>revision</w:t>
+      </w:r>
+      <w:r>
+        <w:rPr>
+          <w:b w:val="0"/>
+        </w:rPr>
+        <w:t>. Proposed explanation: “Passing a criterion means no failures remain”. Decide whether this explanation is supported.</w:t>
+      </w:r>
+    </w:p>
+    <w:p>
+      <w:pPr>
+        <w:spacing w:line="336" w:lineRule="auto" w:after="180"/>
+      </w:pPr>
+      <w:r>
+        <w:rPr>
+          <w:b w:val="0"/>
+        </w:rPr>
+        <w:t>Point to the step or supplied fact that decides; explain your repair if needed.</w:t>
+      </w:r>
+    </w:p>
+    <w:p>
+      <w:pPr>
+        <w:spacing w:line="336" w:lineRule="auto" w:after="180"/>
+      </w:pPr>
+      <w:r>
+        <w:rPr>
+          <w:b w:val="0"/>
+        </w:rPr>
         <w:t>Answer on your own before discussion. If you are unsure, say which step you need help with.</w:t>
       </w:r>
     </w:p>
@@ -1473,8 +2335,39 @@
       </w:r>
     </w:p>
     <w:p>
-      <w:r>
-        <w:t>Calculate the slice rates and explain the claim revision. If the team trains on the shifted evaluation patterns, what kind of evidence does their rerun provide?</w:t>
+      <w:pPr>
+        <w:spacing w:line="336" w:lineRule="auto" w:after="180"/>
+        <w:shd w:fill="F5F1FB"/>
+      </w:pPr>
+      <w:r>
+        <w:rPr>
+          <w:b w:val="0"/>
+        </w:rPr>
+        <w:t xml:space="preserve">Calculate the slice rates and explain the claim </w:t>
+      </w:r>
+      <w:r>
+        <w:rPr>
+          <w:b/>
+        </w:rPr>
+        <w:t>revision</w:t>
+      </w:r>
+      <w:r>
+        <w:rPr>
+          <w:b w:val="0"/>
+        </w:rPr>
+        <w:t xml:space="preserve">. If the team trains on the shifted evaluation patterns, what kind of </w:t>
+      </w:r>
+      <w:r>
+        <w:rPr>
+          <w:b/>
+        </w:rPr>
+        <w:t>evidence</w:t>
+      </w:r>
+      <w:r>
+        <w:rPr>
+          <w:b w:val="0"/>
+        </w:rPr>
+        <w:t xml:space="preserve"> does their rerun provide?</w:t>
       </w:r>
     </w:p>
     <w:p>
@@ -1506,7 +2399,13 @@
       </w:r>
     </w:p>
     <w:p>
-      <w:r>
+      <w:pPr>
+        <w:spacing w:line="336" w:lineRule="auto" w:after="180"/>
+      </w:pPr>
+      <w:r>
+        <w:rPr>
+          <w:b w:val="0"/>
+        </w:rPr>
         <w:t>This is supported practice. Keep the separately named independent case for an attempt before feedback.</w:t>
       </w:r>
     </w:p>
@@ -1519,6 +2418,11 @@
       </w:r>
     </w:p>
     <w:p>
+      <w:r>
+        <w:t>Investigate Capstone limitations and revision. Record the prediction, actual observation or labelled paper trace, explanation and next test separately.</w:t>
+      </w:r>
+    </w:p>
+    <w:p>
       <w:pPr>
         <w:pStyle w:val="Heading3"/>
       </w:pPr>
@@ -1527,8 +2431,26 @@
       </w:r>
     </w:p>
     <w:p>
-      <w:r>
-        <w:t>Compute both overall MSE values and the candidate negative-input MSE. Apply the strict final criterion.</w:t>
+      <w:pPr>
+        <w:spacing w:line="336" w:lineRule="auto" w:after="180"/>
+      </w:pPr>
+      <w:r>
+        <w:rPr>
+          <w:b w:val="0"/>
+        </w:rPr>
+        <w:t>Compute both overall MSE values and the candidate negative-</w:t>
+      </w:r>
+      <w:r>
+        <w:rPr>
+          <w:b/>
+        </w:rPr>
+        <w:t>input</w:t>
+      </w:r>
+      <w:r>
+        <w:rPr>
+          <w:b w:val="0"/>
+        </w:rPr>
+        <w:t xml:space="preserve"> MSE. Apply the strict final criterion.</w:t>
       </w:r>
     </w:p>
     <w:tbl>
@@ -1668,7 +2590,13 @@
       </w:tr>
     </w:tbl>
     <w:p>
-      <w:r>
+      <w:pPr>
+        <w:spacing w:line="336" w:lineRule="auto" w:after="180"/>
+      </w:pPr>
+      <w:r>
+        <w:rPr>
+          <w:b w:val="0"/>
+        </w:rPr>
         <w:t>On paper, trace the supplied procedure. If code is provided, predict before running it in a local practice file. Never write an expected answer as though it were an observed run.</w:t>
       </w:r>
     </w:p>
@@ -1681,7 +2609,13 @@
       </w:r>
     </w:p>
     <w:p>
-      <w:r>
+      <w:pPr>
+        <w:spacing w:line="336" w:lineRule="auto" w:after="180"/>
+      </w:pPr>
+      <w:r>
+        <w:rPr>
+          <w:b w:val="0"/>
+        </w:rPr>
         <w:t>Before trying: what do I expect, and why? While trying: which step could first go wrong? Afterwards: what did I actually observe, and what should change? Keep “not run” if you only traced the procedure.</w:t>
       </w:r>
     </w:p>
@@ -1694,6 +2628,11 @@
       </w:r>
     </w:p>
     <w:p>
+      <w:r>
+        <w:t>Move from recall to tracing, diagnosis and transfer in Capstone limitations and revision. Explain why each step is justified.</w:t>
+      </w:r>
+    </w:p>
+    <w:p>
       <w:pPr>
         <w:pStyle w:val="Heading3"/>
       </w:pPr>
@@ -1702,18 +2641,96 @@
       </w:r>
     </w:p>
     <w:p>
-      <w:r>
-        <w:t>For F1–F4 calculate candidate residuals and squared errors.</w:t>
-      </w:r>
-    </w:p>
-    <w:p>
-      <w:r>
-        <w:t>Why cannot extra training alone make this ReLU output negative? Name a proposed change and the evidence it would require.</w:t>
-      </w:r>
-    </w:p>
-    <w:p>
-      <w:r>
-        <w:t>After inspecting F1–F4, a student changes to prediction 2*x and reports “new final MSE 0”. Explain the accurate label and the next evaluation step.</w:t>
+      <w:pPr>
+        <w:spacing w:line="336" w:lineRule="auto" w:after="180"/>
+      </w:pPr>
+      <w:r>
+        <w:rPr>
+          <w:b w:val="0"/>
+        </w:rPr>
+        <w:t xml:space="preserve">For F1–F4 calculate candidate </w:t>
+      </w:r>
+      <w:r>
+        <w:rPr>
+          <w:b/>
+        </w:rPr>
+        <w:t>residual</w:t>
+      </w:r>
+      <w:r>
+        <w:rPr>
+          <w:b w:val="0"/>
+        </w:rPr>
+        <w:t>s and squared errors.</w:t>
+      </w:r>
+    </w:p>
+    <w:p>
+      <w:pPr>
+        <w:spacing w:line="336" w:lineRule="auto" w:after="180"/>
+      </w:pPr>
+      <w:r>
+        <w:rPr>
+          <w:b w:val="0"/>
+        </w:rPr>
+        <w:t xml:space="preserve">Why cannot extra </w:t>
+      </w:r>
+      <w:r>
+        <w:rPr>
+          <w:b/>
+        </w:rPr>
+        <w:t>training</w:t>
+      </w:r>
+      <w:r>
+        <w:rPr>
+          <w:b w:val="0"/>
+        </w:rPr>
+        <w:t xml:space="preserve"> alone make this ReLU </w:t>
+      </w:r>
+      <w:r>
+        <w:rPr>
+          <w:b/>
+        </w:rPr>
+        <w:t>output</w:t>
+      </w:r>
+      <w:r>
+        <w:rPr>
+          <w:b w:val="0"/>
+        </w:rPr>
+        <w:t xml:space="preserve"> negative? Name a proposed change and the </w:t>
+      </w:r>
+      <w:r>
+        <w:rPr>
+          <w:b/>
+        </w:rPr>
+        <w:t>evidence</w:t>
+      </w:r>
+      <w:r>
+        <w:rPr>
+          <w:b w:val="0"/>
+        </w:rPr>
+        <w:t xml:space="preserve"> it would require.</w:t>
+      </w:r>
+    </w:p>
+    <w:p>
+      <w:pPr>
+        <w:spacing w:line="336" w:lineRule="auto" w:after="180"/>
+      </w:pPr>
+      <w:r>
+        <w:rPr>
+          <w:b w:val="0"/>
+        </w:rPr>
+        <w:t xml:space="preserve">After inspecting F1–F4, a student changes to </w:t>
+      </w:r>
+      <w:r>
+        <w:rPr>
+          <w:b/>
+        </w:rPr>
+        <w:t>prediction</w:t>
+      </w:r>
+      <w:r>
+        <w:rPr>
+          <w:b w:val="0"/>
+        </w:rPr>
+        <w:t xml:space="preserve"> 2*x and reports “new final MSE 0”. Explain the accurate label and the next evaluation step.</w:t>
       </w:r>
     </w:p>
     <w:p>
@@ -1759,7 +2776,65 @@
     </w:p>
     <w:p>
       <w:r>
-        <w:t>For Image-pattern Network Investigation, use this week’s independent task as a rehearsal for the final evidence pack: A frozen ReLU candidate with a = 3 is compared with baseline a = 1 on final rows (2,6),(4,12),(-1,-3),(-2,-6). Compute both MSE values and candidate MSE on negative inputs. Write a bounded conclusion. Keep actual observations separate from expected results, preserve failures, compare a baseline and explain the limits.</w:t>
+        <w:t>Apply this week’s idea to Image-pattern Network Investigation. Keep an annotated decision and the evidence supporting it.</w:t>
+      </w:r>
+    </w:p>
+    <w:p>
+      <w:pPr>
+        <w:spacing w:line="336" w:lineRule="auto" w:after="180"/>
+      </w:pPr>
+      <w:r>
+        <w:rPr>
+          <w:b w:val="0"/>
+        </w:rPr>
+        <w:t xml:space="preserve">For Image-pattern Network Investigation, use this week’s independent task as a rehearsal for the final </w:t>
+      </w:r>
+      <w:r>
+        <w:rPr>
+          <w:b/>
+        </w:rPr>
+        <w:t>evidence</w:t>
+      </w:r>
+      <w:r>
+        <w:rPr>
+          <w:b w:val="0"/>
+        </w:rPr>
+        <w:t xml:space="preserve"> pack: A frozen ReLU candidate with a = 3 is compared with baseline a = 1 on final rows (2,6),(4,12),(-1,-3),(-2,-6).</w:t>
+      </w:r>
+    </w:p>
+    <w:p>
+      <w:pPr>
+        <w:spacing w:line="336" w:lineRule="auto" w:after="180"/>
+      </w:pPr>
+      <w:r>
+        <w:rPr>
+          <w:b w:val="0"/>
+        </w:rPr>
+        <w:t xml:space="preserve">Compute both MSE values and candidate MSE on negative </w:t>
+      </w:r>
+      <w:r>
+        <w:rPr>
+          <w:b/>
+        </w:rPr>
+        <w:t>input</w:t>
+      </w:r>
+      <w:r>
+        <w:rPr>
+          <w:b w:val="0"/>
+        </w:rPr>
+        <w:t xml:space="preserve">s. Write a bounded conclusion. Keep actual </w:t>
+      </w:r>
+      <w:r>
+        <w:rPr>
+          <w:b/>
+        </w:rPr>
+        <w:t>observation</w:t>
+      </w:r>
+      <w:r>
+        <w:rPr>
+          <w:b w:val="0"/>
+        </w:rPr>
+        <w:t>s separate from expected results, preserve failures, compare a baseline and explain the limits.</w:t>
       </w:r>
     </w:p>
     <w:tbl>
@@ -1887,7 +2962,13 @@
       </w:r>
     </w:p>
     <w:p>
-      <w:r>
+      <w:pPr>
+        <w:spacing w:line="336" w:lineRule="auto" w:after="180"/>
+      </w:pPr>
+      <w:r>
+        <w:rPr>
+          <w:b w:val="0"/>
+        </w:rPr>
         <w:t>For the Image-pattern Network Investigation, save the labelled trace and the changed-case explanation beside the experiment record. State exactly what this example supports before linking it to the wider capstone claim.</w:t>
       </w:r>
     </w:p>
@@ -1901,7 +2982,65 @@
     </w:p>
     <w:p>
       <w:r>
-        <w:t>A revision record names the observed failure, proposed mechanism, changed rule, preserved earlier results and new evaluation plan. Reserve fresh cases spanning the relevant input conditions. Include regression checks for earlier successes, and keep independent evaluation separate. Record any cases still missing from coverage.</w:t>
+        <w:t>Use a genuinely new case for independent evidence. Previously discussed examples remain practice; use the separately named independent case before feedback.</w:t>
+      </w:r>
+    </w:p>
+    <w:p>
+      <w:pPr>
+        <w:spacing w:line="336" w:lineRule="auto" w:after="180"/>
+      </w:pPr>
+      <w:r>
+        <w:rPr>
+          <w:b w:val="0"/>
+        </w:rPr>
+        <w:t xml:space="preserve">A </w:t>
+      </w:r>
+      <w:r>
+        <w:rPr>
+          <w:b/>
+        </w:rPr>
+        <w:t>revision</w:t>
+      </w:r>
+      <w:r>
+        <w:rPr>
+          <w:b w:val="0"/>
+        </w:rPr>
+        <w:t xml:space="preserve"> record names the observed failure, proposed </w:t>
+      </w:r>
+      <w:r>
+        <w:rPr>
+          <w:b/>
+        </w:rPr>
+        <w:t>mechanism</w:t>
+      </w:r>
+      <w:r>
+        <w:rPr>
+          <w:b w:val="0"/>
+        </w:rPr>
+        <w:t xml:space="preserve">, changed rule, preserved earlier results and new evaluation plan. Reserve fresh cases spanning the relevant </w:t>
+      </w:r>
+      <w:r>
+        <w:rPr>
+          <w:b/>
+        </w:rPr>
+        <w:t>input</w:t>
+      </w:r>
+      <w:r>
+        <w:rPr>
+          <w:b w:val="0"/>
+        </w:rPr>
+        <w:t xml:space="preserve"> conditions.</w:t>
+      </w:r>
+    </w:p>
+    <w:p>
+      <w:pPr>
+        <w:spacing w:line="336" w:lineRule="auto" w:after="180"/>
+      </w:pPr>
+      <w:r>
+        <w:rPr>
+          <w:b w:val="0"/>
+        </w:rPr>
+        <w:t>Include regression checks for earlier successes, and keep independent evaluation separate. Record any cases still missing from coverage.</w:t>
       </w:r>
     </w:p>
     <w:p>
@@ -1938,8 +3077,26 @@
       </w:r>
     </w:p>
     <w:p>
-      <w:r>
-        <w:t>After inspecting F1–F4, a student changes to prediction 2*x and reports “new final MSE 0”. Explain the accurate label and the next evaluation step.</w:t>
+      <w:pPr>
+        <w:spacing w:line="336" w:lineRule="auto" w:after="180"/>
+      </w:pPr>
+      <w:r>
+        <w:rPr>
+          <w:b w:val="0"/>
+        </w:rPr>
+        <w:t xml:space="preserve">After inspecting F1–F4, a student changes to </w:t>
+      </w:r>
+      <w:r>
+        <w:rPr>
+          <w:b/>
+        </w:rPr>
+        <w:t>prediction</w:t>
+      </w:r>
+      <w:r>
+        <w:rPr>
+          <w:b w:val="0"/>
+        </w:rPr>
+        <w:t xml:space="preserve"> 2*x and reports “new final MSE 0”. Explain the accurate label and the next evaluation step.</w:t>
       </w:r>
     </w:p>
     <w:p>
@@ -1976,6 +3133,11 @@
       </w:pPr>
       <w:r>
         <w:t>13. Study a complete case</w:t>
+      </w:r>
+    </w:p>
+    <w:p>
+      <w:r>
+        <w:t>Revisit the complete Capstone limitations and revision case for supported practice. Repeated examples do not become fresh assessments.</w:t>
       </w:r>
     </w:p>
     <w:p>
@@ -2143,8 +3305,26 @@
       </w:r>
     </w:p>
     <w:p>
-      <w:r>
-        <w:t>Follow the input through the stated procedure to its result. Cover the result first, predict it, then explain every intermediate step. The text/table accompanies the figure so the example can be read without colour.</w:t>
+      <w:pPr>
+        <w:spacing w:line="336" w:lineRule="auto" w:after="180"/>
+      </w:pPr>
+      <w:r>
+        <w:rPr>
+          <w:b w:val="0"/>
+        </w:rPr>
+        <w:t xml:space="preserve">Follow the </w:t>
+      </w:r>
+      <w:r>
+        <w:rPr>
+          <w:b/>
+        </w:rPr>
+        <w:t>input</w:t>
+      </w:r>
+      <w:r>
+        <w:rPr>
+          <w:b w:val="0"/>
+        </w:rPr>
+        <w:t xml:space="preserve"> through the stated procedure to its result. Cover the result first, predict it, then explain every intermediate step. The text/table accompanies the figure so the example can be read without colour.</w:t>
       </w:r>
     </w:p>
     <w:p>
@@ -2194,6 +3374,11 @@
       </w:r>
     </w:p>
     <w:p>
+      <w:r>
+        <w:t>Attempt the reserved new case before feedback. Record support; the earlier examples below remain additional practice.</w:t>
+      </w:r>
+    </w:p>
+    <w:p>
       <w:pPr>
         <w:pStyle w:val="Heading3"/>
       </w:pPr>
@@ -2202,8 +3387,26 @@
       </w:r>
     </w:p>
     <w:p>
-      <w:r>
-        <w:t>A frozen ReLU candidate with a = 3 is compared with baseline a = 1 on final rows (2,6),(4,12),(-1,-3),(-2,-6). Compute both MSE values and candidate MSE on negative inputs. Write a bounded conclusion.</w:t>
+      <w:pPr>
+        <w:spacing w:line="336" w:lineRule="auto" w:after="180"/>
+      </w:pPr>
+      <w:r>
+        <w:rPr>
+          <w:b w:val="0"/>
+        </w:rPr>
+        <w:t xml:space="preserve">A frozen ReLU candidate with a = 3 is compared with baseline a = 1 on final rows (2,6),(4,12),(-1,-3),(-2,-6). Compute both MSE values and candidate MSE on negative </w:t>
+      </w:r>
+      <w:r>
+        <w:rPr>
+          <w:b/>
+        </w:rPr>
+        <w:t>input</w:t>
+      </w:r>
+      <w:r>
+        <w:rPr>
+          <w:b w:val="0"/>
+        </w:rPr>
+        <w:t>s. Write a bounded conclusion.</w:t>
       </w:r>
     </w:p>
     <w:p>
@@ -2250,7 +3453,13 @@
       </w:r>
     </w:p>
     <w:p>
-      <w:r>
+      <w:pPr>
+        <w:spacing w:line="336" w:lineRule="auto" w:after="180"/>
+      </w:pPr>
+      <w:r>
+        <w:rPr>
+          <w:b w:val="0"/>
+        </w:rPr>
         <w:t>Attempt this case before feedback. Record any help. Earlier examples below are further practice; a case already practised with feedback cannot establish fresh transfer.</w:t>
       </w:r>
     </w:p>
@@ -2263,8 +3472,26 @@
       </w:r>
     </w:p>
     <w:p>
-      <w:r>
-        <w:t>A frozen ReLU candidate with a = 3 is compared with baseline a = 1 on final rows (2,6),(4,12),(-1,-3),(-2,-6). Compute both MSE values and candidate MSE on negative inputs. Write a bounded conclusion.</w:t>
+      <w:pPr>
+        <w:spacing w:line="336" w:lineRule="auto" w:after="180"/>
+      </w:pPr>
+      <w:r>
+        <w:rPr>
+          <w:b w:val="0"/>
+        </w:rPr>
+        <w:t xml:space="preserve">A frozen ReLU candidate with a = 3 is compared with baseline a = 1 on final rows (2,6),(4,12),(-1,-3),(-2,-6). Compute both MSE values and candidate MSE on negative </w:t>
+      </w:r>
+      <w:r>
+        <w:rPr>
+          <w:b/>
+        </w:rPr>
+        <w:t>input</w:t>
+      </w:r>
+      <w:r>
+        <w:rPr>
+          <w:b w:val="0"/>
+        </w:rPr>
+        <w:t>s. Write a bounded conclusion.</w:t>
       </w:r>
     </w:p>
     <w:p>
@@ -2316,7 +3543,13 @@
       </w:r>
     </w:p>
     <w:p>
-      <w:r>
+      <w:pPr>
+        <w:spacing w:line="336" w:lineRule="auto" w:after="180"/>
+      </w:pPr>
+      <w:r>
+        <w:rPr>
+          <w:b w:val="0"/>
+        </w:rPr>
         <w:t>Record support used: none, hint or teacher explanation. After feedback, a different case is needed to demonstrate independence.</w:t>
       </w:r>
     </w:p>
@@ -2329,8 +3562,25 @@
       </w:r>
     </w:p>
     <w:p>
-      <w:r>
-        <w:t>Attempt the independent case before hints. Record whether you worked alone, used a hint or followed a model. After feedback, fix the first unsupported step and explain why it changed. A later check uses a changed case, not a copied answer.</w:t>
+      <w:pPr>
+        <w:spacing w:line="336" w:lineRule="auto" w:after="180"/>
+      </w:pPr>
+      <w:r>
+        <w:rPr>
+          <w:b w:val="0"/>
+        </w:rPr>
+        <w:t>Attempt the independent case before hints. Record whether you worked alone, used a hint or followed a model. After feedback, fix the first unsupported step and explain why it changed.</w:t>
+      </w:r>
+    </w:p>
+    <w:p>
+      <w:pPr>
+        <w:spacing w:line="336" w:lineRule="auto" w:after="180"/>
+      </w:pPr>
+      <w:r>
+        <w:rPr>
+          <w:b w:val="0"/>
+        </w:rPr>
+        <w:t>A later check uses a changed case, not a copied answer.</w:t>
       </w:r>
     </w:p>
     <w:p>
@@ -2343,6 +3593,17 @@
     </w:p>
     <w:p>
       <w:r>
+        <w:t>Use this map to navigate Capstone limitations and revision, connect the goals to tasks and keep one evidence record for each attempt.</w:t>
+      </w:r>
+    </w:p>
+    <w:p>
+      <w:pPr>
+        <w:spacing w:line="336" w:lineRule="auto" w:after="180"/>
+      </w:pPr>
+      <w:r>
+        <w:rPr>
+          <w:b w:val="0"/>
+        </w:rPr>
         <w:t>Start with this question: Revise a limited claim after a slice failure. A toy network works better on centred patterns than on shifted patterns, so the team narrows its initial claim.</w:t>
       </w:r>
     </w:p>
@@ -2449,13 +3710,61 @@
       </w:tr>
     </w:tbl>
     <w:p>
-      <w:r>
-        <w:t>Remember → watch and explain → try with help → investigate → try independently → keep project evidence. Your teacher may spread this lesson across several classes.</w:t>
-      </w:r>
-    </w:p>
-    <w:p>
-      <w:r>
-        <w:t>Keep your first prediction. Compare it with what the evidence shows and explain any change.</w:t>
+      <w:pPr>
+        <w:spacing w:line="336" w:lineRule="auto" w:after="180"/>
+      </w:pPr>
+      <w:r>
+        <w:rPr>
+          <w:b w:val="0"/>
+        </w:rPr>
+        <w:t xml:space="preserve">Remember → watch and explain → try with help → investigate → try independently → keep project </w:t>
+      </w:r>
+      <w:r>
+        <w:rPr>
+          <w:b/>
+        </w:rPr>
+        <w:t>evidence</w:t>
+      </w:r>
+      <w:r>
+        <w:rPr>
+          <w:b w:val="0"/>
+        </w:rPr>
+        <w:t>. Your teacher may spread this lesson across several classes.</w:t>
+      </w:r>
+    </w:p>
+    <w:p>
+      <w:pPr>
+        <w:spacing w:line="336" w:lineRule="auto" w:after="180"/>
+      </w:pPr>
+      <w:r>
+        <w:rPr>
+          <w:b w:val="0"/>
+        </w:rPr>
+        <w:t xml:space="preserve">Keep your first </w:t>
+      </w:r>
+      <w:r>
+        <w:rPr>
+          <w:b/>
+        </w:rPr>
+        <w:t>prediction</w:t>
+      </w:r>
+      <w:r>
+        <w:rPr>
+          <w:b w:val="0"/>
+        </w:rPr>
+        <w:t xml:space="preserve">. Compare it with what the </w:t>
+      </w:r>
+      <w:r>
+        <w:rPr>
+          <w:b/>
+        </w:rPr>
+        <w:t>evidence</w:t>
+      </w:r>
+      <w:r>
+        <w:rPr>
+          <w:b w:val="0"/>
+        </w:rPr>
+        <w:t xml:space="preserve"> shows and explain any change.</w:t>
       </w:r>
     </w:p>
     <w:p>
@@ -2468,6 +3777,17 @@
     </w:p>
     <w:p>
       <w:r>
+        <w:t>Explain Capstone limitations and revision without notes, identify a remaining question and plan a later check with a changed case.</w:t>
+      </w:r>
+    </w:p>
+    <w:p>
+      <w:pPr>
+        <w:spacing w:line="336" w:lineRule="auto" w:after="180"/>
+      </w:pPr>
+      <w:r>
+        <w:rPr>
+          <w:b w:val="0"/>
+        </w:rPr>
         <w:t>Close your notes. Explain this goal in your own words: Evaluate a frozen candidate and baseline on final rows</w:t>
       </w:r>
     </w:p>
@@ -2505,13 +3825,61 @@
       </w:r>
     </w:p>
     <w:p>
-      <w:r>
-        <w:t>If you are unsure, return to the worked picture and explain one arrow. If you are ready, change an input or assumption and justify your prediction.</w:t>
-      </w:r>
-    </w:p>
-    <w:p>
-      <w:r>
-        <w:t>Save your workbook evidence. At the next review, try a different case before opening your old answer.</w:t>
+      <w:pPr>
+        <w:spacing w:line="336" w:lineRule="auto" w:after="180"/>
+      </w:pPr>
+      <w:r>
+        <w:rPr>
+          <w:b w:val="0"/>
+        </w:rPr>
+        <w:t xml:space="preserve">If you are unsure, return to the worked picture and explain one arrow. If you are ready, change an </w:t>
+      </w:r>
+      <w:r>
+        <w:rPr>
+          <w:b/>
+        </w:rPr>
+        <w:t>input</w:t>
+      </w:r>
+      <w:r>
+        <w:rPr>
+          <w:b w:val="0"/>
+        </w:rPr>
+        <w:t xml:space="preserve"> or assumption and justify your </w:t>
+      </w:r>
+      <w:r>
+        <w:rPr>
+          <w:b/>
+        </w:rPr>
+        <w:t>prediction</w:t>
+      </w:r>
+      <w:r>
+        <w:rPr>
+          <w:b w:val="0"/>
+        </w:rPr>
+        <w:t>.</w:t>
+      </w:r>
+    </w:p>
+    <w:p>
+      <w:pPr>
+        <w:spacing w:line="336" w:lineRule="auto" w:after="180"/>
+      </w:pPr>
+      <w:r>
+        <w:rPr>
+          <w:b w:val="0"/>
+        </w:rPr>
+        <w:t xml:space="preserve">Save your workbook </w:t>
+      </w:r>
+      <w:r>
+        <w:rPr>
+          <w:b/>
+        </w:rPr>
+        <w:t>evidence</w:t>
+      </w:r>
+      <w:r>
+        <w:rPr>
+          <w:b w:val="0"/>
+        </w:rPr>
+        <w:t>. At the next review, try a different case before opening your old answer.</w:t>
       </w:r>
     </w:p>
     <w:p>
@@ -2524,11 +3892,28 @@
     </w:p>
     <w:p>
       <w:r>
+        <w:t>Attempt supported questions before using hints or feedback. Review a missing building block, then keep the completed work.</w:t>
+      </w:r>
+    </w:p>
+    <w:p>
+      <w:pPr>
+        <w:spacing w:line="336" w:lineRule="auto" w:after="180"/>
+      </w:pPr>
+      <w:r>
+        <w:rPr>
+          <w:b w:val="0"/>
+        </w:rPr>
         <w:t>Use this supported practice once, in the browser or on paper. Keep the reserved independent assessment for a separate first attempt before teacher feedback.</w:t>
       </w:r>
     </w:p>
     <w:p>
-      <w:r>
+      <w:pPr>
+        <w:spacing w:line="336" w:lineRule="auto" w:after="180"/>
+      </w:pPr>
+      <w:r>
+        <w:rPr>
+          <w:b w:val="0"/>
+        </w:rPr>
         <w:t>Revise a limited claim after a slice failure. A toy network works better on centred patterns than on shifted patterns, so the team narrows its initial claim.</w:t>
       </w:r>
     </w:p>
@@ -2541,23 +3926,68 @@
       </w:r>
     </w:p>
     <w:p>
-      <w:r>
-        <w:t>Which labelled step matches this detail? Use separate shifted development patterns, then assess the frozen revision on reserved shifted cases.</w:t>
-      </w:r>
-    </w:p>
-    <w:p>
-      <w:r>
+      <w:pPr>
+        <w:spacing w:line="336" w:lineRule="auto" w:after="180"/>
+      </w:pPr>
+      <w:r>
+        <w:rPr>
+          <w:b w:val="0"/>
+        </w:rPr>
+        <w:t xml:space="preserve">Which labelled step matches this detail? Use separate shifted development patterns, then assess the frozen </w:t>
+      </w:r>
+      <w:r>
+        <w:rPr>
+          <w:b/>
+        </w:rPr>
+        <w:t>revision</w:t>
+      </w:r>
+      <w:r>
+        <w:rPr>
+          <w:b w:val="0"/>
+        </w:rPr>
+        <w:t xml:space="preserve"> on reserved shifted cases.</w:t>
+      </w:r>
+    </w:p>
+    <w:p>
+      <w:pPr>
+        <w:spacing w:line="336" w:lineRule="auto" w:after="180"/>
+        <w:shd w:fill="F4F9FC"/>
+      </w:pPr>
+      <w:r>
+        <w:rPr>
+          <w:b w:val="0"/>
+        </w:rPr>
         <w:t>1. Compute slice rates</w:t>
       </w:r>
     </w:p>
     <w:p>
-      <w:r>
+      <w:pPr>
+        <w:spacing w:line="336" w:lineRule="auto" w:after="180"/>
+        <w:shd w:fill="F4F9FC"/>
+      </w:pPr>
+      <w:r>
+        <w:rPr>
+          <w:b w:val="0"/>
+        </w:rPr>
         <w:t>2. Revise the claim</w:t>
       </w:r>
     </w:p>
     <w:p>
-      <w:r>
-        <w:t>3. Plan a fair revision</w:t>
+      <w:pPr>
+        <w:spacing w:line="336" w:lineRule="auto" w:after="180"/>
+        <w:shd w:fill="F4F9FC"/>
+      </w:pPr>
+      <w:r>
+        <w:rPr>
+          <w:b w:val="0"/>
+        </w:rPr>
+        <w:t xml:space="preserve">3. Plan a fair </w:t>
+      </w:r>
+      <w:r>
+        <w:rPr>
+          <w:b/>
+        </w:rPr>
+        <w:t>revision</w:t>
       </w:r>
     </w:p>
     <w:p>
@@ -2594,48 +4024,234 @@
       </w:r>
     </w:p>
     <w:p>
-      <w:r>
+      <w:pPr>
+        <w:pStyle w:val="Heading3"/>
+      </w:pPr>
+      <w:r>
+        <w:t>Hint · try first</w:t>
+      </w:r>
+    </w:p>
+    <w:p>
+      <w:pPr>
+        <w:spacing w:line="336" w:lineRule="auto" w:after="180"/>
+        <w:shd w:fill="F1F6F8"/>
+      </w:pPr>
+      <w:r>
+        <w:rPr>
+          <w:b w:val="0"/>
+        </w:rPr>
         <w:t>Hint if needed: Read the steps in the pictorial case. Match the supplied detail to the stage that performs or records it.</w:t>
       </w:r>
     </w:p>
     <w:p>
-      <w:r>
-        <w:t>After your attempt, compare with the supported explanation: Plan a fair revision Use separate shifted development patterns, then assess the frozen revision on reserved shifted cases. A limitation guides a better next experiment. Training on a failed evaluation example may help development, but that exposed example cannot remain the untouched evidence for the revision.</w:t>
-      </w:r>
-    </w:p>
-    <w:p>
       <w:pPr>
         <w:pStyle w:val="Heading3"/>
       </w:pPr>
       <w:r>
+        <w:t>Feedback · compare after trying</w:t>
+      </w:r>
+    </w:p>
+    <w:p>
+      <w:pPr>
+        <w:spacing w:line="336" w:lineRule="auto" w:after="180"/>
+        <w:shd w:fill="F1F6FC"/>
+      </w:pPr>
+      <w:r>
+        <w:rPr>
+          <w:b w:val="0"/>
+        </w:rPr>
+        <w:t xml:space="preserve">After your attempt, compare with the supported explanation: Plan a fair </w:t>
+      </w:r>
+      <w:r>
+        <w:rPr>
+          <w:b/>
+        </w:rPr>
+        <w:t>revision</w:t>
+      </w:r>
+      <w:r>
+        <w:rPr>
+          <w:b w:val="0"/>
+        </w:rPr>
+        <w:t xml:space="preserve"> Use separate shifted development patterns, then assess the frozen </w:t>
+      </w:r>
+      <w:r>
+        <w:rPr>
+          <w:b/>
+        </w:rPr>
+        <w:t>revision</w:t>
+      </w:r>
+      <w:r>
+        <w:rPr>
+          <w:b w:val="0"/>
+        </w:rPr>
+        <w:t xml:space="preserve"> on reserved shifted cases.</w:t>
+      </w:r>
+    </w:p>
+    <w:p>
+      <w:pPr>
+        <w:spacing w:line="336" w:lineRule="auto" w:after="180"/>
+        <w:shd w:fill="F1F6FC"/>
+      </w:pPr>
+      <w:r>
+        <w:rPr>
+          <w:b w:val="0"/>
+        </w:rPr>
+        <w:t xml:space="preserve">A limitation guides a better next experiment. </w:t>
+      </w:r>
+      <w:r>
+        <w:rPr>
+          <w:b/>
+        </w:rPr>
+        <w:t>Training</w:t>
+      </w:r>
+      <w:r>
+        <w:rPr>
+          <w:b w:val="0"/>
+        </w:rPr>
+        <w:t xml:space="preserve"> on a failed evaluation example may help development, but that exposed example cannot remain the untouched </w:t>
+      </w:r>
+      <w:r>
+        <w:rPr>
+          <w:b/>
+        </w:rPr>
+        <w:t>evidence</w:t>
+      </w:r>
+      <w:r>
+        <w:rPr>
+          <w:b w:val="0"/>
+        </w:rPr>
+        <w:t xml:space="preserve"> for the </w:t>
+      </w:r>
+      <w:r>
+        <w:rPr>
+          <w:b/>
+        </w:rPr>
+        <w:t>revision</w:t>
+      </w:r>
+      <w:r>
+        <w:rPr>
+          <w:b w:val="0"/>
+        </w:rPr>
+        <w:t>.</w:t>
+      </w:r>
+    </w:p>
+    <w:p>
+      <w:pPr>
+        <w:pStyle w:val="Heading3"/>
+      </w:pPr>
+      <w:r>
         <w:t>Practice 2: explain the deciding evidence</w:t>
       </w:r>
     </w:p>
     <w:p>
-      <w:r>
-        <w:t>Changed-case practice: Train the revision on all eight failed-slice evaluation patterns and rescore them. Which conclusion is supported by the supplied facts?</w:t>
-      </w:r>
-    </w:p>
-    <w:p>
-      <w:r>
-        <w:t>1. We can decide the result without examining the changed input or the procedure.</w:t>
-      </w:r>
-    </w:p>
-    <w:p>
-      <w:r>
-        <w:t>2. Treat the score as exposed-case development, not independent evidence of shift robustness.</w:t>
-      </w:r>
-    </w:p>
-    <w:p>
-      <w:r>
-        <w:t>3. This one example guarantees correct results for every future input.</w:t>
-      </w:r>
-    </w:p>
-    <w:p>
       <w:pPr>
         <w:pStyle w:val="Heading3"/>
       </w:pPr>
       <w:r>
+        <w:t>Changed case · predict first</w:t>
+      </w:r>
+    </w:p>
+    <w:p>
+      <w:pPr>
+        <w:spacing w:line="336" w:lineRule="auto" w:after="180"/>
+        <w:shd w:fill="F5F1FB"/>
+      </w:pPr>
+      <w:r>
+        <w:rPr>
+          <w:b w:val="0"/>
+        </w:rPr>
+        <w:t xml:space="preserve">Changed-case practice: Train the </w:t>
+      </w:r>
+      <w:r>
+        <w:rPr>
+          <w:b/>
+        </w:rPr>
+        <w:t>revision</w:t>
+      </w:r>
+      <w:r>
+        <w:rPr>
+          <w:b w:val="0"/>
+        </w:rPr>
+        <w:t xml:space="preserve"> on all eight failed-slice evaluation patterns and rescore them. Which conclusion is supported by the supplied facts?</w:t>
+      </w:r>
+    </w:p>
+    <w:p>
+      <w:pPr>
+        <w:spacing w:line="336" w:lineRule="auto" w:after="180"/>
+        <w:shd w:fill="F4F9FC"/>
+      </w:pPr>
+      <w:r>
+        <w:rPr>
+          <w:b w:val="0"/>
+        </w:rPr>
+        <w:t xml:space="preserve">1. We can decide the result without examining the changed </w:t>
+      </w:r>
+      <w:r>
+        <w:rPr>
+          <w:b/>
+        </w:rPr>
+        <w:t>input</w:t>
+      </w:r>
+      <w:r>
+        <w:rPr>
+          <w:b w:val="0"/>
+        </w:rPr>
+        <w:t xml:space="preserve"> or the procedure.</w:t>
+      </w:r>
+    </w:p>
+    <w:p>
+      <w:pPr>
+        <w:spacing w:line="336" w:lineRule="auto" w:after="180"/>
+        <w:shd w:fill="F4F9FC"/>
+      </w:pPr>
+      <w:r>
+        <w:rPr>
+          <w:b w:val="0"/>
+        </w:rPr>
+        <w:t xml:space="preserve">2. Treat the score as exposed-case development, not independent </w:t>
+      </w:r>
+      <w:r>
+        <w:rPr>
+          <w:b/>
+        </w:rPr>
+        <w:t>evidence</w:t>
+      </w:r>
+      <w:r>
+        <w:rPr>
+          <w:b w:val="0"/>
+        </w:rPr>
+        <w:t xml:space="preserve"> of shift robustness.</w:t>
+      </w:r>
+    </w:p>
+    <w:p>
+      <w:pPr>
+        <w:spacing w:line="336" w:lineRule="auto" w:after="180"/>
+        <w:shd w:fill="F4F9FC"/>
+      </w:pPr>
+      <w:r>
+        <w:rPr>
+          <w:b w:val="0"/>
+        </w:rPr>
+        <w:t xml:space="preserve">3. This one example guarantees correct results for every future </w:t>
+      </w:r>
+      <w:r>
+        <w:rPr>
+          <w:b/>
+        </w:rPr>
+        <w:t>input</w:t>
+      </w:r>
+      <w:r>
+        <w:rPr>
+          <w:b w:val="0"/>
+        </w:rPr>
+        <w:t>.</w:t>
+      </w:r>
+    </w:p>
+    <w:p>
+      <w:pPr>
+        <w:pStyle w:val="Heading3"/>
+      </w:pPr>
+      <w:r>
         <w:t>My selected conclusion, deciding fact and explanation</w:t>
       </w:r>
     </w:p>
@@ -2665,36 +4281,177 @@
       </w:r>
     </w:p>
     <w:p>
-      <w:r>
+      <w:pPr>
+        <w:pStyle w:val="Heading3"/>
+      </w:pPr>
+      <w:r>
+        <w:t>Hint · try first</w:t>
+      </w:r>
+    </w:p>
+    <w:p>
+      <w:pPr>
+        <w:spacing w:line="336" w:lineRule="auto" w:after="180"/>
+        <w:shd w:fill="F1F6F8"/>
+      </w:pPr>
+      <w:r>
+        <w:rPr>
+          <w:b w:val="0"/>
+        </w:rPr>
         <w:t>Hint if needed: Use the changed condition and the deciding step in the pictorial trace. The answer must say what follows from those facts.</w:t>
       </w:r>
     </w:p>
     <w:p>
-      <w:r>
-        <w:t>After your attempt, compare with the supported explanation: Treat the score as exposed-case development, not independent evidence of shift robustness. The evaluation records now influenced learning and model selection.</w:t>
-      </w:r>
-    </w:p>
-    <w:p>
       <w:pPr>
         <w:pStyle w:val="Heading3"/>
       </w:pPr>
       <w:r>
+        <w:t>Feedback · compare after trying</w:t>
+      </w:r>
+    </w:p>
+    <w:p>
+      <w:pPr>
+        <w:spacing w:line="336" w:lineRule="auto" w:after="180"/>
+        <w:shd w:fill="F1F6FC"/>
+      </w:pPr>
+      <w:r>
+        <w:rPr>
+          <w:b w:val="0"/>
+        </w:rPr>
+        <w:t xml:space="preserve">After your attempt, compare with the supported explanation: Treat the score as exposed-case development, not independent </w:t>
+      </w:r>
+      <w:r>
+        <w:rPr>
+          <w:b/>
+        </w:rPr>
+        <w:t>evidence</w:t>
+      </w:r>
+      <w:r>
+        <w:rPr>
+          <w:b w:val="0"/>
+        </w:rPr>
+        <w:t xml:space="preserve"> of shift robustness. The evaluation records now influenced learning and model selection.</w:t>
+      </w:r>
+    </w:p>
+    <w:p>
+      <w:pPr>
+        <w:pStyle w:val="Heading3"/>
+      </w:pPr>
+      <w:r>
         <w:t>Repair a missing building block</w:t>
       </w:r>
     </w:p>
     <w:p>
-      <w:r>
-        <w:t>Review Capstone controlled experiments (ai-5/34). Goal: Trace matched two-update learning-rate experiments. Short practice: Compute the two correct counts and identify the changed case. Why would changing B’s training data weaken the conclusion about its added connection?. Return to this week and explain what you changed.</w:t>
-      </w:r>
-    </w:p>
-    <w:p>
-      <w:r>
-        <w:t>Review Documenting a network experiment (ai-5/32). Goal: Record a network experiment with enough detail to replay its calculations. Short practice: What additional evidence is needed for a final performance claim? Point to the relevant step in the picture, then write the changed result and the rule or evidence that supports it.. Return to this week and explain what you changed.</w:t>
-      </w:r>
-    </w:p>
-    <w:p>
-      <w:r>
-        <w:t>Review Uncertainty and failure analysis (ai-5/29). Goal: Distinguish a predicted class, confidence score and observed correctness. Short practice: What is C’s positive-class probability and chosen-label confidence? Point to the relevant step in the picture, then write the changed result and the rule or evidence that supports it.. Return to this week and explain what you changed.</w:t>
+      <w:pPr>
+        <w:spacing w:line="336" w:lineRule="auto" w:after="180"/>
+      </w:pPr>
+      <w:r>
+        <w:rPr>
+          <w:b w:val="0"/>
+        </w:rPr>
+        <w:t>Review Capstone controlled experiments (ai-5/34). Goal: Trace matched two-update learning-rate experiments. Short practice: Compute the two correct counts and identify the changed case.</w:t>
+      </w:r>
+    </w:p>
+    <w:p>
+      <w:pPr>
+        <w:spacing w:line="336" w:lineRule="auto" w:after="180"/>
+      </w:pPr>
+      <w:r>
+        <w:rPr>
+          <w:b w:val="0"/>
+        </w:rPr>
+        <w:t xml:space="preserve">Why would changing B’s </w:t>
+      </w:r>
+      <w:r>
+        <w:rPr>
+          <w:b/>
+        </w:rPr>
+        <w:t>training</w:t>
+      </w:r>
+      <w:r>
+        <w:rPr>
+          <w:b w:val="0"/>
+        </w:rPr>
+        <w:t xml:space="preserve"> data weaken the conclusion about its added connection?. Return to this week and explain what you changed.</w:t>
+      </w:r>
+    </w:p>
+    <w:p>
+      <w:pPr>
+        <w:spacing w:line="336" w:lineRule="auto" w:after="180"/>
+      </w:pPr>
+      <w:r>
+        <w:rPr>
+          <w:b w:val="0"/>
+        </w:rPr>
+        <w:t xml:space="preserve">Review Documenting a network experiment (ai-5/32). Goal: Record a network experiment with enough detail to replay its calculations. Short practice: What additional </w:t>
+      </w:r>
+      <w:r>
+        <w:rPr>
+          <w:b/>
+        </w:rPr>
+        <w:t>evidence</w:t>
+      </w:r>
+      <w:r>
+        <w:rPr>
+          <w:b w:val="0"/>
+        </w:rPr>
+        <w:t xml:space="preserve"> is needed for a final performance claim?</w:t>
+      </w:r>
+    </w:p>
+    <w:p>
+      <w:pPr>
+        <w:spacing w:line="336" w:lineRule="auto" w:after="180"/>
+      </w:pPr>
+      <w:r>
+        <w:rPr>
+          <w:b w:val="0"/>
+        </w:rPr>
+        <w:t xml:space="preserve">Point to the relevant step in the picture, then write the changed result and the rule or </w:t>
+      </w:r>
+      <w:r>
+        <w:rPr>
+          <w:b/>
+        </w:rPr>
+        <w:t>evidence</w:t>
+      </w:r>
+      <w:r>
+        <w:rPr>
+          <w:b w:val="0"/>
+        </w:rPr>
+        <w:t xml:space="preserve"> that supports it.. Return to this week and explain what you changed.</w:t>
+      </w:r>
+    </w:p>
+    <w:p>
+      <w:pPr>
+        <w:spacing w:line="336" w:lineRule="auto" w:after="180"/>
+      </w:pPr>
+      <w:r>
+        <w:rPr>
+          <w:b w:val="0"/>
+        </w:rPr>
+        <w:t>Review Uncertainty and failure analysis (ai-5/29). Goal: Distinguish a predicted class, confidence score and observed correctness. Short practice: What is C’s positive-class probability and chosen-label confidence?</w:t>
+      </w:r>
+    </w:p>
+    <w:p>
+      <w:pPr>
+        <w:spacing w:line="336" w:lineRule="auto" w:after="180"/>
+      </w:pPr>
+      <w:r>
+        <w:rPr>
+          <w:b w:val="0"/>
+        </w:rPr>
+        <w:t xml:space="preserve">Point to the relevant step in the picture, then write the changed result and the rule or </w:t>
+      </w:r>
+      <w:r>
+        <w:rPr>
+          <w:b/>
+        </w:rPr>
+        <w:t>evidence</w:t>
+      </w:r>
+      <w:r>
+        <w:rPr>
+          <w:b w:val="0"/>
+        </w:rPr>
+        <w:t xml:space="preserve"> that supports it.. Return to this week and explain what you changed.</w:t>
       </w:r>
     </w:p>
     <w:p>
@@ -2706,8 +4463,675 @@
       </w:r>
     </w:p>
     <w:p>
-      <w:r>
-        <w:t>Use Download completed work in the hosted lesson to export your answers, reflections, practice feedback and code-run evidence. Open the HTML copy to read or print it. Drafts stay in this browser when storage is available; clear drafts on a shared device.</w:t>
+      <w:pPr>
+        <w:spacing w:line="336" w:lineRule="auto" w:after="180"/>
+      </w:pPr>
+      <w:r>
+        <w:rPr>
+          <w:b w:val="0"/>
+        </w:rPr>
+        <w:t xml:space="preserve">Use Download completed work in the hosted lesson to export your answers, reflections, practice feedback and code-run </w:t>
+      </w:r>
+      <w:r>
+        <w:rPr>
+          <w:b/>
+        </w:rPr>
+        <w:t>evidence</w:t>
+      </w:r>
+      <w:r>
+        <w:rPr>
+          <w:b w:val="0"/>
+        </w:rPr>
+        <w:t>. Open the HTML copy to read or print it.</w:t>
+      </w:r>
+    </w:p>
+    <w:p>
+      <w:pPr>
+        <w:spacing w:line="336" w:lineRule="auto" w:after="180"/>
+      </w:pPr>
+      <w:r>
+        <w:rPr>
+          <w:b w:val="0"/>
+        </w:rPr>
+        <w:t>Drafts stay in this browser when storage is available; clear drafts on a shared device.</w:t>
+      </w:r>
+    </w:p>
+    <w:p>
+      <w:pPr>
+        <w:pStyle w:val="Heading1"/>
+      </w:pPr>
+      <w:r>
+        <w:t>18. Visual concept journey</w:t>
+      </w:r>
+    </w:p>
+    <w:p>
+      <w:r>
+        <w:t>Explain each Capstone limitations and revision graphic using its labels, deciding evidence and relevant limitation.</w:t>
+      </w:r>
+    </w:p>
+    <w:p>
+      <w:pPr>
+        <w:pStyle w:val="Heading3"/>
+      </w:pPr>
+      <w:r>
+        <w:t>01. Capstone limitations and revision: the case</w:t>
+      </w:r>
+    </w:p>
+    <w:p>
+      <w:r>
+        <w:drawing>
+          <wp:inline xmlns:a="http://schemas.openxmlformats.org/drawingml/2006/main" xmlns:pic="http://schemas.openxmlformats.org/drawingml/2006/picture">
+            <wp:extent cx="5486400" cy="2834640"/>
+            <wp:docPr id="3" name="Picture 3" descr="Revise a limited claim after a slice failure. A toy network works better on centred patterns than on shifted patterns, so the team narrows its initial claim. Supplied facts: Centred slice: 7/8 correct. Shifted slice: 3/8 correct. The network and label rubric are frozen."/>
+            <wp:cNvGraphicFramePr>
+              <a:graphicFrameLocks noChangeAspect="1"/>
+            </wp:cNvGraphicFramePr>
+            <a:graphic>
+              <a:graphicData uri="http://schemas.openxmlformats.org/drawingml/2006/picture">
+                <pic:pic>
+                  <pic:nvPicPr>
+                    <pic:cNvPr id="0" name="academy-story-ai-5-35-01.png"/>
+                    <pic:cNvPicPr/>
+                  </pic:nvPicPr>
+                  <pic:blipFill>
+                    <a:blip r:embed="rId11"/>
+                    <a:stretch>
+                      <a:fillRect/>
+                    </a:stretch>
+                  </pic:blipFill>
+                  <pic:spPr>
+                    <a:xfrm>
+                      <a:off x="0" y="0"/>
+                      <a:ext cx="5486400" cy="2834640"/>
+                    </a:xfrm>
+                    <a:prstGeom prst="rect"/>
+                  </pic:spPr>
+                </pic:pic>
+              </a:graphicData>
+            </a:graphic>
+          </wp:inline>
+        </w:drawing>
+      </w:r>
+    </w:p>
+    <w:p>
+      <w:pPr>
+        <w:spacing w:line="336" w:lineRule="auto" w:after="180"/>
+      </w:pPr>
+      <w:r>
+        <w:rPr>
+          <w:b w:val="0"/>
+        </w:rPr>
+        <w:t>Revise a limited claim after a slice failure. A toy network works better on centred patterns than on shifted patterns, so the team narrows its initial claim. Supplied facts: Centred slice: 7/8 correct.</w:t>
+      </w:r>
+    </w:p>
+    <w:p>
+      <w:pPr>
+        <w:spacing w:line="336" w:lineRule="auto" w:after="180"/>
+      </w:pPr>
+      <w:r>
+        <w:rPr>
+          <w:b w:val="0"/>
+        </w:rPr>
+        <w:t>Shifted slice: 3/8 correct. The network and label rubric are frozen.</w:t>
+      </w:r>
+    </w:p>
+    <w:p>
+      <w:pPr>
+        <w:spacing w:line="336" w:lineRule="auto" w:after="180"/>
+        <w:shd w:fill="F5F1FB"/>
+      </w:pPr>
+      <w:r>
+        <w:rPr>
+          <w:b w:val="0"/>
+        </w:rPr>
+        <w:t>Point to the given fact that matters most. Explain why it matters.</w:t>
+      </w:r>
+    </w:p>
+    <w:p>
+      <w:pPr>
+        <w:pStyle w:val="Heading3"/>
+      </w:pPr>
+      <w:r>
+        <w:t>02. Follow the deciding steps</w:t>
+      </w:r>
+    </w:p>
+    <w:p>
+      <w:r>
+        <w:drawing>
+          <wp:inline xmlns:a="http://schemas.openxmlformats.org/drawingml/2006/main" xmlns:pic="http://schemas.openxmlformats.org/drawingml/2006/picture">
+            <wp:extent cx="5486400" cy="3337560"/>
+            <wp:docPr id="4" name="Picture 4" descr="Compute slice rates: Centred is 87.5%; shifted is 37.5%. → Revise the claim: Do not describe the network as shift-robust on this evidence. → Plan a fair revision: Use separate shifted development patterns, then assess the frozen revision on reserved shifted cases."/>
+            <wp:cNvGraphicFramePr>
+              <a:graphicFrameLocks noChangeAspect="1"/>
+            </wp:cNvGraphicFramePr>
+            <a:graphic>
+              <a:graphicData uri="http://schemas.openxmlformats.org/drawingml/2006/picture">
+                <pic:pic>
+                  <pic:nvPicPr>
+                    <pic:cNvPr id="0" name="academy-story-ai-5-35-02.png"/>
+                    <pic:cNvPicPr/>
+                  </pic:nvPicPr>
+                  <pic:blipFill>
+                    <a:blip r:embed="rId12"/>
+                    <a:stretch>
+                      <a:fillRect/>
+                    </a:stretch>
+                  </pic:blipFill>
+                  <pic:spPr>
+                    <a:xfrm>
+                      <a:off x="0" y="0"/>
+                      <a:ext cx="5486400" cy="3337560"/>
+                    </a:xfrm>
+                    <a:prstGeom prst="rect"/>
+                  </pic:spPr>
+                </pic:pic>
+              </a:graphicData>
+            </a:graphic>
+          </wp:inline>
+        </w:drawing>
+      </w:r>
+    </w:p>
+    <w:p>
+      <w:pPr>
+        <w:spacing w:line="336" w:lineRule="auto" w:after="180"/>
+      </w:pPr>
+      <w:r>
+        <w:rPr>
+          <w:b w:val="0"/>
+        </w:rPr>
+        <w:t xml:space="preserve">Compute slice rates: Centred is 87.5%; shifted is 37.5%. → Revise the claim: Do not describe the network as shift-robust on this </w:t>
+      </w:r>
+      <w:r>
+        <w:rPr>
+          <w:b/>
+        </w:rPr>
+        <w:t>evidence</w:t>
+      </w:r>
+      <w:r>
+        <w:rPr>
+          <w:b w:val="0"/>
+        </w:rPr>
+        <w:t xml:space="preserve">. → Plan a fair </w:t>
+      </w:r>
+      <w:r>
+        <w:rPr>
+          <w:b/>
+        </w:rPr>
+        <w:t>revision</w:t>
+      </w:r>
+      <w:r>
+        <w:rPr>
+          <w:b w:val="0"/>
+        </w:rPr>
+        <w:t xml:space="preserve">: Use separate shifted development patterns, then assess the frozen </w:t>
+      </w:r>
+      <w:r>
+        <w:rPr>
+          <w:b/>
+        </w:rPr>
+        <w:t>revision</w:t>
+      </w:r>
+      <w:r>
+        <w:rPr>
+          <w:b w:val="0"/>
+        </w:rPr>
+        <w:t xml:space="preserve"> on reserved shifted cases.</w:t>
+      </w:r>
+    </w:p>
+    <w:p>
+      <w:pPr>
+        <w:spacing w:line="336" w:lineRule="auto" w:after="180"/>
+        <w:shd w:fill="F5F1FB"/>
+      </w:pPr>
+      <w:r>
+        <w:rPr>
+          <w:b w:val="0"/>
+        </w:rPr>
+        <w:t xml:space="preserve">Point to each numbered stage and explain which recorded </w:t>
+      </w:r>
+      <w:r>
+        <w:rPr>
+          <w:b/>
+        </w:rPr>
+        <w:t>input</w:t>
+      </w:r>
+      <w:r>
+        <w:rPr>
+          <w:b w:val="0"/>
+        </w:rPr>
+        <w:t xml:space="preserve"> it uses.</w:t>
+      </w:r>
+    </w:p>
+    <w:p>
+      <w:pPr>
+        <w:pStyle w:val="Heading3"/>
+      </w:pPr>
+      <w:r>
+        <w:t>03. Toy network condition slices</w:t>
+      </w:r>
+    </w:p>
+    <w:p>
+      <w:r>
+        <w:drawing>
+          <wp:inline xmlns:a="http://schemas.openxmlformats.org/drawingml/2006/main" xmlns:pic="http://schemas.openxmlformats.org/drawingml/2006/picture">
+            <wp:extent cx="5486400" cy="2834640"/>
+            <wp:docPr id="5" name="Picture 5" descr="Toy network condition slices. Units: correct cases out of 8 per condition. Centred: 7. Shifted: 3."/>
+            <wp:cNvGraphicFramePr>
+              <a:graphicFrameLocks noChangeAspect="1"/>
+            </wp:cNvGraphicFramePr>
+            <a:graphic>
+              <a:graphicData uri="http://schemas.openxmlformats.org/drawingml/2006/picture">
+                <pic:pic>
+                  <pic:nvPicPr>
+                    <pic:cNvPr id="0" name="academy-story-ai-5-35-03.png"/>
+                    <pic:cNvPicPr/>
+                  </pic:nvPicPr>
+                  <pic:blipFill>
+                    <a:blip r:embed="rId13"/>
+                    <a:stretch>
+                      <a:fillRect/>
+                    </a:stretch>
+                  </pic:blipFill>
+                  <pic:spPr>
+                    <a:xfrm>
+                      <a:off x="0" y="0"/>
+                      <a:ext cx="5486400" cy="2834640"/>
+                    </a:xfrm>
+                    <a:prstGeom prst="rect"/>
+                  </pic:spPr>
+                </pic:pic>
+              </a:graphicData>
+            </a:graphic>
+          </wp:inline>
+        </w:drawing>
+      </w:r>
+    </w:p>
+    <w:p>
+      <w:pPr>
+        <w:spacing w:line="336" w:lineRule="auto" w:after="180"/>
+      </w:pPr>
+      <w:r>
+        <w:rPr>
+          <w:b w:val="0"/>
+        </w:rPr>
+        <w:t>Toy network condition slices. Units: correct cases out of 8 per condition. Centred: 7. Shifted: 3.</w:t>
+      </w:r>
+    </w:p>
+    <w:p>
+      <w:pPr>
+        <w:spacing w:line="336" w:lineRule="auto" w:after="180"/>
+        <w:shd w:fill="F5F1FB"/>
+      </w:pPr>
+      <w:r>
+        <w:rPr>
+          <w:b w:val="0"/>
+        </w:rPr>
+        <w:t>Read the labels and values. Explain the relationship the model shows.</w:t>
+      </w:r>
+    </w:p>
+    <w:p>
+      <w:pPr>
+        <w:pStyle w:val="Heading3"/>
+      </w:pPr>
+      <w:r>
+        <w:t>04. Change one thing. Trace what follows.</w:t>
+      </w:r>
+    </w:p>
+    <w:p>
+      <w:r>
+        <w:drawing>
+          <wp:inline xmlns:a="http://schemas.openxmlformats.org/drawingml/2006/main" xmlns:pic="http://schemas.openxmlformats.org/drawingml/2006/picture">
+            <wp:extent cx="5486400" cy="3041904"/>
+            <wp:docPr id="6" name="Picture 6" descr="Original case: Use separate shifted development patterns, then assess the frozen revision on reserved shifted cases. Changed condition: Train the revision on all eight failed-slice evaluation patterns and rescore them. Expected result: Treat the score as exposed-case development, not independent evidence of shift robustness. Reason: The evaluation records now influenced learning and model selection."/>
+            <wp:cNvGraphicFramePr>
+              <a:graphicFrameLocks noChangeAspect="1"/>
+            </wp:cNvGraphicFramePr>
+            <a:graphic>
+              <a:graphicData uri="http://schemas.openxmlformats.org/drawingml/2006/picture">
+                <pic:pic>
+                  <pic:nvPicPr>
+                    <pic:cNvPr id="0" name="academy-story-ai-5-35-04.png"/>
+                    <pic:cNvPicPr/>
+                  </pic:nvPicPr>
+                  <pic:blipFill>
+                    <a:blip r:embed="rId14"/>
+                    <a:stretch>
+                      <a:fillRect/>
+                    </a:stretch>
+                  </pic:blipFill>
+                  <pic:spPr>
+                    <a:xfrm>
+                      <a:off x="0" y="0"/>
+                      <a:ext cx="5486400" cy="3041904"/>
+                    </a:xfrm>
+                    <a:prstGeom prst="rect"/>
+                  </pic:spPr>
+                </pic:pic>
+              </a:graphicData>
+            </a:graphic>
+          </wp:inline>
+        </w:drawing>
+      </w:r>
+    </w:p>
+    <w:p>
+      <w:pPr>
+        <w:spacing w:line="336" w:lineRule="auto" w:after="180"/>
+      </w:pPr>
+      <w:r>
+        <w:rPr>
+          <w:b w:val="0"/>
+        </w:rPr>
+        <w:t xml:space="preserve">Original case: Use separate shifted development patterns, then assess the frozen </w:t>
+      </w:r>
+      <w:r>
+        <w:rPr>
+          <w:b/>
+        </w:rPr>
+        <w:t>revision</w:t>
+      </w:r>
+      <w:r>
+        <w:rPr>
+          <w:b w:val="0"/>
+        </w:rPr>
+        <w:t xml:space="preserve"> on reserved shifted cases. Changed condition: Train the </w:t>
+      </w:r>
+      <w:r>
+        <w:rPr>
+          <w:b/>
+        </w:rPr>
+        <w:t>revision</w:t>
+      </w:r>
+      <w:r>
+        <w:rPr>
+          <w:b w:val="0"/>
+        </w:rPr>
+        <w:t xml:space="preserve"> on all eight failed-slice evaluation patterns and rescore them.</w:t>
+      </w:r>
+    </w:p>
+    <w:p>
+      <w:pPr>
+        <w:spacing w:line="336" w:lineRule="auto" w:after="180"/>
+      </w:pPr>
+      <w:r>
+        <w:rPr>
+          <w:b w:val="0"/>
+        </w:rPr>
+        <w:t xml:space="preserve">Expected result: Treat the score as exposed-case development, not independent </w:t>
+      </w:r>
+      <w:r>
+        <w:rPr>
+          <w:b/>
+        </w:rPr>
+        <w:t>evidence</w:t>
+      </w:r>
+      <w:r>
+        <w:rPr>
+          <w:b w:val="0"/>
+        </w:rPr>
+        <w:t xml:space="preserve"> of shift robustness. Reason: The evaluation records now influenced learning and model selection.</w:t>
+      </w:r>
+    </w:p>
+    <w:p>
+      <w:pPr>
+        <w:spacing w:line="336" w:lineRule="auto" w:after="180"/>
+        <w:shd w:fill="F5F1FB"/>
+      </w:pPr>
+      <w:r>
+        <w:rPr>
+          <w:b w:val="0"/>
+        </w:rPr>
+        <w:t>Predict before checking the worked changed-case result. Name what changed and what the supplied facts allow you to conclude.</w:t>
+      </w:r>
+    </w:p>
+    <w:p>
+      <w:pPr>
+        <w:pStyle w:val="Heading3"/>
+      </w:pPr>
+      <w:r>
+        <w:t>05. Connect the explanation to its limit</w:t>
+      </w:r>
+    </w:p>
+    <w:p>
+      <w:r>
+        <w:drawing>
+          <wp:inline xmlns:a="http://schemas.openxmlformats.org/drawingml/2006/main" xmlns:pic="http://schemas.openxmlformats.org/drawingml/2006/picture">
+            <wp:extent cx="5486400" cy="2834640"/>
+            <wp:docPr id="7" name="Picture 7" descr="A limitation guides a better next experiment. Training on a failed evaluation example may help development, but that exposed example cannot remain the untouched evidence for the revision. Limit: Small slices may vary; this example diagnoses an observed weakness without inventing a population rate or cause."/>
+            <wp:cNvGraphicFramePr>
+              <a:graphicFrameLocks noChangeAspect="1"/>
+            </wp:cNvGraphicFramePr>
+            <a:graphic>
+              <a:graphicData uri="http://schemas.openxmlformats.org/drawingml/2006/picture">
+                <pic:pic>
+                  <pic:nvPicPr>
+                    <pic:cNvPr id="0" name="academy-story-ai-5-35-05.png"/>
+                    <pic:cNvPicPr/>
+                  </pic:nvPicPr>
+                  <pic:blipFill>
+                    <a:blip r:embed="rId15"/>
+                    <a:stretch>
+                      <a:fillRect/>
+                    </a:stretch>
+                  </pic:blipFill>
+                  <pic:spPr>
+                    <a:xfrm>
+                      <a:off x="0" y="0"/>
+                      <a:ext cx="5486400" cy="2834640"/>
+                    </a:xfrm>
+                    <a:prstGeom prst="rect"/>
+                  </pic:spPr>
+                </pic:pic>
+              </a:graphicData>
+            </a:graphic>
+          </wp:inline>
+        </w:drawing>
+      </w:r>
+    </w:p>
+    <w:p>
+      <w:pPr>
+        <w:spacing w:line="336" w:lineRule="auto" w:after="180"/>
+      </w:pPr>
+      <w:r>
+        <w:rPr>
+          <w:b w:val="0"/>
+        </w:rPr>
+        <w:t xml:space="preserve">A limitation guides a better next experiment. </w:t>
+      </w:r>
+      <w:r>
+        <w:rPr>
+          <w:b/>
+        </w:rPr>
+        <w:t>Training</w:t>
+      </w:r>
+      <w:r>
+        <w:rPr>
+          <w:b w:val="0"/>
+        </w:rPr>
+        <w:t xml:space="preserve"> on a failed evaluation example may help development, but that exposed example cannot remain the untouched </w:t>
+      </w:r>
+      <w:r>
+        <w:rPr>
+          <w:b/>
+        </w:rPr>
+        <w:t>evidence</w:t>
+      </w:r>
+      <w:r>
+        <w:rPr>
+          <w:b w:val="0"/>
+        </w:rPr>
+        <w:t xml:space="preserve"> for the </w:t>
+      </w:r>
+      <w:r>
+        <w:rPr>
+          <w:b/>
+        </w:rPr>
+        <w:t>revision</w:t>
+      </w:r>
+      <w:r>
+        <w:rPr>
+          <w:b w:val="0"/>
+        </w:rPr>
+        <w:t>.</w:t>
+      </w:r>
+    </w:p>
+    <w:p>
+      <w:pPr>
+        <w:spacing w:line="336" w:lineRule="auto" w:after="180"/>
+      </w:pPr>
+      <w:r>
+        <w:rPr>
+          <w:b w:val="0"/>
+        </w:rPr>
+        <w:t>Limit: Small slices may vary; this example diagnoses an observed weakness without inventing a population rate or cause.</w:t>
+      </w:r>
+    </w:p>
+    <w:p>
+      <w:pPr>
+        <w:spacing w:line="336" w:lineRule="auto" w:after="180"/>
+        <w:shd w:fill="F5F1FB"/>
+      </w:pPr>
+      <w:r>
+        <w:rPr>
+          <w:b w:val="0"/>
+        </w:rPr>
+        <w:t>Explain the case, then point to a limit on the claim.</w:t>
+      </w:r>
+    </w:p>
+    <w:p>
+      <w:pPr>
+        <w:pStyle w:val="Heading3"/>
+      </w:pPr>
+      <w:r>
+        <w:t>06. Make the idea visible in your project</w:t>
+      </w:r>
+    </w:p>
+    <w:p>
+      <w:r>
+        <w:drawing>
+          <wp:inline xmlns:a="http://schemas.openxmlformats.org/drawingml/2006/main" xmlns:pic="http://schemas.openxmlformats.org/drawingml/2006/picture">
+            <wp:extent cx="5486400" cy="3681984"/>
+            <wp:docPr id="8" name="Picture 8" descr="For the Image-pattern Network Investigation, save the labelled trace and the changed-case explanation beside the experiment record. State exactly what this example supports before linking it to the wider capstone claim. Draw your input, deciding step, result and limit. Supported question: Calculate the slice rates and explain the claim revision. If the team trains on the shifted evaluation patterns, what kind of evidence does their rerun provide?"/>
+            <wp:cNvGraphicFramePr>
+              <a:graphicFrameLocks noChangeAspect="1"/>
+            </wp:cNvGraphicFramePr>
+            <a:graphic>
+              <a:graphicData uri="http://schemas.openxmlformats.org/drawingml/2006/picture">
+                <pic:pic>
+                  <pic:nvPicPr>
+                    <pic:cNvPr id="0" name="academy-story-ai-5-35-06.png"/>
+                    <pic:cNvPicPr/>
+                  </pic:nvPicPr>
+                  <pic:blipFill>
+                    <a:blip r:embed="rId16"/>
+                    <a:stretch>
+                      <a:fillRect/>
+                    </a:stretch>
+                  </pic:blipFill>
+                  <pic:spPr>
+                    <a:xfrm>
+                      <a:off x="0" y="0"/>
+                      <a:ext cx="5486400" cy="3681984"/>
+                    </a:xfrm>
+                    <a:prstGeom prst="rect"/>
+                  </pic:spPr>
+                </pic:pic>
+              </a:graphicData>
+            </a:graphic>
+          </wp:inline>
+        </w:drawing>
+      </w:r>
+    </w:p>
+    <w:p>
+      <w:pPr>
+        <w:spacing w:line="336" w:lineRule="auto" w:after="180"/>
+      </w:pPr>
+      <w:r>
+        <w:rPr>
+          <w:b w:val="0"/>
+        </w:rPr>
+        <w:t>For the Image-pattern Network Investigation, save the labelled trace and the changed-case explanation beside the experiment record. State exactly what this example supports before linking it to the wider capstone claim.</w:t>
+      </w:r>
+    </w:p>
+    <w:p>
+      <w:pPr>
+        <w:spacing w:line="336" w:lineRule="auto" w:after="180"/>
+      </w:pPr>
+      <w:r>
+        <w:rPr>
+          <w:b w:val="0"/>
+        </w:rPr>
+        <w:t xml:space="preserve">Draw your </w:t>
+      </w:r>
+      <w:r>
+        <w:rPr>
+          <w:b/>
+        </w:rPr>
+        <w:t>input</w:t>
+      </w:r>
+      <w:r>
+        <w:rPr>
+          <w:b w:val="0"/>
+        </w:rPr>
+        <w:t xml:space="preserve">, deciding step, result and limit. Supported question: Calculate the slice rates and explain the claim </w:t>
+      </w:r>
+      <w:r>
+        <w:rPr>
+          <w:b/>
+        </w:rPr>
+        <w:t>revision</w:t>
+      </w:r>
+      <w:r>
+        <w:rPr>
+          <w:b w:val="0"/>
+        </w:rPr>
+        <w:t>.</w:t>
+      </w:r>
+    </w:p>
+    <w:p>
+      <w:pPr>
+        <w:spacing w:line="336" w:lineRule="auto" w:after="180"/>
+      </w:pPr>
+      <w:r>
+        <w:rPr>
+          <w:b w:val="0"/>
+        </w:rPr>
+        <w:t xml:space="preserve">If the team trains on the shifted evaluation patterns, what kind of </w:t>
+      </w:r>
+      <w:r>
+        <w:rPr>
+          <w:b/>
+        </w:rPr>
+        <w:t>evidence</w:t>
+      </w:r>
+      <w:r>
+        <w:rPr>
+          <w:b w:val="0"/>
+        </w:rPr>
+        <w:t xml:space="preserve"> does their rerun provide?</w:t>
+      </w:r>
+    </w:p>
+    <w:p>
+      <w:pPr>
+        <w:spacing w:line="336" w:lineRule="auto" w:after="180"/>
+        <w:shd w:fill="F5F1FB"/>
+      </w:pPr>
+      <w:r>
+        <w:rPr>
+          <w:b w:val="0"/>
+        </w:rPr>
+        <w:t xml:space="preserve">Draw your project trace and justify the deciding step using </w:t>
+      </w:r>
+      <w:r>
+        <w:rPr>
+          <w:b/>
+        </w:rPr>
+        <w:t>evidence</w:t>
+      </w:r>
+      <w:r>
+        <w:rPr>
+          <w:b w:val="0"/>
+        </w:rPr>
+        <w:t>.</w:t>
       </w:r>
     </w:p>
     <w:sectPr>

--- a/downloads/student/ai-5-week-35.docx
+++ b/downloads/student/ai-5-week-35.docx
@@ -25,12 +25,17 @@
         <w:pStyle w:val="Heading1"/>
       </w:pPr>
       <w:r>
-        <w:t>Before you start</w:t>
-      </w:r>
-    </w:p>
-    <w:p>
-      <w:r>
-        <w:t>After selecting rate 0.2, may you change it after viewing final scores and keep calling those scores untouched?</w:t>
+        <w:t>Freeze the model. Report every case. Preserve the failure.</w:t>
+      </w:r>
+    </w:p>
+    <w:p>
+      <w:r>
+        <w:t>Evaluate a supplied candidate against its baseline and distinguish overall improvement from a structural output limit.</w:t>
+      </w:r>
+    </w:p>
+    <w:p>
+      <w:r>
+        <w:t>Frozen procedure → full error ledger → output-limit graph → separate slice picture → proposed repair → executable evaluation → independent cases.</w:t>
       </w:r>
     </w:p>
     <w:p>
@@ -38,20 +43,20 @@
         <w:pStyle w:val="Heading1"/>
       </w:pPr>
       <w:r>
-        <w:t>01. Your mission</w:t>
-      </w:r>
-    </w:p>
-    <w:p>
-      <w:r>
-        <w:t>Start with the target: Evaluate a frozen candidate and baseline on final rows. Try the recall before opening notes.</w:t>
-      </w:r>
-    </w:p>
-    <w:p>
-      <w:pPr>
-        <w:pStyle w:val="Heading3"/>
-      </w:pPr>
-      <w:r>
-        <w:t>Your learning target</w:t>
+        <w:t>01. Evaluate the frozen model and keep its failures visible</w:t>
+      </w:r>
+    </w:p>
+    <w:p>
+      <w:r>
+        <w:t>An aggregate improvement can coexist with a structural limitation.</w:t>
+      </w:r>
+    </w:p>
+    <w:p>
+      <w:pPr>
+        <w:pStyle w:val="Heading2"/>
+      </w:pPr>
+      <w:r>
+        <w:t>Learning goals</w:t>
       </w:r>
     </w:p>
     <w:p>
@@ -101,10 +106,10 @@
     </w:p>
     <w:p>
       <w:pPr>
-        <w:pStyle w:val="Heading3"/>
-      </w:pPr>
-      <w:r>
-        <w:t>Remember before reading</w:t>
+        <w:pStyle w:val="Heading2"/>
+      </w:pPr>
+      <w:r>
+        <w:t>Retrieve capstone controls</w:t>
       </w:r>
     </w:p>
     <w:p>
@@ -176,6 +181,100 @@
     </w:p>
     <w:p>
       <w:pPr>
+        <w:pStyle w:val="Heading2"/>
+      </w:pPr>
+      <w:r>
+        <w:t>Prerequisite and starting response</w:t>
+      </w:r>
+    </w:p>
+    <w:p>
+      <w:pPr>
+        <w:pStyle w:val="ListBullet"/>
+      </w:pPr>
+      <w:r>
+        <w:t>After selecting rate 0.2, may you change it after viewing final scores and keep calling those scores untouched?</w:t>
+      </w:r>
+    </w:p>
+    <w:p>
+      <w:pPr>
+        <w:pStyle w:val="Heading3"/>
+      </w:pPr>
+      <w:r>
+        <w:t>My starting explanation</w:t>
+      </w:r>
+    </w:p>
+    <w:p>
+      <w:r>
+        <w:t>________________________________________________________________</w:t>
+      </w:r>
+    </w:p>
+    <w:p>
+      <w:r>
+        <w:t>________________________________________________________________</w:t>
+      </w:r>
+    </w:p>
+    <w:p>
+      <w:r>
+        <w:t>________________________________________________________________</w:t>
+      </w:r>
+    </w:p>
+    <w:p>
+      <w:pPr>
+        <w:pStyle w:val="Heading2"/>
+      </w:pPr>
+      <w:r>
+        <w:t>End goal</w:t>
+      </w:r>
+    </w:p>
+    <w:p>
+      <w:pPr>
+        <w:spacing w:line="336" w:lineRule="auto" w:after="180"/>
+      </w:pPr>
+      <w:r>
+        <w:rPr>
+          <w:b w:val="0"/>
+        </w:rPr>
+        <w:t xml:space="preserve">Explain capstone limitations and </w:t>
+      </w:r>
+      <w:r>
+        <w:rPr>
+          <w:b/>
+        </w:rPr>
+        <w:t>revision</w:t>
+      </w:r>
+      <w:r>
+        <w:rPr>
+          <w:b w:val="0"/>
+        </w:rPr>
+        <w:t xml:space="preserve"> with a traceable toy-network case and a bounded conclusion.</w:t>
+      </w:r>
+    </w:p>
+    <w:p>
+      <w:pPr>
+        <w:pStyle w:val="Heading2"/>
+      </w:pPr>
+      <w:r>
+        <w:t>Earlier wording, alternatives and picture transcripts · reference / check after trying</w:t>
+      </w:r>
+    </w:p>
+    <w:p>
+      <w:pPr>
+        <w:pStyle w:val="Heading3"/>
+      </w:pPr>
+      <w:r>
+        <w:t>Your learning target</w:t>
+      </w:r>
+    </w:p>
+    <w:p>
+      <w:pPr>
+        <w:pStyle w:val="Heading3"/>
+      </w:pPr>
+      <w:r>
+        <w:t>Remember before reading</w:t>
+      </w:r>
+    </w:p>
+    <w:p>
+      <w:pPr>
         <w:spacing w:line="336" w:lineRule="auto" w:after="180"/>
       </w:pPr>
       <w:r>
@@ -240,81 +339,31 @@
     </w:p>
     <w:p>
       <w:pPr>
-        <w:spacing w:line="336" w:lineRule="auto" w:after="180"/>
-        <w:shd w:fill="F5F1FB"/>
-      </w:pPr>
-      <w:r>
-        <w:rPr>
-          <w:b w:val="0"/>
-        </w:rPr>
-        <w:t>After selecting rate 0.2, may you change it after viewing final scores and keep calling those scores untouched?</w:t>
-      </w:r>
-    </w:p>
-    <w:p>
-      <w:pPr>
         <w:pStyle w:val="Heading3"/>
       </w:pPr>
       <w:r>
-        <w:t>My starting explanation</w:t>
-      </w:r>
-    </w:p>
-    <w:p>
-      <w:r>
-        <w:t>________________________________________________________________</w:t>
-      </w:r>
-    </w:p>
-    <w:p>
-      <w:r>
-        <w:t>________________________________________________________________</w:t>
-      </w:r>
-    </w:p>
-    <w:p>
-      <w:r>
-        <w:t>________________________________________________________________</w:t>
-      </w:r>
-    </w:p>
-    <w:p>
-      <w:pPr>
-        <w:pStyle w:val="Heading3"/>
-      </w:pPr>
-      <w:r>
         <w:t>This week’s end goal</w:t>
       </w:r>
     </w:p>
     <w:p>
       <w:pPr>
-        <w:spacing w:line="336" w:lineRule="auto" w:after="180"/>
-      </w:pPr>
-      <w:r>
-        <w:rPr>
-          <w:b w:val="0"/>
-        </w:rPr>
-        <w:t xml:space="preserve">Explain capstone limitations and </w:t>
-      </w:r>
-      <w:r>
-        <w:rPr>
-          <w:b/>
-        </w:rPr>
-        <w:t>revision</w:t>
-      </w:r>
-      <w:r>
-        <w:rPr>
-          <w:b w:val="0"/>
-        </w:rPr>
-        <w:t xml:space="preserve"> with a traceable toy-network case and a bounded conclusion.</w:t>
-      </w:r>
-    </w:p>
-    <w:p>
-      <w:pPr>
         <w:pStyle w:val="Heading1"/>
       </w:pPr>
       <w:r>
-        <w:t>02. Notice the evidence</w:t>
-      </w:r>
-    </w:p>
-    <w:p>
-      <w:r>
-        <w:t>Investigate the supplied Capstone limitations and revision case. Separate observations, given facts and assumptions before choosing an explanation.</w:t>
+        <w:t>02. Freeze the candidate before opening the evaluation rows</w:t>
+      </w:r>
+    </w:p>
+    <w:p>
+      <w:r>
+        <w:t>The supplied example now reveals four constructed cases, including negative inputs.</w:t>
+      </w:r>
+    </w:p>
+    <w:p>
+      <w:pPr>
+        <w:pStyle w:val="Heading2"/>
+      </w:pPr>
+      <w:r>
+        <w:t>Complete frozen procedure, baseline and evaluation cases</w:t>
       </w:r>
     </w:p>
     <w:p>
@@ -376,6 +425,14 @@
     </w:p>
     <w:p>
       <w:pPr>
+        <w:pStyle w:val="Heading2"/>
+      </w:pPr>
+      <w:r>
+        <w:t>Raw predictions first and limited population evidence</w:t>
+      </w:r>
+    </w:p>
+    <w:p>
+      <w:pPr>
         <w:spacing w:line="336" w:lineRule="auto" w:after="180"/>
       </w:pPr>
       <w:r>
@@ -399,6 +456,14 @@
     </w:p>
     <w:p>
       <w:pPr>
+        <w:pStyle w:val="Heading2"/>
+      </w:pPr>
+      <w:r>
+        <w:t>Name given and missing facts</w:t>
+      </w:r>
+    </w:p>
+    <w:p>
+      <w:pPr>
         <w:pStyle w:val="Heading3"/>
       </w:pPr>
       <w:r>
@@ -425,12 +490,20 @@
         <w:pStyle w:val="Heading1"/>
       </w:pPr>
       <w:r>
-        <w:t>03. See how it works</w:t>
-      </w:r>
-    </w:p>
-    <w:p>
-      <w:r>
-        <w:t>Follow the mechanism for Capstone limitations and revision. Connect each labelled input, deciding step and result.</w:t>
+        <w:t>03. Trace both procedures on the same four cases</w:t>
+      </w:r>
+    </w:p>
+    <w:p>
+      <w:r>
+        <w:t>Keep signed residuals, squared errors and subset denominators explicit.</w:t>
+      </w:r>
+    </w:p>
+    <w:p>
+      <w:pPr>
+        <w:pStyle w:val="Heading2"/>
+      </w:pPr>
+      <w:r>
+        <w:t>Complete raw predictions</w:t>
       </w:r>
     </w:p>
     <w:tbl>
@@ -712,6 +785,403 @@
     </w:tbl>
     <w:p>
       <w:pPr>
+        <w:pStyle w:val="Heading2"/>
+      </w:pPr>
+      <w:r>
+        <w:t>Every residual and squared error</w:t>
+      </w:r>
+    </w:p>
+    <w:tbl>
+      <w:tblPr>
+        <w:tblStyle w:val="LightShading-Accent1"/>
+        <w:tblW w:type="auto" w:w="0"/>
+        <w:tblLook w:firstColumn="1" w:firstRow="1" w:lastColumn="0" w:lastRow="0" w:noHBand="0" w:noVBand="1" w:val="04A0"/>
+      </w:tblPr>
+      <w:tblGrid>
+        <w:gridCol w:w="2045"/>
+        <w:gridCol w:w="2045"/>
+        <w:gridCol w:w="2045"/>
+        <w:gridCol w:w="2045"/>
+        <w:gridCol w:w="2045"/>
+      </w:tblGrid>
+      <w:tr>
+        <w:trPr>
+          <w:tblHeader/>
+        </w:trPr>
+        <w:tc>
+          <w:tcPr>
+            <w:tcW w:type="dxa" w:w="2045"/>
+          </w:tcPr>
+          <w:p>
+            <w:r>
+              <w:t>Final case</w:t>
+            </w:r>
+          </w:p>
+        </w:tc>
+        <w:tc>
+          <w:tcPr>
+            <w:tcW w:type="dxa" w:w="2045"/>
+          </w:tcPr>
+          <w:p>
+            <w:r>
+              <w:t>Baseline residual</w:t>
+            </w:r>
+          </w:p>
+        </w:tc>
+        <w:tc>
+          <w:tcPr>
+            <w:tcW w:type="dxa" w:w="2045"/>
+          </w:tcPr>
+          <w:p>
+            <w:r>
+              <w:t>Baseline squared error</w:t>
+            </w:r>
+          </w:p>
+        </w:tc>
+        <w:tc>
+          <w:tcPr>
+            <w:tcW w:type="dxa" w:w="2045"/>
+          </w:tcPr>
+          <w:p>
+            <w:r>
+              <w:t>Candidate residual</w:t>
+            </w:r>
+          </w:p>
+        </w:tc>
+        <w:tc>
+          <w:tcPr>
+            <w:tcW w:type="dxa" w:w="2045"/>
+          </w:tcPr>
+          <w:p>
+            <w:r>
+              <w:t>Candidate squared error</w:t>
+            </w:r>
+          </w:p>
+        </w:tc>
+      </w:tr>
+      <w:tr>
+        <w:tc>
+          <w:tcPr>
+            <w:tcW w:type="dxa" w:w="2045"/>
+          </w:tcPr>
+          <w:p>
+            <w:r>
+              <w:t>F1</w:t>
+            </w:r>
+          </w:p>
+        </w:tc>
+        <w:tc>
+          <w:tcPr>
+            <w:tcW w:type="dxa" w:w="2045"/>
+          </w:tcPr>
+          <w:p>
+            <w:r>
+              <w:t>-5</w:t>
+            </w:r>
+          </w:p>
+        </w:tc>
+        <w:tc>
+          <w:tcPr>
+            <w:tcW w:type="dxa" w:w="2045"/>
+          </w:tcPr>
+          <w:p>
+            <w:r>
+              <w:t>25</w:t>
+            </w:r>
+          </w:p>
+        </w:tc>
+        <w:tc>
+          <w:tcPr>
+            <w:tcW w:type="dxa" w:w="2045"/>
+          </w:tcPr>
+          <w:p>
+            <w:r>
+              <w:t>0</w:t>
+            </w:r>
+          </w:p>
+        </w:tc>
+        <w:tc>
+          <w:tcPr>
+            <w:tcW w:type="dxa" w:w="2045"/>
+          </w:tcPr>
+          <w:p>
+            <w:r>
+              <w:t>0</w:t>
+            </w:r>
+          </w:p>
+        </w:tc>
+      </w:tr>
+      <w:tr>
+        <w:tc>
+          <w:tcPr>
+            <w:tcW w:type="dxa" w:w="2045"/>
+          </w:tcPr>
+          <w:p>
+            <w:r>
+              <w:t>F2</w:t>
+            </w:r>
+          </w:p>
+        </w:tc>
+        <w:tc>
+          <w:tcPr>
+            <w:tcW w:type="dxa" w:w="2045"/>
+          </w:tcPr>
+          <w:p>
+            <w:r>
+              <w:t>-6</w:t>
+            </w:r>
+          </w:p>
+        </w:tc>
+        <w:tc>
+          <w:tcPr>
+            <w:tcW w:type="dxa" w:w="2045"/>
+          </w:tcPr>
+          <w:p>
+            <w:r>
+              <w:t>36</w:t>
+            </w:r>
+          </w:p>
+        </w:tc>
+        <w:tc>
+          <w:tcPr>
+            <w:tcW w:type="dxa" w:w="2045"/>
+          </w:tcPr>
+          <w:p>
+            <w:r>
+              <w:t>0</w:t>
+            </w:r>
+          </w:p>
+        </w:tc>
+        <w:tc>
+          <w:tcPr>
+            <w:tcW w:type="dxa" w:w="2045"/>
+          </w:tcPr>
+          <w:p>
+            <w:r>
+              <w:t>0</w:t>
+            </w:r>
+          </w:p>
+        </w:tc>
+      </w:tr>
+      <w:tr>
+        <w:tc>
+          <w:tcPr>
+            <w:tcW w:type="dxa" w:w="2045"/>
+          </w:tcPr>
+          <w:p>
+            <w:r>
+              <w:t>F3</w:t>
+            </w:r>
+          </w:p>
+        </w:tc>
+        <w:tc>
+          <w:tcPr>
+            <w:tcW w:type="dxa" w:w="2045"/>
+          </w:tcPr>
+          <w:p>
+            <w:r>
+              <w:t>2</w:t>
+            </w:r>
+          </w:p>
+        </w:tc>
+        <w:tc>
+          <w:tcPr>
+            <w:tcW w:type="dxa" w:w="2045"/>
+          </w:tcPr>
+          <w:p>
+            <w:r>
+              <w:t>4</w:t>
+            </w:r>
+          </w:p>
+        </w:tc>
+        <w:tc>
+          <w:tcPr>
+            <w:tcW w:type="dxa" w:w="2045"/>
+          </w:tcPr>
+          <w:p>
+            <w:r>
+              <w:t>2</w:t>
+            </w:r>
+          </w:p>
+        </w:tc>
+        <w:tc>
+          <w:tcPr>
+            <w:tcW w:type="dxa" w:w="2045"/>
+          </w:tcPr>
+          <w:p>
+            <w:r>
+              <w:t>4</w:t>
+            </w:r>
+          </w:p>
+        </w:tc>
+      </w:tr>
+      <w:tr>
+        <w:tc>
+          <w:tcPr>
+            <w:tcW w:type="dxa" w:w="2045"/>
+          </w:tcPr>
+          <w:p>
+            <w:r>
+              <w:t>F4</w:t>
+            </w:r>
+          </w:p>
+        </w:tc>
+        <w:tc>
+          <w:tcPr>
+            <w:tcW w:type="dxa" w:w="2045"/>
+          </w:tcPr>
+          <w:p>
+            <w:r>
+              <w:t>4</w:t>
+            </w:r>
+          </w:p>
+        </w:tc>
+        <w:tc>
+          <w:tcPr>
+            <w:tcW w:type="dxa" w:w="2045"/>
+          </w:tcPr>
+          <w:p>
+            <w:r>
+              <w:t>16</w:t>
+            </w:r>
+          </w:p>
+        </w:tc>
+        <w:tc>
+          <w:tcPr>
+            <w:tcW w:type="dxa" w:w="2045"/>
+          </w:tcPr>
+          <w:p>
+            <w:r>
+              <w:t>4</w:t>
+            </w:r>
+          </w:p>
+        </w:tc>
+        <w:tc>
+          <w:tcPr>
+            <w:tcW w:type="dxa" w:w="2045"/>
+          </w:tcPr>
+          <w:p>
+            <w:r>
+              <w:t>16</w:t>
+            </w:r>
+          </w:p>
+        </w:tc>
+      </w:tr>
+      <w:tr>
+        <w:tc>
+          <w:tcPr>
+            <w:tcW w:type="dxa" w:w="2045"/>
+          </w:tcPr>
+          <w:p>
+            <w:r>
+              <w:t>All four rows</w:t>
+            </w:r>
+          </w:p>
+        </w:tc>
+        <w:tc>
+          <w:tcPr>
+            <w:tcW w:type="dxa" w:w="2045"/>
+          </w:tcPr>
+          <w:p>
+            <w:r>
+              <w:t>Total squares 81</w:t>
+            </w:r>
+          </w:p>
+        </w:tc>
+        <w:tc>
+          <w:tcPr>
+            <w:tcW w:type="dxa" w:w="2045"/>
+          </w:tcPr>
+          <w:p>
+            <w:r>
+              <w:t>MSE 81/4 = 20.25</w:t>
+            </w:r>
+          </w:p>
+        </w:tc>
+        <w:tc>
+          <w:tcPr>
+            <w:tcW w:type="dxa" w:w="2045"/>
+          </w:tcPr>
+          <w:p>
+            <w:r>
+              <w:t>Total squares 20</w:t>
+            </w:r>
+          </w:p>
+        </w:tc>
+        <w:tc>
+          <w:tcPr>
+            <w:tcW w:type="dxa" w:w="2045"/>
+          </w:tcPr>
+          <w:p>
+            <w:r>
+              <w:t>MSE 20/4 = 5</w:t>
+            </w:r>
+          </w:p>
+        </w:tc>
+      </w:tr>
+      <w:tr>
+        <w:tc>
+          <w:tcPr>
+            <w:tcW w:type="dxa" w:w="2045"/>
+          </w:tcPr>
+          <w:p>
+            <w:r>
+              <w:t>Candidate positive subset</w:t>
+            </w:r>
+          </w:p>
+        </w:tc>
+        <w:tc>
+          <w:tcPr>
+            <w:tcW w:type="dxa" w:w="2045"/>
+          </w:tcPr>
+          <w:p>
+            <w:r>
+              <w:t>Two cases</w:t>
+            </w:r>
+          </w:p>
+        </w:tc>
+        <w:tc>
+          <w:tcPr>
+            <w:tcW w:type="dxa" w:w="2045"/>
+          </w:tcPr>
+          <w:p>
+            <w:r>
+              <w:t>MSE 0</w:t>
+            </w:r>
+          </w:p>
+        </w:tc>
+        <w:tc>
+          <w:tcPr>
+            <w:tcW w:type="dxa" w:w="2045"/>
+          </w:tcPr>
+          <w:p>
+            <w:r>
+              <w:t>Candidate negative subset</w:t>
+            </w:r>
+          </w:p>
+        </w:tc>
+        <w:tc>
+          <w:tcPr>
+            <w:tcW w:type="dxa" w:w="2045"/>
+          </w:tcPr>
+          <w:p>
+            <w:r>
+              <w:t>Two cases: MSE 10</w:t>
+            </w:r>
+          </w:p>
+        </w:tc>
+      </w:tr>
+    </w:tbl>
+    <w:p>
+      <w:pPr>
+        <w:pStyle w:val="Heading2"/>
+      </w:pPr>
+      <w:r>
+        <w:t>Overall criterion and condition-specific scores</w:t>
+      </w:r>
+    </w:p>
+    <w:p>
+      <w:pPr>
         <w:spacing w:line="336" w:lineRule="auto" w:after="180"/>
       </w:pPr>
       <w:r>
@@ -742,6 +1212,58 @@
           <w:b w:val="0"/>
         </w:rPr>
         <w:t xml:space="preserve"> rows its MSE is (4+16)/2 = 10; on the positive rows it is zero.</w:t>
+      </w:r>
+    </w:p>
+    <w:p>
+      <w:pPr>
+        <w:pStyle w:val="Heading2"/>
+      </w:pPr>
+      <w:r>
+        <w:t>See the structural negative-output limit</w:t>
+      </w:r>
+    </w:p>
+    <w:p>
+      <w:r>
+        <w:drawing>
+          <wp:inline xmlns:a="http://schemas.openxmlformats.org/drawingml/2006/main" xmlns:pic="http://schemas.openxmlformats.org/drawingml/2006/picture">
+            <wp:extent cx="5486400" cy="2743200"/>
+            <wp:docPr id="1" name="Picture 1" descr="Graph of supplied target y=2x, frozen candidate ReLU(2x), and baseline ReLU(x). Candidate matches positive final cases F1 at x5 target10 and F2 at x6 target12, but stays at zero for F3 x−1 target−2 and F4 x−2 target−4. Red vertical gaps mark errors2 and4 for negative targets."/>
+            <wp:cNvGraphicFramePr>
+              <a:graphicFrameLocks noChangeAspect="1"/>
+            </wp:cNvGraphicFramePr>
+            <a:graphic>
+              <a:graphicData uri="http://schemas.openxmlformats.org/drawingml/2006/picture">
+                <pic:pic>
+                  <pic:nvPicPr>
+                    <pic:cNvPr id="0" name="ai-5-35-nonnegative-output-limit.png"/>
+                    <pic:cNvPicPr/>
+                  </pic:nvPicPr>
+                  <pic:blipFill>
+                    <a:blip r:embed="rId9"/>
+                    <a:stretch>
+                      <a:fillRect/>
+                    </a:stretch>
+                  </pic:blipFill>
+                  <pic:spPr>
+                    <a:xfrm>
+                      <a:off x="0" y="0"/>
+                      <a:ext cx="5486400" cy="2743200"/>
+                    </a:xfrm>
+                    <a:prstGeom prst="rect"/>
+                  </pic:spPr>
+                </pic:pic>
+              </a:graphicData>
+            </a:graphic>
+          </wp:inline>
+        </w:drawing>
+      </w:r>
+    </w:p>
+    <w:p>
+      <w:pPr>
+        <w:pStyle w:val="Heading2"/>
+      </w:pPr>
+      <w:r>
+        <w:t>Follow the evidence roles</w:t>
       </w:r>
     </w:p>
     <w:p>
@@ -902,10 +1424,10 @@
     </w:p>
     <w:p>
       <w:pPr>
-        <w:pStyle w:val="Heading3"/>
-      </w:pPr>
-      <w:r>
-        <w:t>Connect the picture and the explanation</w:t>
+        <w:pStyle w:val="Heading2"/>
+      </w:pPr>
+      <w:r>
+        <w:t>Explain the visual</w:t>
       </w:r>
     </w:p>
     <w:p>
@@ -933,15 +1455,47 @@
     </w:p>
     <w:p>
       <w:pPr>
+        <w:pStyle w:val="Heading2"/>
+      </w:pPr>
+      <w:r>
+        <w:t>Earlier wording, alternatives and picture transcripts · reference / check after trying</w:t>
+      </w:r>
+    </w:p>
+    <w:p>
+      <w:pPr>
+        <w:pStyle w:val="Heading3"/>
+      </w:pPr>
+      <w:r>
+        <w:t>Connect the picture and the explanation</w:t>
+      </w:r>
+    </w:p>
+    <w:p>
+      <w:pPr>
         <w:pStyle w:val="Heading1"/>
       </w:pPr>
       <w:r>
-        <w:t>04. Compare the cases</w:t>
-      </w:r>
-    </w:p>
-    <w:p>
-      <w:r>
-        <w:t>Compare the supplied cases for Capstone limitations and revision. Identify the detail that changes the conclusion.</w:t>
+        <w:t>04. Apply the criterion and still report the known failure</w:t>
+      </w:r>
+    </w:p>
+    <w:p>
+      <w:r>
+        <w:t>Passing lower overall MSE does not erase negative-target errors.</w:t>
+      </w:r>
+    </w:p>
+    <w:p>
+      <w:pPr>
+        <w:pStyle w:val="Heading2"/>
+      </w:pPr>
+      <w:r>
+        <w:t>Current task and response</w:t>
+      </w:r>
+    </w:p>
+    <w:p>
+      <w:pPr>
+        <w:pStyle w:val="ListBullet"/>
+      </w:pPr>
+      <w:r>
+        <w:t>Compute both overall MSE values and the candidate negative-input MSE. Apply the strict final criterion.</w:t>
       </w:r>
     </w:p>
     <w:p>
@@ -949,91 +1503,254 @@
         <w:pStyle w:val="Heading3"/>
       </w:pPr>
       <w:r>
-        <w:t>Compare a familiar case with a changed case</w:t>
+        <w:t>Keep the procedure fixed. Explain what changed in the inputs and result.</w:t>
+      </w:r>
+    </w:p>
+    <w:p>
+      <w:r>
+        <w:t>________________________________________________________________</w:t>
+      </w:r>
+    </w:p>
+    <w:p>
+      <w:r>
+        <w:t>________________________________________________________________</w:t>
+      </w:r>
+    </w:p>
+    <w:p>
+      <w:r>
+        <w:t>________________________________________________________________</w:t>
+      </w:r>
+    </w:p>
+    <w:p>
+      <w:r>
+        <w:t>________________________________________________________________</w:t>
+      </w:r>
+    </w:p>
+    <w:p>
+      <w:r>
+        <w:t>________________________________________________________________</w:t>
+      </w:r>
+    </w:p>
+    <w:p>
+      <w:pPr>
+        <w:pStyle w:val="Heading2"/>
+      </w:pPr>
+      <w:r>
+        <w:t>Predict the pictured exposed-case revision</w:t>
+      </w:r>
+    </w:p>
+    <w:p>
+      <w:pPr>
+        <w:pStyle w:val="ListBullet"/>
+      </w:pPr>
+      <w:r>
+        <w:t>Change: Train the revision on all eight failed-slice evaluation patterns and rescore them.</w:t>
+      </w:r>
+    </w:p>
+    <w:p>
+      <w:pPr>
+        <w:pStyle w:val="Heading2"/>
+      </w:pPr>
+      <w:r>
+        <w:t>Check after predicting · reference / check after trying</w:t>
       </w:r>
     </w:p>
     <w:p>
       <w:pPr>
         <w:spacing w:line="336" w:lineRule="auto" w:after="180"/>
       </w:pPr>
+      <w:r>
+        <w:rPr>
+          <w:b/>
+        </w:rPr>
+        <w:t>Prediction</w:t>
+      </w:r>
       <w:r>
         <w:rPr>
           <w:b w:val="0"/>
         </w:rPr>
-        <w:t>Compute both overall MSE values and the candidate negative-</w:t>
+        <w:t xml:space="preserve">: Treat the score as exposed-case development, not independent </w:t>
       </w:r>
       <w:r>
         <w:rPr>
           <w:b/>
         </w:rPr>
-        <w:t>input</w:t>
+        <w:t>evidence</w:t>
       </w:r>
       <w:r>
         <w:rPr>
           <w:b w:val="0"/>
         </w:rPr>
-        <w:t xml:space="preserve"> MSE. Apply the strict final criterion.</w:t>
-      </w:r>
-    </w:p>
-    <w:p>
-      <w:pPr>
-        <w:pStyle w:val="Heading3"/>
-      </w:pPr>
-      <w:r>
-        <w:t>Keep the procedure fixed. Explain what changed in the inputs and result.</w:t>
-      </w:r>
-    </w:p>
-    <w:p>
-      <w:r>
-        <w:t>________________________________________________________________</w:t>
-      </w:r>
-    </w:p>
-    <w:p>
-      <w:r>
-        <w:t>________________________________________________________________</w:t>
-      </w:r>
-    </w:p>
-    <w:p>
-      <w:r>
-        <w:t>________________________________________________________________</w:t>
-      </w:r>
-    </w:p>
-    <w:p>
-      <w:r>
-        <w:t>________________________________________________________________</w:t>
-      </w:r>
-    </w:p>
-    <w:p>
-      <w:r>
-        <w:t>________________________________________________________________</w:t>
-      </w:r>
-    </w:p>
-    <w:p>
-      <w:pPr>
-        <w:pStyle w:val="Heading3"/>
-      </w:pPr>
-      <w:r>
-        <w:t>Change one thing in the pictured case</w:t>
-      </w:r>
-    </w:p>
-    <w:p>
-      <w:pPr>
-        <w:pStyle w:val="Heading3"/>
-      </w:pPr>
-      <w:r>
-        <w:t>Change one thing</w:t>
+        <w:t xml:space="preserve"> of shift robustness.</w:t>
       </w:r>
     </w:p>
     <w:p>
       <w:pPr>
         <w:spacing w:line="336" w:lineRule="auto" w:after="180"/>
-        <w:shd w:fill="F5F1FB"/>
       </w:pPr>
       <w:r>
         <w:rPr>
           <w:b w:val="0"/>
         </w:rPr>
-        <w:t xml:space="preserve">Change: Train the </w:t>
+        <w:t>Reason: The evaluation records now influenced learning and model selection.</w:t>
+      </w:r>
+    </w:p>
+    <w:p>
+      <w:pPr>
+        <w:pStyle w:val="Heading2"/>
+      </w:pPr>
+      <w:r>
+        <w:t>Earlier wording, alternatives and picture transcripts · reference / check after trying</w:t>
+      </w:r>
+    </w:p>
+    <w:p>
+      <w:pPr>
+        <w:pStyle w:val="Heading3"/>
+      </w:pPr>
+      <w:r>
+        <w:t>Compare a familiar case with a changed case</w:t>
+      </w:r>
+    </w:p>
+    <w:p>
+      <w:pPr>
+        <w:pStyle w:val="Heading3"/>
+      </w:pPr>
+      <w:r>
+        <w:t>Change one thing in the pictured case</w:t>
+      </w:r>
+    </w:p>
+    <w:p>
+      <w:pPr>
+        <w:pStyle w:val="Heading1"/>
+      </w:pPr>
+      <w:r>
+        <w:t>06. Propose a repair without overwriting the original evaluation</w:t>
+      </w:r>
+    </w:p>
+    <w:p>
+      <w:r>
+        <w:t>Known-case checks and fresh final evidence have different roles.</w:t>
+      </w:r>
+    </w:p>
+    <w:p>
+      <w:pPr>
+        <w:pStyle w:val="Heading2"/>
+      </w:pPr>
+      <w:r>
+        <w:t>Main output constraint and proposed architecture change</w:t>
+      </w:r>
+    </w:p>
+    <w:p>
+      <w:pPr>
+        <w:spacing w:line="336" w:lineRule="auto" w:after="180"/>
+      </w:pPr>
+      <w:r>
+        <w:rPr>
+          <w:b w:val="0"/>
+        </w:rPr>
+        <w:t xml:space="preserve">The ReLU </w:t>
+      </w:r>
+      <w:r>
+        <w:rPr>
+          <w:b/>
+        </w:rPr>
+        <w:t>output</w:t>
+      </w:r>
+      <w:r>
+        <w:rPr>
+          <w:b w:val="0"/>
+        </w:rPr>
+        <w:t xml:space="preserve"> cannot be negative. When targets are negative, no choice of this scalar weight can produce the required negative </w:t>
+      </w:r>
+      <w:r>
+        <w:rPr>
+          <w:b/>
+        </w:rPr>
+        <w:t>output</w:t>
+      </w:r>
+      <w:r>
+        <w:rPr>
+          <w:b w:val="0"/>
+        </w:rPr>
+        <w:t xml:space="preserve">. More epochs do not remove that </w:t>
+      </w:r>
+      <w:r>
+        <w:rPr>
+          <w:b/>
+        </w:rPr>
+        <w:t>output</w:t>
+      </w:r>
+      <w:r>
+        <w:rPr>
+          <w:b w:val="0"/>
+        </w:rPr>
+        <w:t xml:space="preserve"> constraint.</w:t>
+      </w:r>
+    </w:p>
+    <w:p>
+      <w:pPr>
+        <w:spacing w:line="336" w:lineRule="auto" w:after="180"/>
+      </w:pPr>
+      <w:r>
+        <w:rPr>
+          <w:b w:val="0"/>
+        </w:rPr>
+        <w:t xml:space="preserve">A proposed signed linear </w:t>
+      </w:r>
+      <w:r>
+        <w:rPr>
+          <w:b/>
+        </w:rPr>
+        <w:t>output</w:t>
+      </w:r>
+      <w:r>
+        <w:rPr>
+          <w:b w:val="0"/>
+        </w:rPr>
+        <w:t xml:space="preserve"> a*x would represent negative targets, but it changes the architecture. It needs a new version, appropriate </w:t>
+      </w:r>
+      <w:r>
+        <w:rPr>
+          <w:b/>
+        </w:rPr>
+        <w:t>fitting</w:t>
+      </w:r>
+      <w:r>
+        <w:rPr>
+          <w:b w:val="0"/>
+        </w:rPr>
+        <w:t xml:space="preserve"> and selection, and fresh reserved evaluation.</w:t>
+      </w:r>
+    </w:p>
+    <w:p>
+      <w:pPr>
+        <w:pStyle w:val="Heading2"/>
+      </w:pPr>
+      <w:r>
+        <w:t>Preserve original results and label later checks</w:t>
+      </w:r>
+    </w:p>
+    <w:p>
+      <w:pPr>
+        <w:spacing w:line="336" w:lineRule="auto" w:after="180"/>
+      </w:pPr>
+      <w:r>
+        <w:rPr>
+          <w:b w:val="0"/>
+        </w:rPr>
+        <w:t xml:space="preserve">Running that proposal on F3 and F4 checks the revealed failures. It does not create new independent final </w:t>
+      </w:r>
+      <w:r>
+        <w:rPr>
+          <w:b/>
+        </w:rPr>
+        <w:t>evidence</w:t>
+      </w:r>
+      <w:r>
+        <w:rPr>
+          <w:b w:val="0"/>
+        </w:rPr>
+        <w:t xml:space="preserve">. Preserve the original test result and label later scores as </w:t>
       </w:r>
       <w:r>
         <w:rPr>
@@ -1045,380 +1762,12 @@
         <w:rPr>
           <w:b w:val="0"/>
         </w:rPr>
-        <w:t xml:space="preserve"> on all eight failed-slice evaluation patterns and rescore them.</w:t>
-      </w:r>
-    </w:p>
-    <w:p>
-      <w:pPr>
-        <w:pStyle w:val="Heading3"/>
-      </w:pPr>
-      <w:r>
-        <w:t>Predicted result</w:t>
+        <w:t xml:space="preserve"> or regression checks.</w:t>
       </w:r>
     </w:p>
     <w:p>
       <w:pPr>
         <w:spacing w:line="336" w:lineRule="auto" w:after="180"/>
-        <w:shd w:fill="F1F6FC"/>
-      </w:pPr>
-      <w:r>
-        <w:rPr>
-          <w:b/>
-        </w:rPr>
-        <w:t>Prediction</w:t>
-      </w:r>
-      <w:r>
-        <w:rPr>
-          <w:b w:val="0"/>
-        </w:rPr>
-        <w:t xml:space="preserve">: Treat the score as exposed-case development, not independent </w:t>
-      </w:r>
-      <w:r>
-        <w:rPr>
-          <w:b/>
-        </w:rPr>
-        <w:t>evidence</w:t>
-      </w:r>
-      <w:r>
-        <w:rPr>
-          <w:b w:val="0"/>
-        </w:rPr>
-        <w:t xml:space="preserve"> of shift robustness.</w:t>
-      </w:r>
-    </w:p>
-    <w:p>
-      <w:pPr>
-        <w:pStyle w:val="Heading3"/>
-      </w:pPr>
-      <w:r>
-        <w:t>Why the result follows</w:t>
-      </w:r>
-    </w:p>
-    <w:p>
-      <w:pPr>
-        <w:spacing w:line="336" w:lineRule="auto" w:after="180"/>
-        <w:shd w:fill="F1F6FC"/>
-      </w:pPr>
-      <w:r>
-        <w:rPr>
-          <w:b w:val="0"/>
-        </w:rPr>
-        <w:t>Reason: The evaluation records now influenced learning and model selection.</w:t>
-      </w:r>
-    </w:p>
-    <w:p>
-      <w:pPr>
-        <w:pStyle w:val="Heading1"/>
-      </w:pPr>
-      <w:r>
-        <w:t>05. Words that unlock the idea</w:t>
-      </w:r>
-    </w:p>
-    <w:p>
-      <w:r>
-        <w:t>Use the vocabulary of Capstone limitations and revision to explain a concrete decision, rather than only memorising definitions.</w:t>
-      </w:r>
-    </w:p>
-    <w:tbl>
-      <w:tblPr>
-        <w:tblStyle w:val="LightShading-Accent1"/>
-        <w:tblW w:type="auto" w:w="0"/>
-        <w:tblLook w:firstColumn="1" w:firstRow="1" w:lastColumn="0" w:lastRow="0" w:noHBand="0" w:noVBand="1" w:val="04A0"/>
-      </w:tblPr>
-      <w:tblGrid>
-        <w:gridCol w:w="5112"/>
-        <w:gridCol w:w="5112"/>
-      </w:tblGrid>
-      <w:tr>
-        <w:trPr>
-          <w:tblHeader/>
-        </w:trPr>
-        <w:tc>
-          <w:tcPr>
-            <w:tcW w:type="dxa" w:w="5112"/>
-          </w:tcPr>
-          <w:p>
-            <w:r>
-              <w:t>Word</w:t>
-            </w:r>
-          </w:p>
-        </w:tc>
-        <w:tc>
-          <w:tcPr>
-            <w:tcW w:type="dxa" w:w="5112"/>
-          </w:tcPr>
-          <w:p>
-            <w:r>
-              <w:t>Meaning</w:t>
-            </w:r>
-          </w:p>
-        </w:tc>
-      </w:tr>
-      <w:tr>
-        <w:tc>
-          <w:tcPr>
-            <w:tcW w:type="dxa" w:w="5112"/>
-          </w:tcPr>
-          <w:p>
-            <w:r>
-              <w:t>Frozen procedure</w:t>
-            </w:r>
-          </w:p>
-        </w:tc>
-        <w:tc>
-          <w:tcPr>
-            <w:tcW w:type="dxa" w:w="5112"/>
-          </w:tcPr>
-          <w:p>
-            <w:r>
-              <w:t>A recorded procedure fixed before final evaluation</w:t>
-            </w:r>
-          </w:p>
-        </w:tc>
-      </w:tr>
-      <w:tr>
-        <w:tc>
-          <w:tcPr>
-            <w:tcW w:type="dxa" w:w="5112"/>
-          </w:tcPr>
-          <w:p>
-            <w:r>
-              <w:t>Residual</w:t>
-            </w:r>
-          </w:p>
-        </w:tc>
-        <w:tc>
-          <w:tcPr>
-            <w:tcW w:type="dxa" w:w="5112"/>
-          </w:tcPr>
-          <w:p>
-            <w:r>
-              <w:t>Prediction minus observed target</w:t>
-            </w:r>
-          </w:p>
-        </w:tc>
-      </w:tr>
-      <w:tr>
-        <w:tc>
-          <w:tcPr>
-            <w:tcW w:type="dxa" w:w="5112"/>
-          </w:tcPr>
-          <w:p>
-            <w:r>
-              <w:t>Revision</w:t>
-            </w:r>
-          </w:p>
-        </w:tc>
-        <w:tc>
-          <w:tcPr>
-            <w:tcW w:type="dxa" w:w="5112"/>
-          </w:tcPr>
-          <w:p>
-            <w:r>
-              <w:t>A documented change informed by earlier evidence</w:t>
-            </w:r>
-          </w:p>
-        </w:tc>
-      </w:tr>
-      <w:tr>
-        <w:tc>
-          <w:tcPr>
-            <w:tcW w:type="dxa" w:w="5112"/>
-          </w:tcPr>
-          <w:p>
-            <w:r>
-              <w:t>Coverage limitation</w:t>
-            </w:r>
-          </w:p>
-        </w:tc>
-        <w:tc>
-          <w:tcPr>
-            <w:tcW w:type="dxa" w:w="5112"/>
-          </w:tcPr>
-          <w:p>
-            <w:r>
-              <w:t>A condition or group missing or poorly represented in the evidence</w:t>
-            </w:r>
-          </w:p>
-        </w:tc>
-      </w:tr>
-    </w:tbl>
-    <w:p>
-      <w:pPr>
-        <w:pStyle w:val="Heading3"/>
-      </w:pPr>
-      <w:r>
-        <w:t>Use two terms to explain a step in this week’s example.</w:t>
-      </w:r>
-    </w:p>
-    <w:p>
-      <w:r>
-        <w:t>________________________________________________________________</w:t>
-      </w:r>
-    </w:p>
-    <w:p>
-      <w:r>
-        <w:t>________________________________________________________________</w:t>
-      </w:r>
-    </w:p>
-    <w:p>
-      <w:r>
-        <w:t>________________________________________________________________</w:t>
-      </w:r>
-    </w:p>
-    <w:p>
-      <w:pPr>
-        <w:pStyle w:val="Heading1"/>
-      </w:pPr>
-      <w:r>
-        <w:t>06. Follow a worked example</w:t>
-      </w:r>
-    </w:p>
-    <w:p>
-      <w:r>
-        <w:t>Follow the worked trace for Capstone limitations and revision, predict a step, then compare with its explanation.</w:t>
-      </w:r>
-    </w:p>
-    <w:p>
-      <w:pPr>
-        <w:pStyle w:val="Heading3"/>
-      </w:pPr>
-      <w:r>
-        <w:t>Worked explanation · Capstone limitations and revision</w:t>
-      </w:r>
-    </w:p>
-    <w:p>
-      <w:pPr>
-        <w:spacing w:line="336" w:lineRule="auto" w:after="180"/>
-        <w:shd w:fill="F1F6FC"/>
-      </w:pPr>
-      <w:r>
-        <w:rPr>
-          <w:b w:val="0"/>
-        </w:rPr>
-        <w:t xml:space="preserve">The ReLU </w:t>
-      </w:r>
-      <w:r>
-        <w:rPr>
-          <w:b/>
-        </w:rPr>
-        <w:t>output</w:t>
-      </w:r>
-      <w:r>
-        <w:rPr>
-          <w:b w:val="0"/>
-        </w:rPr>
-        <w:t xml:space="preserve"> cannot be negative. When targets are negative, no choice of this scalar weight can produce the required negative </w:t>
-      </w:r>
-      <w:r>
-        <w:rPr>
-          <w:b/>
-        </w:rPr>
-        <w:t>output</w:t>
-      </w:r>
-      <w:r>
-        <w:rPr>
-          <w:b w:val="0"/>
-        </w:rPr>
-        <w:t xml:space="preserve">. More epochs do not remove that </w:t>
-      </w:r>
-      <w:r>
-        <w:rPr>
-          <w:b/>
-        </w:rPr>
-        <w:t>output</w:t>
-      </w:r>
-      <w:r>
-        <w:rPr>
-          <w:b w:val="0"/>
-        </w:rPr>
-        <w:t xml:space="preserve"> constraint.</w:t>
-      </w:r>
-    </w:p>
-    <w:p>
-      <w:pPr>
-        <w:spacing w:line="336" w:lineRule="auto" w:after="180"/>
-        <w:shd w:fill="F1F6FC"/>
-      </w:pPr>
-      <w:r>
-        <w:rPr>
-          <w:b w:val="0"/>
-        </w:rPr>
-        <w:t xml:space="preserve">A proposed signed linear </w:t>
-      </w:r>
-      <w:r>
-        <w:rPr>
-          <w:b/>
-        </w:rPr>
-        <w:t>output</w:t>
-      </w:r>
-      <w:r>
-        <w:rPr>
-          <w:b w:val="0"/>
-        </w:rPr>
-        <w:t xml:space="preserve"> a*x would represent negative targets, but it changes the architecture. It needs a new version, appropriate </w:t>
-      </w:r>
-      <w:r>
-        <w:rPr>
-          <w:b/>
-        </w:rPr>
-        <w:t>fitting</w:t>
-      </w:r>
-      <w:r>
-        <w:rPr>
-          <w:b w:val="0"/>
-        </w:rPr>
-        <w:t xml:space="preserve"> and selection, and fresh reserved evaluation.</w:t>
-      </w:r>
-    </w:p>
-    <w:p>
-      <w:pPr>
-        <w:pStyle w:val="Heading3"/>
-      </w:pPr>
-      <w:r>
-        <w:t>Worked explanation · Capstone limitations and revision</w:t>
-      </w:r>
-    </w:p>
-    <w:p>
-      <w:pPr>
-        <w:spacing w:line="336" w:lineRule="auto" w:after="180"/>
-        <w:shd w:fill="F1F6FC"/>
-      </w:pPr>
-      <w:r>
-        <w:rPr>
-          <w:b w:val="0"/>
-        </w:rPr>
-        <w:t xml:space="preserve">Running that proposal on F3 and F4 checks the revealed failures. It does not create new independent final </w:t>
-      </w:r>
-      <w:r>
-        <w:rPr>
-          <w:b/>
-        </w:rPr>
-        <w:t>evidence</w:t>
-      </w:r>
-      <w:r>
-        <w:rPr>
-          <w:b w:val="0"/>
-        </w:rPr>
-        <w:t xml:space="preserve">. Preserve the original test result and label later scores as </w:t>
-      </w:r>
-      <w:r>
-        <w:rPr>
-          <w:b/>
-        </w:rPr>
-        <w:t>revision</w:t>
-      </w:r>
-      <w:r>
-        <w:rPr>
-          <w:b w:val="0"/>
-        </w:rPr>
-        <w:t xml:space="preserve"> or regression checks.</w:t>
-      </w:r>
-    </w:p>
-    <w:p>
-      <w:pPr>
-        <w:spacing w:line="336" w:lineRule="auto" w:after="180"/>
-        <w:shd w:fill="F1F6FC"/>
       </w:pPr>
       <w:r>
         <w:rPr>
@@ -1429,29 +1778,10 @@
     </w:p>
     <w:p>
       <w:pPr>
-        <w:pStyle w:val="Heading3"/>
-      </w:pPr>
-      <w:r>
-        <w:t>Learn from the worked case</w:t>
-      </w:r>
-    </w:p>
-    <w:p>
-      <w:pPr>
-        <w:spacing w:line="336" w:lineRule="auto" w:after="180"/>
-      </w:pPr>
-      <w:r>
-        <w:rPr>
-          <w:b w:val="0"/>
-        </w:rPr>
-        <w:t>Cover the result before checking it. Say what is given, choose the procedure, and follow one step at a time. Then uncover the result and explain your first mismatch. Ask why a step is allowed, not only what number it produces.</w:t>
-      </w:r>
-    </w:p>
-    <w:p>
-      <w:pPr>
-        <w:pStyle w:val="Heading3"/>
-      </w:pPr>
-      <w:r>
-        <w:t>A pictorial worked case: Capstone limitations and revision</w:t>
+        <w:pStyle w:val="Heading2"/>
+      </w:pPr>
+      <w:r>
+        <w:t>Separate picture inputs and scope</w:t>
       </w:r>
     </w:p>
     <w:p>
@@ -1467,24 +1797,7 @@
     </w:p>
     <w:p>
       <w:pPr>
-        <w:pStyle w:val="Heading3"/>
-      </w:pPr>
-      <w:r>
-        <w:t>The facts we will use</w:t>
-      </w:r>
-    </w:p>
-    <w:p>
-      <w:pPr>
-        <w:pStyle w:val="Heading3"/>
-      </w:pPr>
-      <w:r>
-        <w:t>Supplied facts</w:t>
-      </w:r>
-    </w:p>
-    <w:p>
-      <w:pPr>
         <w:spacing w:line="336" w:lineRule="auto" w:after="180"/>
-        <w:shd w:fill="F1F6FC"/>
       </w:pPr>
       <w:r>
         <w:rPr>
@@ -1494,11 +1807,41 @@
       </w:r>
     </w:p>
     <w:p>
+      <w:pPr>
+        <w:spacing w:line="336" w:lineRule="auto" w:after="180"/>
+      </w:pPr>
+      <w:r>
+        <w:rPr>
+          <w:b w:val="0"/>
+        </w:rPr>
+        <w:t>The main experiment uses regression MSE; the picture is a separate supplied classification audit. Centred patterns score 7/8 = 87.5%, shifted patterns 3/8 = 37.5%. These observed counts do not prove the cause or estimate a stable future rate. Exact images and model parameters are not supplied. If all eight shifted evaluation patterns are used for a revision, rescoring them is exposed-case development evidence.</w:t>
+      </w:r>
+    </w:p>
+    <w:p>
+      <w:pPr>
+        <w:spacing w:line="336" w:lineRule="auto" w:after="180"/>
+      </w:pPr>
+      <w:r>
+        <w:rPr>
+          <w:b w:val="0"/>
+        </w:rPr>
+        <w:t>New reserved source groups are needed for an independent revised-model evaluation.</w:t>
+      </w:r>
+    </w:p>
+    <w:p>
+      <w:pPr>
+        <w:pStyle w:val="Heading2"/>
+      </w:pPr>
+      <w:r>
+        <w:t>Trace observed slice rates and claim revision</w:t>
+      </w:r>
+    </w:p>
+    <w:p>
       <w:r>
         <w:drawing>
           <wp:inline xmlns:a="http://schemas.openxmlformats.org/drawingml/2006/main" xmlns:pic="http://schemas.openxmlformats.org/drawingml/2006/picture">
-            <wp:extent cx="5486400" cy="2641600"/>
-            <wp:docPr id="1" name="Picture 1" descr="Toy network condition slices"/>
+            <wp:extent cx="5486400" cy="3337560"/>
+            <wp:docPr id="2" name="Picture 2" descr="Compute slice rates: Centred is 87.5%; shifted is 37.5%. → Revise the claim: Do not describe the network as shift-robust on this evidence. → Plan a fair revision: Use separate shifted development patterns, then assess the frozen revision on reserved shifted cases."/>
             <wp:cNvGraphicFramePr>
               <a:graphicFrameLocks noChangeAspect="1"/>
             </wp:cNvGraphicFramePr>
@@ -1506,43 +1849,7 @@
               <a:graphicData uri="http://schemas.openxmlformats.org/drawingml/2006/picture">
                 <pic:pic>
                   <pic:nvPicPr>
-                    <pic:cNvPr id="0" name="academy-detail-ai-5-35.png"/>
-                    <pic:cNvPicPr/>
-                  </pic:nvPicPr>
-                  <pic:blipFill>
-                    <a:blip r:embed="rId9"/>
-                    <a:stretch>
-                      <a:fillRect/>
-                    </a:stretch>
-                  </pic:blipFill>
-                  <pic:spPr>
-                    <a:xfrm>
-                      <a:off x="0" y="0"/>
-                      <a:ext cx="5486400" cy="2641600"/>
-                    </a:xfrm>
-                    <a:prstGeom prst="rect"/>
-                  </pic:spPr>
-                </pic:pic>
-              </a:graphicData>
-            </a:graphic>
-          </wp:inline>
-        </w:drawing>
-      </w:r>
-    </w:p>
-    <w:p>
-      <w:r>
-        <w:drawing>
-          <wp:inline xmlns:a="http://schemas.openxmlformats.org/drawingml/2006/main" xmlns:pic="http://schemas.openxmlformats.org/drawingml/2006/picture">
-            <wp:extent cx="5486400" cy="5225143"/>
-            <wp:docPr id="2" name="Picture 2" descr="Capstone limitations and revision. Compute slice rates: Centred is 87.5%; shifted is 37.5%.. Revise the claim: Do not describe the network as shift-robust on this evidence.. Plan a fair revision: Use separate shifted development patterns, then assess the frozen revision on reserved shifted cases."/>
-            <wp:cNvGraphicFramePr>
-              <a:graphicFrameLocks noChangeAspect="1"/>
-            </wp:cNvGraphicFramePr>
-            <a:graphic>
-              <a:graphicData uri="http://schemas.openxmlformats.org/drawingml/2006/picture">
-                <pic:pic>
-                  <pic:nvPicPr>
-                    <pic:cNvPr id="0" name="academy-visual-ai-5-35.png"/>
+                    <pic:cNvPr id="0" name="academy-story-ai-5-35-02.png"/>
                     <pic:cNvPicPr/>
                   </pic:nvPicPr>
                   <pic:blipFill>
@@ -1554,7 +1861,7 @@
                   <pic:spPr>
                     <a:xfrm>
                       <a:off x="0" y="0"/>
-                      <a:ext cx="5486400" cy="5225143"/>
+                      <a:ext cx="5486400" cy="3337560"/>
                     </a:xfrm>
                     <a:prstGeom prst="rect"/>
                   </pic:spPr>
@@ -1682,24 +1989,7 @@
     </w:p>
     <w:p>
       <w:pPr>
-        <w:pStyle w:val="Heading3"/>
-      </w:pPr>
-      <w:r>
-        <w:t>Why this result follows</w:t>
-      </w:r>
-    </w:p>
-    <w:p>
-      <w:pPr>
-        <w:pStyle w:val="Heading3"/>
-      </w:pPr>
-      <w:r>
-        <w:t>Why the result follows</w:t>
-      </w:r>
-    </w:p>
-    <w:p>
-      <w:pPr>
         <w:spacing w:line="336" w:lineRule="auto" w:after="180"/>
-        <w:shd w:fill="F1F6FC"/>
       </w:pPr>
       <w:r>
         <w:rPr>
@@ -1746,30 +2036,113 @@
     </w:p>
     <w:p>
       <w:pPr>
+        <w:pStyle w:val="Heading2"/>
+      </w:pPr>
+      <w:r>
+        <w:t>Predict training on the evaluation patterns</w:t>
+      </w:r>
+    </w:p>
+    <w:p>
+      <w:pPr>
+        <w:pStyle w:val="ListBullet"/>
+      </w:pPr>
+      <w:r>
+        <w:t>Change one thing: Train the revision on all eight failed-slice evaluation patterns and rescore them. Predict the result before checking the explanation. What remains the same?</w:t>
+      </w:r>
+    </w:p>
+    <w:p>
+      <w:pPr>
+        <w:pStyle w:val="Heading2"/>
+      </w:pPr>
+      <w:r>
+        <w:t>Check after predicting · reference / check after trying</w:t>
+      </w:r>
+    </w:p>
+    <w:p>
+      <w:r>
+        <w:drawing>
+          <wp:inline xmlns:a="http://schemas.openxmlformats.org/drawingml/2006/main" xmlns:pic="http://schemas.openxmlformats.org/drawingml/2006/picture">
+            <wp:extent cx="5486400" cy="3041904"/>
+            <wp:docPr id="3" name="Picture 3" descr="Original case: Use separate shifted development patterns, then assess the frozen revision on reserved shifted cases. Changed condition: Train the revision on all eight failed-slice evaluation patterns and rescore them. Expected result: Treat the score as exposed-case development, not independent evidence of shift robustness. Reason: The evaluation records now influenced learning and model selection."/>
+            <wp:cNvGraphicFramePr>
+              <a:graphicFrameLocks noChangeAspect="1"/>
+            </wp:cNvGraphicFramePr>
+            <a:graphic>
+              <a:graphicData uri="http://schemas.openxmlformats.org/drawingml/2006/picture">
+                <pic:pic>
+                  <pic:nvPicPr>
+                    <pic:cNvPr id="0" name="academy-story-ai-5-35-04.png"/>
+                    <pic:cNvPicPr/>
+                  </pic:nvPicPr>
+                  <pic:blipFill>
+                    <a:blip r:embed="rId11"/>
+                    <a:stretch>
+                      <a:fillRect/>
+                    </a:stretch>
+                  </pic:blipFill>
+                  <pic:spPr>
+                    <a:xfrm>
+                      <a:off x="0" y="0"/>
+                      <a:ext cx="5486400" cy="3041904"/>
+                    </a:xfrm>
+                    <a:prstGeom prst="rect"/>
+                  </pic:spPr>
+                </pic:pic>
+              </a:graphicData>
+            </a:graphic>
+          </wp:inline>
+        </w:drawing>
+      </w:r>
+    </w:p>
+    <w:p>
+      <w:pPr>
+        <w:pStyle w:val="Heading2"/>
+      </w:pPr>
+      <w:r>
+        <w:t>Explain evidence role and limits</w:t>
+      </w:r>
+    </w:p>
+    <w:p>
+      <w:pPr>
+        <w:pStyle w:val="ListBullet"/>
+      </w:pPr>
+      <w:r>
+        <w:t>Small slices may vary; this example diagnoses an observed weakness without inventing a population rate or cause.</w:t>
+      </w:r>
+    </w:p>
+    <w:p>
+      <w:pPr>
+        <w:pStyle w:val="ListBullet"/>
+      </w:pPr>
+      <w:r>
+        <w:t>Read the labelled picture: Calculate the slice rates and explain the claim revision. If the team trains on the shifted evaluation patterns, what kind of evidence does their rerun provide?</w:t>
+      </w:r>
+    </w:p>
+    <w:p>
+      <w:pPr>
+        <w:pStyle w:val="Heading2"/>
+      </w:pPr>
+      <w:r>
+        <w:t>Earlier wording, alternatives and picture transcripts · reference / check after trying</w:t>
+      </w:r>
+    </w:p>
+    <w:p>
+      <w:pPr>
         <w:pStyle w:val="Heading3"/>
       </w:pPr>
       <w:r>
-        <w:t>What this example does not establish</w:t>
-      </w:r>
-    </w:p>
-    <w:p>
-      <w:pPr>
-        <w:pStyle w:val="Heading3"/>
-      </w:pPr>
-      <w:r>
-        <w:t>Keep the stated limit</w:t>
+        <w:t>Learn from the worked case</w:t>
       </w:r>
     </w:p>
     <w:p>
       <w:pPr>
         <w:spacing w:line="336" w:lineRule="auto" w:after="180"/>
-        <w:shd w:fill="FFF5E6"/>
       </w:pPr>
       <w:r>
         <w:rPr>
           <w:b w:val="0"/>
         </w:rPr>
-        <w:t>Small slices may vary; this example diagnoses an observed weakness without inventing a population rate or cause.</w:t>
+        <w:t>Cover the result before checking it. Say what is given, choose the procedure, and follow one step at a time. Then uncover the result and explain your first mismatch. Ask why a step is allowed, not only what number it produces.</w:t>
       </w:r>
     </w:p>
     <w:p>
@@ -1777,43 +2150,7 @@
         <w:pStyle w:val="Heading3"/>
       </w:pPr>
       <w:r>
-        <w:t>Keep the stated limit</w:t>
-      </w:r>
-    </w:p>
-    <w:p>
-      <w:pPr>
-        <w:spacing w:line="336" w:lineRule="auto" w:after="180"/>
-        <w:shd w:fill="FFF5E6"/>
-      </w:pPr>
-      <w:r>
-        <w:rPr>
-          <w:b w:val="0"/>
-        </w:rPr>
-        <w:t xml:space="preserve">Read the labelled picture: Calculate the slice rates and explain the claim </w:t>
-      </w:r>
-      <w:r>
-        <w:rPr>
-          <w:b/>
-        </w:rPr>
-        <w:t>revision</w:t>
-      </w:r>
-      <w:r>
-        <w:rPr>
-          <w:b w:val="0"/>
-        </w:rPr>
-        <w:t xml:space="preserve">. If the team trains on the shifted evaluation patterns, what kind of </w:t>
-      </w:r>
-      <w:r>
-        <w:rPr>
-          <w:b/>
-        </w:rPr>
-        <w:t>evidence</w:t>
-      </w:r>
-      <w:r>
-        <w:rPr>
-          <w:b w:val="0"/>
-        </w:rPr>
-        <w:t xml:space="preserve"> does their rerun provide?</w:t>
+        <w:t>A pictorial worked case: Capstone limitations and revision</w:t>
       </w:r>
     </w:p>
     <w:p>
@@ -1821,31 +2158,95 @@
         <w:pStyle w:val="Heading3"/>
       </w:pPr>
       <w:r>
-        <w:t>Keep the stated limit</w:t>
-      </w:r>
-    </w:p>
-    <w:p>
-      <w:pPr>
-        <w:spacing w:line="336" w:lineRule="auto" w:after="180"/>
-        <w:shd w:fill="FFF5E6"/>
-      </w:pPr>
-      <w:r>
-        <w:rPr>
-          <w:b w:val="0"/>
-        </w:rPr>
-        <w:t xml:space="preserve">Change one thing: Train the </w:t>
-      </w:r>
-      <w:r>
-        <w:rPr>
-          <w:b/>
-        </w:rPr>
-        <w:t>revision</w:t>
-      </w:r>
-      <w:r>
-        <w:rPr>
-          <w:b w:val="0"/>
-        </w:rPr>
-        <w:t xml:space="preserve"> on all eight failed-slice evaluation patterns and rescore them. Predict the result before checking the explanation. What remains the same?</w:t>
+        <w:t>The facts we will use</w:t>
+      </w:r>
+    </w:p>
+    <w:p>
+      <w:r>
+        <w:drawing>
+          <wp:inline xmlns:a="http://schemas.openxmlformats.org/drawingml/2006/main" xmlns:pic="http://schemas.openxmlformats.org/drawingml/2006/picture">
+            <wp:extent cx="5486400" cy="2641600"/>
+            <wp:docPr id="4" name="Picture 4" descr="Toy network condition slices"/>
+            <wp:cNvGraphicFramePr>
+              <a:graphicFrameLocks noChangeAspect="1"/>
+            </wp:cNvGraphicFramePr>
+            <a:graphic>
+              <a:graphicData uri="http://schemas.openxmlformats.org/drawingml/2006/picture">
+                <pic:pic>
+                  <pic:nvPicPr>
+                    <pic:cNvPr id="0" name="academy-detail-ai-5-35.png"/>
+                    <pic:cNvPicPr/>
+                  </pic:nvPicPr>
+                  <pic:blipFill>
+                    <a:blip r:embed="rId12"/>
+                    <a:stretch>
+                      <a:fillRect/>
+                    </a:stretch>
+                  </pic:blipFill>
+                  <pic:spPr>
+                    <a:xfrm>
+                      <a:off x="0" y="0"/>
+                      <a:ext cx="5486400" cy="2641600"/>
+                    </a:xfrm>
+                    <a:prstGeom prst="rect"/>
+                  </pic:spPr>
+                </pic:pic>
+              </a:graphicData>
+            </a:graphic>
+          </wp:inline>
+        </w:drawing>
+      </w:r>
+    </w:p>
+    <w:p>
+      <w:r>
+        <w:drawing>
+          <wp:inline xmlns:a="http://schemas.openxmlformats.org/drawingml/2006/main" xmlns:pic="http://schemas.openxmlformats.org/drawingml/2006/picture">
+            <wp:extent cx="5486400" cy="5225143"/>
+            <wp:docPr id="5" name="Picture 5" descr="Capstone limitations and revision. Compute slice rates: Centred is 87.5%; shifted is 37.5%.. Revise the claim: Do not describe the network as shift-robust on this evidence.. Plan a fair revision: Use separate shifted development patterns, then assess the frozen revision on reserved shifted cases."/>
+            <wp:cNvGraphicFramePr>
+              <a:graphicFrameLocks noChangeAspect="1"/>
+            </wp:cNvGraphicFramePr>
+            <a:graphic>
+              <a:graphicData uri="http://schemas.openxmlformats.org/drawingml/2006/picture">
+                <pic:pic>
+                  <pic:nvPicPr>
+                    <pic:cNvPr id="0" name="academy-visual-ai-5-35.png"/>
+                    <pic:cNvPicPr/>
+                  </pic:nvPicPr>
+                  <pic:blipFill>
+                    <a:blip r:embed="rId13"/>
+                    <a:stretch>
+                      <a:fillRect/>
+                    </a:stretch>
+                  </pic:blipFill>
+                  <pic:spPr>
+                    <a:xfrm>
+                      <a:off x="0" y="0"/>
+                      <a:ext cx="5486400" cy="5225143"/>
+                    </a:xfrm>
+                    <a:prstGeom prst="rect"/>
+                  </pic:spPr>
+                </pic:pic>
+              </a:graphicData>
+            </a:graphic>
+          </wp:inline>
+        </w:drawing>
+      </w:r>
+    </w:p>
+    <w:p>
+      <w:pPr>
+        <w:pStyle w:val="Heading3"/>
+      </w:pPr>
+      <w:r>
+        <w:t>Why this result follows</w:t>
+      </w:r>
+    </w:p>
+    <w:p>
+      <w:pPr>
+        <w:pStyle w:val="Heading3"/>
+      </w:pPr>
+      <w:r>
+        <w:t>What this example does not establish</w:t>
       </w:r>
     </w:p>
     <w:p>
@@ -1853,12 +2254,28 @@
         <w:pStyle w:val="Heading1"/>
       </w:pPr>
       <w:r>
-        <w:t>07. Find and repair a mistake</w:t>
-      </w:r>
-    </w:p>
-    <w:p>
-      <w:r>
-        <w:t>Find the unsupported step in the Capstone limitations and revision claim and explain a repair using the supplied evidence.</w:t>
+        <w:t>07. Distinguish representational feasibility from measured generalisation</w:t>
+      </w:r>
+    </w:p>
+    <w:p>
+      <w:r>
+        <w:t>A signed output can represent a revealed negative target without proving a broader result.</w:t>
+      </w:r>
+    </w:p>
+    <w:p>
+      <w:pPr>
+        <w:pStyle w:val="Heading2"/>
+      </w:pPr>
+      <w:r>
+        <w:t>Complete supported negative-input case and guided task</w:t>
+      </w:r>
+    </w:p>
+    <w:p>
+      <w:pPr>
+        <w:pStyle w:val="ListBullet"/>
+      </w:pPr>
+      <w:r>
+        <w:t>Supported example: for a = 2 on x = -3 with target -6, the ReLU prediction is 0, residual 6 and squared error 36. The signed proposal predicts -6 on this revealed case. This demonstrates that the alternative can represent the case; it does not establish how well a newly trained model will perform elsewhere.</w:t>
       </w:r>
     </w:p>
     <w:p>
@@ -1866,55 +2283,48 @@
         <w:pStyle w:val="Heading3"/>
       </w:pPr>
       <w:r>
-        <w:t>Check the claim against the facts</w:t>
-      </w:r>
-    </w:p>
-    <w:p>
-      <w:pPr>
-        <w:spacing w:line="336" w:lineRule="auto" w:after="180"/>
-        <w:shd w:fill="FFF5E6"/>
-      </w:pPr>
-      <w:r>
-        <w:rPr>
-          <w:b w:val="0"/>
-        </w:rPr>
-        <w:t xml:space="preserve">Supported example: for a = 2 on x = -3 with target -6, the ReLU </w:t>
-      </w:r>
-      <w:r>
-        <w:rPr>
-          <w:b/>
-        </w:rPr>
-        <w:t>prediction</w:t>
-      </w:r>
-      <w:r>
-        <w:rPr>
-          <w:b w:val="0"/>
-        </w:rPr>
-        <w:t xml:space="preserve"> is 0, </w:t>
-      </w:r>
-      <w:r>
-        <w:rPr>
-          <w:b/>
-        </w:rPr>
-        <w:t>residual</w:t>
-      </w:r>
-      <w:r>
-        <w:rPr>
-          <w:b w:val="0"/>
-        </w:rPr>
-        <w:t xml:space="preserve"> 6 and squared error 36. The signed proposal predicts -6 on this revealed case.</w:t>
-      </w:r>
-    </w:p>
-    <w:p>
-      <w:pPr>
-        <w:spacing w:line="336" w:lineRule="auto" w:after="180"/>
-        <w:shd w:fill="FFF5E6"/>
-      </w:pPr>
-      <w:r>
-        <w:rPr>
-          <w:b w:val="0"/>
-        </w:rPr>
-        <w:t>This demonstrates that the alternative can represent the case; it does not establish how well a newly trained model will perform elsewhere.</w:t>
+        <w:t>Guided: calculate both predictions and errors and explain which claim the comparison supports.</w:t>
+      </w:r>
+    </w:p>
+    <w:p>
+      <w:r>
+        <w:t>________________________________________________________________</w:t>
+      </w:r>
+    </w:p>
+    <w:p>
+      <w:r>
+        <w:t>________________________________________________________________</w:t>
+      </w:r>
+    </w:p>
+    <w:p>
+      <w:r>
+        <w:t>________________________________________________________________</w:t>
+      </w:r>
+    </w:p>
+    <w:p>
+      <w:r>
+        <w:t>________________________________________________________________</w:t>
+      </w:r>
+    </w:p>
+    <w:p>
+      <w:r>
+        <w:t>________________________________________________________________</w:t>
+      </w:r>
+    </w:p>
+    <w:p>
+      <w:pPr>
+        <w:pStyle w:val="Heading2"/>
+      </w:pPr>
+      <w:r>
+        <w:t>Explain why extra epochs do not remove the output constraint</w:t>
+      </w:r>
+    </w:p>
+    <w:p>
+      <w:pPr>
+        <w:pStyle w:val="ListBullet"/>
+      </w:pPr>
+      <w:r>
+        <w:t>Why cannot extra training alone make this ReLU output negative? Name a proposed change and the evidence it would require.</w:t>
       </w:r>
     </w:p>
     <w:p>
@@ -1922,6 +2332,89 @@
         <w:pStyle w:val="Heading3"/>
       </w:pPr>
       <w:r>
+        <w:t>State one repair and the checks you would rerun.</w:t>
+      </w:r>
+    </w:p>
+    <w:p>
+      <w:r>
+        <w:t>________________________________________________________________</w:t>
+      </w:r>
+    </w:p>
+    <w:p>
+      <w:r>
+        <w:t>________________________________________________________________</w:t>
+      </w:r>
+    </w:p>
+    <w:p>
+      <w:r>
+        <w:t>________________________________________________________________</w:t>
+      </w:r>
+    </w:p>
+    <w:p>
+      <w:r>
+        <w:t>________________________________________________________________</w:t>
+      </w:r>
+    </w:p>
+    <w:p>
+      <w:r>
+        <w:t>________________________________________________________________</w:t>
+      </w:r>
+    </w:p>
+    <w:p>
+      <w:r>
+        <w:t>________________________________________________________________</w:t>
+      </w:r>
+    </w:p>
+    <w:p>
+      <w:pPr>
+        <w:pStyle w:val="Heading2"/>
+      </w:pPr>
+      <w:r>
+        <w:t>Earlier wording, alternatives and picture transcripts · reference / check after trying</w:t>
+      </w:r>
+    </w:p>
+    <w:p>
+      <w:pPr>
+        <w:pStyle w:val="Heading3"/>
+      </w:pPr>
+      <w:r>
+        <w:t>Locate the earliest unsupported step</w:t>
+      </w:r>
+    </w:p>
+    <w:p>
+      <w:pPr>
+        <w:pStyle w:val="Heading1"/>
+      </w:pPr>
+      <w:r>
+        <w:t>08. Practise residuals, subset scores and bounded claims</w:t>
+      </w:r>
+    </w:p>
+    <w:p>
+      <w:r>
+        <w:t>Keep the model failure and the successful aggregate comparison in the same report.</w:t>
+      </w:r>
+    </w:p>
+    <w:p>
+      <w:pPr>
+        <w:pStyle w:val="Heading2"/>
+      </w:pPr>
+      <w:r>
+        <w:t>Current residual task and supported case</w:t>
+      </w:r>
+    </w:p>
+    <w:p>
+      <w:pPr>
+        <w:pStyle w:val="ListBullet"/>
+      </w:pPr>
+      <w:r>
+        <w:t>For F1–F4 calculate candidate residuals and squared errors.</w:t>
+      </w:r>
+    </w:p>
+    <w:p>
+      <w:pPr>
+        <w:pStyle w:val="Heading3"/>
+      </w:pPr>
+      <w:r>
         <w:t>Guided: calculate both predictions and errors and explain which claim the comparison supports.</w:t>
       </w:r>
     </w:p>
@@ -1955,62 +2448,7 @@
         <w:pStyle w:val="Heading3"/>
       </w:pPr>
       <w:r>
-        <w:t>Locate the earliest unsupported step</w:t>
-      </w:r>
-    </w:p>
-    <w:p>
-      <w:pPr>
-        <w:spacing w:line="336" w:lineRule="auto" w:after="180"/>
-      </w:pPr>
-      <w:r>
-        <w:rPr>
-          <w:b w:val="0"/>
-        </w:rPr>
-        <w:t xml:space="preserve">Why cannot extra </w:t>
-      </w:r>
-      <w:r>
-        <w:rPr>
-          <w:b/>
-        </w:rPr>
-        <w:t>training</w:t>
-      </w:r>
-      <w:r>
-        <w:rPr>
-          <w:b w:val="0"/>
-        </w:rPr>
-        <w:t xml:space="preserve"> alone make this ReLU </w:t>
-      </w:r>
-      <w:r>
-        <w:rPr>
-          <w:b/>
-        </w:rPr>
-        <w:t>output</w:t>
-      </w:r>
-      <w:r>
-        <w:rPr>
-          <w:b w:val="0"/>
-        </w:rPr>
-        <w:t xml:space="preserve"> negative? Name a proposed change and the </w:t>
-      </w:r>
-      <w:r>
-        <w:rPr>
-          <w:b/>
-        </w:rPr>
-        <w:t>evidence</w:t>
-      </w:r>
-      <w:r>
-        <w:rPr>
-          <w:b w:val="0"/>
-        </w:rPr>
-        <w:t xml:space="preserve"> it would require.</w:t>
-      </w:r>
-    </w:p>
-    <w:p>
-      <w:pPr>
-        <w:pStyle w:val="Heading3"/>
-      </w:pPr>
-      <w:r>
-        <w:t>State one repair and the checks you would rerun.</w:t>
+        <w:t>Explain your prediction to a partner before comparing results.</w:t>
       </w:r>
     </w:p>
     <w:p>
@@ -2034,118 +2472,11 @@
       </w:r>
     </w:p>
     <w:p>
-      <w:r>
-        <w:t>________________________________________________________________</w:t>
-      </w:r>
-    </w:p>
-    <w:p>
-      <w:r>
-        <w:t>________________________________________________________________</w:t>
-      </w:r>
-    </w:p>
-    <w:p>
-      <w:pPr>
-        <w:pStyle w:val="Heading1"/>
-      </w:pPr>
-      <w:r>
-        <w:t>08. Practise together</w:t>
-      </w:r>
-    </w:p>
-    <w:p>
-      <w:r>
-        <w:t>Practise Capstone limitations and revision with support, then explain the deciding step in your own words.</w:t>
-      </w:r>
-    </w:p>
-    <w:p>
-      <w:pPr>
-        <w:spacing w:line="336" w:lineRule="auto" w:after="180"/>
-      </w:pPr>
-      <w:r>
-        <w:rPr>
-          <w:b w:val="0"/>
-        </w:rPr>
-        <w:t xml:space="preserve">For F1–F4 calculate candidate </w:t>
-      </w:r>
-      <w:r>
-        <w:rPr>
-          <w:b/>
-        </w:rPr>
-        <w:t>residual</w:t>
-      </w:r>
-      <w:r>
-        <w:rPr>
-          <w:b w:val="0"/>
-        </w:rPr>
-        <w:t>s and squared errors.</w:t>
-      </w:r>
-    </w:p>
-    <w:p>
-      <w:pPr>
-        <w:pStyle w:val="Heading3"/>
-      </w:pPr>
-      <w:r>
-        <w:t>Guided: calculate both predictions and errors and explain which claim the comparison supports.</w:t>
-      </w:r>
-    </w:p>
-    <w:p>
-      <w:r>
-        <w:t>________________________________________________________________</w:t>
-      </w:r>
-    </w:p>
-    <w:p>
-      <w:r>
-        <w:t>________________________________________________________________</w:t>
-      </w:r>
-    </w:p>
-    <w:p>
-      <w:r>
-        <w:t>________________________________________________________________</w:t>
-      </w:r>
-    </w:p>
-    <w:p>
-      <w:r>
-        <w:t>________________________________________________________________</w:t>
-      </w:r>
-    </w:p>
-    <w:p>
-      <w:r>
-        <w:t>________________________________________________________________</w:t>
-      </w:r>
-    </w:p>
-    <w:p>
-      <w:pPr>
-        <w:pStyle w:val="Heading3"/>
-      </w:pPr>
-      <w:r>
-        <w:t>Explain your prediction to a partner before comparing results.</w:t>
-      </w:r>
-    </w:p>
-    <w:p>
-      <w:r>
-        <w:t>________________________________________________________________</w:t>
-      </w:r>
-    </w:p>
-    <w:p>
-      <w:r>
-        <w:t>________________________________________________________________</w:t>
-      </w:r>
-    </w:p>
-    <w:p>
-      <w:r>
-        <w:t>________________________________________________________________</w:t>
-      </w:r>
-    </w:p>
-    <w:p>
-      <w:r>
-        <w:t>________________________________________________________________</w:t>
-      </w:r>
-    </w:p>
-    <w:p>
-      <w:pPr>
-        <w:pStyle w:val="Heading3"/>
-      </w:pPr>
-      <w:r>
-        <w:t>Practise with less help: Compare with the baseline</w:t>
+      <w:pPr>
+        <w:pStyle w:val="Heading2"/>
+      </w:pPr>
+      <w:r>
+        <w:t>Supported W2 record</w:t>
       </w:r>
     </w:p>
     <w:p>
@@ -2275,106 +2606,49 @@
     </w:p>
     <w:p>
       <w:pPr>
+        <w:pStyle w:val="Heading2"/>
+      </w:pPr>
+      <w:r>
+        <w:t>Individual criterion misconception</w:t>
+      </w:r>
+    </w:p>
+    <w:p>
+      <w:pPr>
+        <w:pStyle w:val="ListBullet"/>
+      </w:pPr>
+      <w:r>
+        <w:t>Use the worked case for Capstone limitations and revision. Proposed explanation: “Passing a criterion means no failures remain”. Decide whether this explanation is supported. Point to the step or supplied fact that decides; explain your repair if needed.</w:t>
+      </w:r>
+    </w:p>
+    <w:p>
+      <w:pPr>
+        <w:pStyle w:val="ListBullet"/>
+      </w:pPr>
+      <w:r>
+        <w:t>Answer on your own before discussion. If you are unsure, say which step you need help with.</w:t>
+      </w:r>
+    </w:p>
+    <w:p>
+      <w:pPr>
+        <w:pStyle w:val="Heading2"/>
+      </w:pPr>
+      <w:r>
+        <w:t>Pictured revised-claim response</w:t>
+      </w:r>
+    </w:p>
+    <w:p>
+      <w:pPr>
+        <w:pStyle w:val="ListBullet"/>
+      </w:pPr>
+      <w:r>
+        <w:t>Calculate the slice rates and explain the claim revision. If the team trains on the shifted evaluation patterns, what kind of evidence does their rerun provide?</w:t>
+      </w:r>
+    </w:p>
+    <w:p>
+      <w:pPr>
         <w:pStyle w:val="Heading3"/>
       </w:pPr>
       <w:r>
-        <w:t>Check your reasoning</w:t>
-      </w:r>
-    </w:p>
-    <w:p>
-      <w:pPr>
-        <w:spacing w:line="336" w:lineRule="auto" w:after="180"/>
-      </w:pPr>
-      <w:r>
-        <w:rPr>
-          <w:b w:val="0"/>
-        </w:rPr>
-        <w:t xml:space="preserve">Use the worked case for Capstone limitations and </w:t>
-      </w:r>
-      <w:r>
-        <w:rPr>
-          <w:b/>
-        </w:rPr>
-        <w:t>revision</w:t>
-      </w:r>
-      <w:r>
-        <w:rPr>
-          <w:b w:val="0"/>
-        </w:rPr>
-        <w:t>. Proposed explanation: “Passing a criterion means no failures remain”. Decide whether this explanation is supported.</w:t>
-      </w:r>
-    </w:p>
-    <w:p>
-      <w:pPr>
-        <w:spacing w:line="336" w:lineRule="auto" w:after="180"/>
-      </w:pPr>
-      <w:r>
-        <w:rPr>
-          <w:b w:val="0"/>
-        </w:rPr>
-        <w:t>Point to the step or supplied fact that decides; explain your repair if needed.</w:t>
-      </w:r>
-    </w:p>
-    <w:p>
-      <w:pPr>
-        <w:spacing w:line="336" w:lineRule="auto" w:after="180"/>
-      </w:pPr>
-      <w:r>
-        <w:rPr>
-          <w:b w:val="0"/>
-        </w:rPr>
-        <w:t>Answer on your own before discussion. If you are unsure, say which step you need help with.</w:t>
-      </w:r>
-    </w:p>
-    <w:p>
-      <w:pPr>
-        <w:pStyle w:val="Heading3"/>
-      </w:pPr>
-      <w:r>
-        <w:t>Explain the picture</w:t>
-      </w:r>
-    </w:p>
-    <w:p>
-      <w:pPr>
-        <w:spacing w:line="336" w:lineRule="auto" w:after="180"/>
-        <w:shd w:fill="F5F1FB"/>
-      </w:pPr>
-      <w:r>
-        <w:rPr>
-          <w:b w:val="0"/>
-        </w:rPr>
-        <w:t xml:space="preserve">Calculate the slice rates and explain the claim </w:t>
-      </w:r>
-      <w:r>
-        <w:rPr>
-          <w:b/>
-        </w:rPr>
-        <w:t>revision</w:t>
-      </w:r>
-      <w:r>
-        <w:rPr>
-          <w:b w:val="0"/>
-        </w:rPr>
-        <w:t xml:space="preserve">. If the team trains on the shifted evaluation patterns, what kind of </w:t>
-      </w:r>
-      <w:r>
-        <w:rPr>
-          <w:b/>
-        </w:rPr>
-        <w:t>evidence</w:t>
-      </w:r>
-      <w:r>
-        <w:rPr>
-          <w:b w:val="0"/>
-        </w:rPr>
-        <w:t xml:space="preserve"> does their rerun provide?</w:t>
-      </w:r>
-    </w:p>
-    <w:p>
-      <w:pPr>
-        <w:pStyle w:val="Heading3"/>
-      </w:pPr>
-      <w:r>
         <w:t>My explanation using a pictured step and the given facts</w:t>
       </w:r>
     </w:p>
@@ -2396,6 +2670,14 @@
     <w:p>
       <w:r>
         <w:t>________________________________________________________________</w:t>
+      </w:r>
+    </w:p>
+    <w:p>
+      <w:pPr>
+        <w:pStyle w:val="Heading2"/>
+      </w:pPr>
+      <w:r>
+        <w:t>Reserve independent frozen a = 3</w:t>
       </w:r>
     </w:p>
     <w:p>
@@ -2411,23 +2693,55 @@
     </w:p>
     <w:p>
       <w:pPr>
+        <w:pStyle w:val="Heading2"/>
+      </w:pPr>
+      <w:r>
+        <w:t>Earlier wording, alternatives and picture transcripts · reference / check after trying</w:t>
+      </w:r>
+    </w:p>
+    <w:p>
+      <w:pPr>
+        <w:pStyle w:val="Heading3"/>
+      </w:pPr>
+      <w:r>
+        <w:t>Practise with less help: Compare with the baseline</w:t>
+      </w:r>
+    </w:p>
+    <w:p>
+      <w:pPr>
+        <w:pStyle w:val="Heading3"/>
+      </w:pPr>
+      <w:r>
+        <w:t>Check your reasoning</w:t>
+      </w:r>
+    </w:p>
+    <w:p>
+      <w:pPr>
+        <w:pStyle w:val="Heading3"/>
+      </w:pPr>
+      <w:r>
+        <w:t>Explain the picture</w:t>
+      </w:r>
+    </w:p>
+    <w:p>
+      <w:pPr>
         <w:pStyle w:val="Heading1"/>
       </w:pPr>
       <w:r>
-        <w:t>09. Run the investigation</w:t>
-      </w:r>
-    </w:p>
-    <w:p>
-      <w:r>
-        <w:t>Investigate Capstone limitations and revision. Record the prediction, actual observation or labelled paper trace, explanation and next test separately.</w:t>
-      </w:r>
-    </w:p>
-    <w:p>
-      <w:pPr>
-        <w:pStyle w:val="Heading3"/>
-      </w:pPr>
-      <w:r>
-        <w:t>Predict, investigate and preserve the evidence</w:t>
+        <w:t>09. Run a complete frozen-case evaluation ledger</w:t>
+      </w:r>
+    </w:p>
+    <w:p>
+      <w:r>
+        <w:t>Preserve the original result alongside any known-case revision check.</w:t>
+      </w:r>
+    </w:p>
+    <w:p>
+      <w:pPr>
+        <w:pStyle w:val="Heading2"/>
+      </w:pPr>
+      <w:r>
+        <w:t>Current overall and negative-subset task</w:t>
       </w:r>
     </w:p>
     <w:p>
@@ -2451,6 +2765,98 @@
           <w:b w:val="0"/>
         </w:rPr>
         <w:t xml:space="preserve"> MSE. Apply the strict final criterion.</w:t>
+      </w:r>
+    </w:p>
+    <w:p>
+      <w:pPr>
+        <w:pStyle w:val="Heading2"/>
+      </w:pPr>
+      <w:r>
+        <w:t>Complete executable frozen evaluation</w:t>
+      </w:r>
+    </w:p>
+    <w:p>
+      <w:r>
+        <w:rPr>
+          <w:rFonts w:ascii="Courier New" w:hAnsi="Courier New"/>
+          <w:sz w:val="18"/>
+        </w:rPr>
+        <w:t>"""Supplied frozen-case evaluation; never use this script to tune the candidate."""</w:t>
+        <w:br/>
+        <w:t>final=[('F1',5,10),('F2',6,12),('F3',-1,-2),('F4',-2,-4)]</w:t>
+        <w:br/>
+        <w:t>def predict(a,x):return max(0,a*x)</w:t>
+        <w:br/>
+        <w:t>def evaluate(weight,rows):</w:t>
+        <w:br/>
+        <w:t xml:space="preserve">    if not rows:raise ValueError('Need evaluated cases')</w:t>
+        <w:br/>
+        <w:t xml:space="preserve">    ledger=[(name,x,y,predict(weight,x),(predict(weight,x)-y)**2)</w:t>
+        <w:br/>
+        <w:t xml:space="preserve">            for name,x,y in rows]</w:t>
+        <w:br/>
+        <w:t xml:space="preserve">    return ledger,sum(r[-1] for r in ledger)/len(ledger)</w:t>
+        <w:br/>
+        <w:t>baseline,baseline_mse=evaluate(1,final)</w:t>
+        <w:br/>
+        <w:t>candidate,candidate_mse=evaluate(2,final)</w:t>
+        <w:br/>
+        <w:t>assert [r[-1] for r in baseline]==[25,36,4,16]</w:t>
+        <w:br/>
+        <w:t>assert [r[-1] for r in candidate]==[0,0,4,16]</w:t>
+        <w:br/>
+        <w:t>assert baseline_mse==20.25 and candidate_mse==5</w:t>
+        <w:br/>
+        <w:t>assert candidate_mse&lt;baseline_mse</w:t>
+        <w:br/>
+        <w:t>negative=[r for r in final if r[1]&lt;0]</w:t>
+        <w:br/>
+        <w:t>positive=[r for r in final if r[1]&gt;0]</w:t>
+        <w:br/>
+        <w:t>assert evaluate(2,negative)[1]==10 and evaluate(2,positive)[1]==0</w:t>
+        <w:br/>
+        <w:t>print('Frozen baseline:',baseline,'MSE:',baseline_mse)</w:t>
+        <w:br/>
+        <w:t>print('Frozen candidate:',candidate,'MSE:',candidate_mse)</w:t>
+        <w:br/>
+        <w:t>print('Candidate positive MSE:',evaluate(2,positive)[1], 'negative MSE:',evaluate(2,negative)[1])</w:t>
+        <w:br/>
+        <w:t>print('Strict aggregate criterion passes; negative-target representational failure remains.')</w:t>
+        <w:br/>
+        <w:t># Proposed signed output: known-case regression check only, not fresh final evidence.</w:t>
+        <w:br/>
+        <w:t>revision=[(name,2*x,(2*x-y)**2) for name,x,y in final]</w:t>
+        <w:br/>
+        <w:t>assert all(error==0 for _,_,error in revision)</w:t>
+        <w:br/>
+        <w:t>print('Hand-proposed signed-output check on already revealed rows:',revision)</w:t>
+        <w:br/>
+        <w:t>print('Revision has not been independently fitted/selected/evaluated here.')</w:t>
+        <w:br/>
+      </w:r>
+    </w:p>
+    <w:p>
+      <w:pPr>
+        <w:pStyle w:val="Heading2"/>
+      </w:pPr>
+      <w:r>
+        <w:t>Expected outputs, evidence role and limits</w:t>
+      </w:r>
+    </w:p>
+    <w:p>
+      <w:pPr>
+        <w:pStyle w:val="ListNumber"/>
+      </w:pPr>
+      <w:r>
+        <w:t>Predict every frozen baseline and candidate output before running or tracing. The code evaluates supplied weights 1 and 2; it does not refit or retune them. Overall MSE is 20.25 versus 5, so the strict lower-MSE criterion passes on these four rows. Candidate MSE is 0 on two positive-input rows and 10 on two negative-input rows. The later signed-output calculation is explicitly a hand-proposed revision check on already revealed cases, not a new independent final result. If these published cases were already inspected before your own choices, record them as exposed teaching cases and reserve fresh cases for independent evaluation.</w:t>
+      </w:r>
+    </w:p>
+    <w:p>
+      <w:pPr>
+        <w:pStyle w:val="Heading2"/>
+      </w:pPr>
+      <w:r>
+        <w:t>Evidence ledger and reflection</w:t>
       </w:r>
     </w:p>
     <w:tbl>
@@ -2602,14 +3008,6 @@
     </w:p>
     <w:p>
       <w:pPr>
-        <w:pStyle w:val="Heading3"/>
-      </w:pPr>
-      <w:r>
-        <w:t>Plan → try → check</w:t>
-      </w:r>
-    </w:p>
-    <w:p>
-      <w:pPr>
         <w:spacing w:line="336" w:lineRule="auto" w:after="180"/>
       </w:pPr>
       <w:r>
@@ -2621,23 +3019,47 @@
     </w:p>
     <w:p>
       <w:pPr>
+        <w:pStyle w:val="Heading2"/>
+      </w:pPr>
+      <w:r>
+        <w:t>Earlier wording, alternatives and picture transcripts · reference / check after trying</w:t>
+      </w:r>
+    </w:p>
+    <w:p>
+      <w:pPr>
+        <w:pStyle w:val="Heading3"/>
+      </w:pPr>
+      <w:r>
+        <w:t>Predict, investigate and preserve the evidence</w:t>
+      </w:r>
+    </w:p>
+    <w:p>
+      <w:pPr>
+        <w:pStyle w:val="Heading3"/>
+      </w:pPr>
+      <w:r>
+        <w:t>Plan → try → check</w:t>
+      </w:r>
+    </w:p>
+    <w:p>
+      <w:pPr>
         <w:pStyle w:val="Heading1"/>
       </w:pPr>
       <w:r>
-        <w:t>10. Build your understanding</w:t>
-      </w:r>
-    </w:p>
-    <w:p>
-      <w:r>
-        <w:t>Move from recall to tracing, diagnosis and transfer in Capstone limitations and revision. Explain why each step is justified.</w:t>
-      </w:r>
-    </w:p>
-    <w:p>
-      <w:pPr>
-        <w:pStyle w:val="Heading3"/>
-      </w:pPr>
-      <w:r>
-        <w:t>Explain → apply → challenge</w:t>
+        <w:t>14. Try alone: evaluate a different frozen weight and target</w:t>
+      </w:r>
+    </w:p>
+    <w:p>
+      <w:r>
+        <w:t>Report overall improvement and the negative-input limitation together.</w:t>
+      </w:r>
+    </w:p>
+    <w:p>
+      <w:pPr>
+        <w:pStyle w:val="Heading2"/>
+      </w:pPr>
+      <w:r>
+        <w:t>Complete independent four-case evaluation</w:t>
       </w:r>
     </w:p>
     <w:p>
@@ -2648,19 +3070,70 @@
         <w:rPr>
           <w:b w:val="0"/>
         </w:rPr>
-        <w:t xml:space="preserve">For F1–F4 calculate candidate </w:t>
+        <w:t xml:space="preserve">A frozen ReLU candidate with a = 3 is compared with baseline a = 1 on final rows (2,6),(4,12),(-1,-3),(-2,-6). Compute both MSE values and candidate MSE on negative </w:t>
       </w:r>
       <w:r>
         <w:rPr>
           <w:b/>
         </w:rPr>
-        <w:t>residual</w:t>
+        <w:t>input</w:t>
       </w:r>
       <w:r>
         <w:rPr>
           <w:b w:val="0"/>
         </w:rPr>
-        <w:t>s and squared errors.</w:t>
+        <w:t>s. Write a bounded conclusion.</w:t>
+      </w:r>
+    </w:p>
+    <w:p>
+      <w:pPr>
+        <w:pStyle w:val="Heading2"/>
+      </w:pPr>
+      <w:r>
+        <w:t>First attempt and support record</w:t>
+      </w:r>
+    </w:p>
+    <w:p>
+      <w:pPr>
+        <w:pStyle w:val="Heading3"/>
+      </w:pPr>
+      <w:r>
+        <w:t>My independent explanation, trace and limits</w:t>
+      </w:r>
+    </w:p>
+    <w:p>
+      <w:r>
+        <w:t>________________________________________________________________</w:t>
+      </w:r>
+    </w:p>
+    <w:p>
+      <w:r>
+        <w:t>________________________________________________________________</w:t>
+      </w:r>
+    </w:p>
+    <w:p>
+      <w:r>
+        <w:t>________________________________________________________________</w:t>
+      </w:r>
+    </w:p>
+    <w:p>
+      <w:r>
+        <w:t>________________________________________________________________</w:t>
+      </w:r>
+    </w:p>
+    <w:p>
+      <w:r>
+        <w:t>________________________________________________________________</w:t>
+      </w:r>
+    </w:p>
+    <w:p>
+      <w:r>
+        <w:t>________________________________________________________________</w:t>
+      </w:r>
+    </w:p>
+    <w:p>
+      <w:r>
+        <w:t>________________________________________________________________</w:t>
       </w:r>
     </w:p>
     <w:p>
@@ -2671,66 +3144,143 @@
         <w:rPr>
           <w:b w:val="0"/>
         </w:rPr>
-        <w:t xml:space="preserve">Why cannot extra </w:t>
+        <w:t>Attempt this case before feedback. Record any help. Earlier examples below are further practice; a case already practised with feedback cannot establish fresh transfer.</w:t>
+      </w:r>
+    </w:p>
+    <w:p>
+      <w:pPr>
+        <w:pStyle w:val="Heading2"/>
+      </w:pPr>
+      <w:r>
+        <w:t>Feedback after trying</w:t>
+      </w:r>
+    </w:p>
+    <w:p>
+      <w:pPr>
+        <w:spacing w:line="336" w:lineRule="auto" w:after="180"/>
+      </w:pPr>
+      <w:r>
+        <w:rPr>
+          <w:b w:val="0"/>
+        </w:rPr>
+        <w:t>Attempt the independent case before hints. Record whether you worked alone, used a hint or followed a model. After feedback, fix the first unsupported step and explain why it changed.</w:t>
+      </w:r>
+    </w:p>
+    <w:p>
+      <w:pPr>
+        <w:spacing w:line="336" w:lineRule="auto" w:after="180"/>
+      </w:pPr>
+      <w:r>
+        <w:rPr>
+          <w:b w:val="0"/>
+        </w:rPr>
+        <w:t>A later check uses a changed case, not a copied answer.</w:t>
+      </w:r>
+    </w:p>
+    <w:p>
+      <w:pPr>
+        <w:pStyle w:val="Heading2"/>
+      </w:pPr>
+      <w:r>
+        <w:t>Earlier wording, alternatives and picture transcripts · reference / check after trying</w:t>
+      </w:r>
+    </w:p>
+    <w:p>
+      <w:pPr>
+        <w:pStyle w:val="Heading3"/>
+      </w:pPr>
+      <w:r>
+        <w:t>Independent case: Evaluate new evidence independently</w:t>
+      </w:r>
+    </w:p>
+    <w:p>
+      <w:pPr>
+        <w:pStyle w:val="Heading3"/>
+      </w:pPr>
+      <w:r>
+        <w:t>Attempt this without hints</w:t>
+      </w:r>
+    </w:p>
+    <w:p>
+      <w:pPr>
+        <w:spacing w:line="336" w:lineRule="auto" w:after="180"/>
+      </w:pPr>
+      <w:r>
+        <w:rPr>
+          <w:b w:val="0"/>
+        </w:rPr>
+        <w:t xml:space="preserve">A frozen ReLU candidate with a = 3 is compared with baseline a = 1 on final rows (2,6),(4,12),(-1,-3),(-2,-6). Compute both MSE values and candidate MSE on negative </w:t>
       </w:r>
       <w:r>
         <w:rPr>
           <w:b/>
         </w:rPr>
-        <w:t>training</w:t>
+        <w:t>input</w:t>
       </w:r>
       <w:r>
         <w:rPr>
           <w:b w:val="0"/>
         </w:rPr>
-        <w:t xml:space="preserve"> alone make this ReLU </w:t>
-      </w:r>
-      <w:r>
-        <w:rPr>
-          <w:b/>
-        </w:rPr>
-        <w:t>output</w:t>
-      </w:r>
+        <w:t>s. Write a bounded conclusion.</w:t>
+      </w:r>
+    </w:p>
+    <w:p>
+      <w:pPr>
+        <w:pStyle w:val="Heading3"/>
+      </w:pPr>
+      <w:r>
+        <w:t>My independent procedure, result and limitation</w:t>
+      </w:r>
+    </w:p>
+    <w:p>
+      <w:r>
+        <w:t>________________________________________________________________</w:t>
+      </w:r>
+    </w:p>
+    <w:p>
+      <w:r>
+        <w:t>________________________________________________________________</w:t>
+      </w:r>
+    </w:p>
+    <w:p>
+      <w:r>
+        <w:t>________________________________________________________________</w:t>
+      </w:r>
+    </w:p>
+    <w:p>
+      <w:r>
+        <w:t>________________________________________________________________</w:t>
+      </w:r>
+    </w:p>
+    <w:p>
+      <w:r>
+        <w:t>________________________________________________________________</w:t>
+      </w:r>
+    </w:p>
+    <w:p>
+      <w:r>
+        <w:t>________________________________________________________________</w:t>
+      </w:r>
+    </w:p>
+    <w:p>
+      <w:r>
+        <w:t>________________________________________________________________</w:t>
+      </w:r>
+    </w:p>
+    <w:p>
+      <w:r>
+        <w:t>________________________________________________________________</w:t>
+      </w:r>
+    </w:p>
+    <w:p>
+      <w:pPr>
+        <w:spacing w:line="336" w:lineRule="auto" w:after="180"/>
+      </w:pPr>
       <w:r>
         <w:rPr>
           <w:b w:val="0"/>
         </w:rPr>
-        <w:t xml:space="preserve"> negative? Name a proposed change and the </w:t>
-      </w:r>
-      <w:r>
-        <w:rPr>
-          <w:b/>
-        </w:rPr>
-        <w:t>evidence</w:t>
-      </w:r>
-      <w:r>
-        <w:rPr>
-          <w:b w:val="0"/>
-        </w:rPr>
-        <w:t xml:space="preserve"> it would require.</w:t>
-      </w:r>
-    </w:p>
-    <w:p>
-      <w:pPr>
-        <w:spacing w:line="336" w:lineRule="auto" w:after="180"/>
-      </w:pPr>
-      <w:r>
-        <w:rPr>
-          <w:b w:val="0"/>
-        </w:rPr>
-        <w:t xml:space="preserve">After inspecting F1–F4, a student changes to </w:t>
-      </w:r>
-      <w:r>
-        <w:rPr>
-          <w:b/>
-        </w:rPr>
-        <w:t>prediction</w:t>
-      </w:r>
-      <w:r>
-        <w:rPr>
-          <w:b w:val="0"/>
-        </w:rPr>
-        <w:t xml:space="preserve"> 2*x and reports “new final MSE 0”. Explain the accurate label and the next evaluation step.</w:t>
+        <w:t>Record support used: none, hint or teacher explanation. After feedback, a different case is needed to demonstrate independence.</w:t>
       </w:r>
     </w:p>
     <w:p>
@@ -2738,32 +3288,7 @@
         <w:pStyle w:val="Heading3"/>
       </w:pPr>
       <w:r>
-        <w:t>Explain which evidence supports your conclusion and which claim remains unproved.</w:t>
-      </w:r>
-    </w:p>
-    <w:p>
-      <w:r>
-        <w:t>________________________________________________________________</w:t>
-      </w:r>
-    </w:p>
-    <w:p>
-      <w:r>
-        <w:t>________________________________________________________________</w:t>
-      </w:r>
-    </w:p>
-    <w:p>
-      <w:r>
-        <w:t>________________________________________________________________</w:t>
-      </w:r>
-    </w:p>
-    <w:p>
-      <w:r>
-        <w:t>________________________________________________________________</w:t>
-      </w:r>
-    </w:p>
-    <w:p>
-      <w:r>
-        <w:t>________________________________________________________________</w:t>
+        <w:t>Use feedback to improve</w:t>
       </w:r>
     </w:p>
     <w:p>
@@ -2771,12 +3296,20 @@
         <w:pStyle w:val="Heading1"/>
       </w:pPr>
       <w:r>
-        <w:t>11. Connect your project</w:t>
-      </w:r>
-    </w:p>
-    <w:p>
-      <w:r>
-        <w:t>Apply this week’s idea to Image-pattern Network Investigation. Keep an annotated decision and the evidence supporting it.</w:t>
+        <w:t>11. Preserve the failed conditions in the project record</w:t>
+      </w:r>
+    </w:p>
+    <w:p>
+      <w:r>
+        <w:t>Keep the frozen result, revision rationale and remaining evaluation need.</w:t>
+      </w:r>
+    </w:p>
+    <w:p>
+      <w:pPr>
+        <w:pStyle w:val="Heading2"/>
+      </w:pPr>
+      <w:r>
+        <w:t>Project task and artifact</w:t>
       </w:r>
     </w:p>
     <w:p>
@@ -2955,10 +3488,10 @@
     </w:tbl>
     <w:p>
       <w:pPr>
-        <w:pStyle w:val="Heading3"/>
-      </w:pPr>
-      <w:r>
-        <w:t>Evidence for your project</w:t>
+        <w:pStyle w:val="Heading2"/>
+      </w:pPr>
+      <w:r>
+        <w:t>Actual run or trace and limitations</w:t>
       </w:r>
     </w:p>
     <w:p>
@@ -2974,15 +3507,88 @@
     </w:p>
     <w:p>
       <w:pPr>
+        <w:pStyle w:val="Heading2"/>
+      </w:pPr>
+      <w:r>
+        <w:t>Earlier wording, alternatives and picture transcripts · reference / check after trying</w:t>
+      </w:r>
+    </w:p>
+    <w:p>
+      <w:pPr>
+        <w:pStyle w:val="Heading3"/>
+      </w:pPr>
+      <w:r>
+        <w:t>Evidence for your project</w:t>
+      </w:r>
+    </w:p>
+    <w:p>
+      <w:pPr>
         <w:pStyle w:val="Heading1"/>
       </w:pPr>
       <w:r>
-        <w:t>12. Show what you know</w:t>
-      </w:r>
-    </w:p>
-    <w:p>
-      <w:r>
-        <w:t>Use a genuinely new case for independent evidence. Previously discussed examples remain practice; use the separately named independent case before feedback.</w:t>
+        <w:t>16. Finish with a narrower claim and a testable next step</w:t>
+      </w:r>
+    </w:p>
+    <w:p>
+      <w:r>
+        <w:t>The original evaluation remains part of the record after a revision.</w:t>
+      </w:r>
+    </w:p>
+    <w:p>
+      <w:pPr>
+        <w:pStyle w:val="Heading2"/>
+      </w:pPr>
+      <w:r>
+        <w:t>Retrieve and explain</w:t>
+      </w:r>
+    </w:p>
+    <w:p>
+      <w:pPr>
+        <w:pStyle w:val="ListBullet"/>
+      </w:pPr>
+      <w:r>
+        <w:t>Close your notes. Explain this goal in your own words: Evaluate a frozen candidate and baseline on final rows</w:t>
+      </w:r>
+    </w:p>
+    <w:p>
+      <w:pPr>
+        <w:pStyle w:val="Heading3"/>
+      </w:pPr>
+      <w:r>
+        <w:t>My deciding step, evidence and one remaining question</w:t>
+      </w:r>
+    </w:p>
+    <w:p>
+      <w:r>
+        <w:t>________________________________________________________________</w:t>
+      </w:r>
+    </w:p>
+    <w:p>
+      <w:r>
+        <w:t>________________________________________________________________</w:t>
+      </w:r>
+    </w:p>
+    <w:p>
+      <w:r>
+        <w:t>________________________________________________________________</w:t>
+      </w:r>
+    </w:p>
+    <w:p>
+      <w:r>
+        <w:t>________________________________________________________________</w:t>
+      </w:r>
+    </w:p>
+    <w:p>
+      <w:r>
+        <w:t>________________________________________________________________</w:t>
+      </w:r>
+    </w:p>
+    <w:p>
+      <w:pPr>
+        <w:pStyle w:val="Heading2"/>
+      </w:pPr>
+      <w:r>
+        <w:t>Plan a changed-case return</w:t>
       </w:r>
     </w:p>
     <w:p>
@@ -2993,31 +3599,7 @@
         <w:rPr>
           <w:b w:val="0"/>
         </w:rPr>
-        <w:t xml:space="preserve">A </w:t>
-      </w:r>
-      <w:r>
-        <w:rPr>
-          <w:b/>
-        </w:rPr>
-        <w:t>revision</w:t>
-      </w:r>
-      <w:r>
-        <w:rPr>
-          <w:b w:val="0"/>
-        </w:rPr>
-        <w:t xml:space="preserve"> record names the observed failure, proposed </w:t>
-      </w:r>
-      <w:r>
-        <w:rPr>
-          <w:b/>
-        </w:rPr>
-        <w:t>mechanism</w:t>
-      </w:r>
-      <w:r>
-        <w:rPr>
-          <w:b w:val="0"/>
-        </w:rPr>
-        <w:t xml:space="preserve">, changed rule, preserved earlier results and new evaluation plan. Reserve fresh cases spanning the relevant </w:t>
+        <w:t xml:space="preserve">If you are unsure, return to the worked picture and explain one arrow. If you are ready, change an </w:t>
       </w:r>
       <w:r>
         <w:rPr>
@@ -3029,62 +3611,7 @@
         <w:rPr>
           <w:b w:val="0"/>
         </w:rPr>
-        <w:t xml:space="preserve"> conditions.</w:t>
-      </w:r>
-    </w:p>
-    <w:p>
-      <w:pPr>
-        <w:spacing w:line="336" w:lineRule="auto" w:after="180"/>
-      </w:pPr>
-      <w:r>
-        <w:rPr>
-          <w:b w:val="0"/>
-        </w:rPr>
-        <w:t>Include regression checks for earlier successes, and keep independent evaluation separate. Record any cases still missing from coverage.</w:t>
-      </w:r>
-    </w:p>
-    <w:p>
-      <w:pPr>
-        <w:pStyle w:val="Heading3"/>
-      </w:pPr>
-      <w:r>
-        <w:t>Exit: write one sentence reporting the original final result and one sentence describing what remains unverified after the proposed architecture change.</w:t>
-      </w:r>
-    </w:p>
-    <w:p>
-      <w:r>
-        <w:t>________________________________________________________________</w:t>
-      </w:r>
-    </w:p>
-    <w:p>
-      <w:r>
-        <w:t>________________________________________________________________</w:t>
-      </w:r>
-    </w:p>
-    <w:p>
-      <w:r>
-        <w:t>________________________________________________________________</w:t>
-      </w:r>
-    </w:p>
-    <w:p>
-      <w:r>
-        <w:t>________________________________________________________________</w:t>
-      </w:r>
-    </w:p>
-    <w:p>
-      <w:r>
-        <w:t>________________________________________________________________</w:t>
-      </w:r>
-    </w:p>
-    <w:p>
-      <w:pPr>
-        <w:spacing w:line="336" w:lineRule="auto" w:after="180"/>
-      </w:pPr>
-      <w:r>
-        <w:rPr>
-          <w:b w:val="0"/>
-        </w:rPr>
-        <w:t xml:space="preserve">After inspecting F1–F4, a student changes to </w:t>
+        <w:t xml:space="preserve"> or assumption and justify your </w:t>
       </w:r>
       <w:r>
         <w:rPr>
@@ -3096,14 +3623,369 @@
         <w:rPr>
           <w:b w:val="0"/>
         </w:rPr>
-        <w:t xml:space="preserve"> 2*x and reports “new final MSE 0”. Explain the accurate label and the next evaluation step.</w:t>
-      </w:r>
-    </w:p>
+        <w:t>.</w:t>
+      </w:r>
+    </w:p>
+    <w:p>
+      <w:pPr>
+        <w:spacing w:line="336" w:lineRule="auto" w:after="180"/>
+      </w:pPr>
+      <w:r>
+        <w:rPr>
+          <w:b w:val="0"/>
+        </w:rPr>
+        <w:t xml:space="preserve">Save your workbook </w:t>
+      </w:r>
+      <w:r>
+        <w:rPr>
+          <w:b/>
+        </w:rPr>
+        <w:t>evidence</w:t>
+      </w:r>
+      <w:r>
+        <w:rPr>
+          <w:b w:val="0"/>
+        </w:rPr>
+        <w:t>. At the next review, try a different case before opening your old answer.</w:t>
+      </w:r>
+    </w:p>
+    <w:p>
+      <w:pPr>
+        <w:pStyle w:val="Heading1"/>
+      </w:pPr>
+      <w:r>
+        <w:t>Reference bank and extra practice</w:t>
+      </w:r>
+    </w:p>
+    <w:p>
+      <w:pPr>
+        <w:pStyle w:val="Heading1"/>
+      </w:pPr>
+      <w:r>
+        <w:t>05. Reference · Use the mathematical words precisely</w:t>
+      </w:r>
+    </w:p>
+    <w:p>
+      <w:r>
+        <w:t>Connect each term to a value or step in the current example.</w:t>
+      </w:r>
+    </w:p>
+    <w:p>
+      <w:pPr>
+        <w:pStyle w:val="Heading2"/>
+      </w:pPr>
+      <w:r>
+        <w:t>Vocabulary and your explanation</w:t>
+      </w:r>
+    </w:p>
+    <w:tbl>
+      <w:tblPr>
+        <w:tblStyle w:val="LightShading-Accent1"/>
+        <w:tblW w:type="auto" w:w="0"/>
+        <w:tblLook w:firstColumn="1" w:firstRow="1" w:lastColumn="0" w:lastRow="0" w:noHBand="0" w:noVBand="1" w:val="04A0"/>
+      </w:tblPr>
+      <w:tblGrid>
+        <w:gridCol w:w="5112"/>
+        <w:gridCol w:w="5112"/>
+      </w:tblGrid>
+      <w:tr>
+        <w:trPr>
+          <w:tblHeader/>
+        </w:trPr>
+        <w:tc>
+          <w:tcPr>
+            <w:tcW w:type="dxa" w:w="5112"/>
+          </w:tcPr>
+          <w:p>
+            <w:r>
+              <w:t>Word</w:t>
+            </w:r>
+          </w:p>
+        </w:tc>
+        <w:tc>
+          <w:tcPr>
+            <w:tcW w:type="dxa" w:w="5112"/>
+          </w:tcPr>
+          <w:p>
+            <w:r>
+              <w:t>Meaning</w:t>
+            </w:r>
+          </w:p>
+        </w:tc>
+      </w:tr>
+      <w:tr>
+        <w:tc>
+          <w:tcPr>
+            <w:tcW w:type="dxa" w:w="5112"/>
+          </w:tcPr>
+          <w:p>
+            <w:r>
+              <w:t>Frozen procedure</w:t>
+            </w:r>
+          </w:p>
+        </w:tc>
+        <w:tc>
+          <w:tcPr>
+            <w:tcW w:type="dxa" w:w="5112"/>
+          </w:tcPr>
+          <w:p>
+            <w:r>
+              <w:t>A recorded procedure fixed before final evaluation</w:t>
+            </w:r>
+          </w:p>
+        </w:tc>
+      </w:tr>
+      <w:tr>
+        <w:tc>
+          <w:tcPr>
+            <w:tcW w:type="dxa" w:w="5112"/>
+          </w:tcPr>
+          <w:p>
+            <w:r>
+              <w:t>Residual</w:t>
+            </w:r>
+          </w:p>
+        </w:tc>
+        <w:tc>
+          <w:tcPr>
+            <w:tcW w:type="dxa" w:w="5112"/>
+          </w:tcPr>
+          <w:p>
+            <w:r>
+              <w:t>Prediction minus observed target</w:t>
+            </w:r>
+          </w:p>
+        </w:tc>
+      </w:tr>
+      <w:tr>
+        <w:tc>
+          <w:tcPr>
+            <w:tcW w:type="dxa" w:w="5112"/>
+          </w:tcPr>
+          <w:p>
+            <w:r>
+              <w:t>Revision</w:t>
+            </w:r>
+          </w:p>
+        </w:tc>
+        <w:tc>
+          <w:tcPr>
+            <w:tcW w:type="dxa" w:w="5112"/>
+          </w:tcPr>
+          <w:p>
+            <w:r>
+              <w:t>A documented change informed by earlier evidence</w:t>
+            </w:r>
+          </w:p>
+        </w:tc>
+      </w:tr>
+      <w:tr>
+        <w:tc>
+          <w:tcPr>
+            <w:tcW w:type="dxa" w:w="5112"/>
+          </w:tcPr>
+          <w:p>
+            <w:r>
+              <w:t>Coverage limitation</w:t>
+            </w:r>
+          </w:p>
+        </w:tc>
+        <w:tc>
+          <w:tcPr>
+            <w:tcW w:type="dxa" w:w="5112"/>
+          </w:tcPr>
+          <w:p>
+            <w:r>
+              <w:t>A condition or group missing or poorly represented in the evidence</w:t>
+            </w:r>
+          </w:p>
+        </w:tc>
+      </w:tr>
+    </w:tbl>
     <w:p>
       <w:pPr>
         <w:pStyle w:val="Heading3"/>
       </w:pPr>
       <w:r>
+        <w:t>Use two terms to explain a step in this week’s example.</w:t>
+      </w:r>
+    </w:p>
+    <w:p>
+      <w:r>
+        <w:t>________________________________________________________________</w:t>
+      </w:r>
+    </w:p>
+    <w:p>
+      <w:r>
+        <w:t>________________________________________________________________</w:t>
+      </w:r>
+    </w:p>
+    <w:p>
+      <w:r>
+        <w:t>________________________________________________________________</w:t>
+      </w:r>
+    </w:p>
+    <w:p>
+      <w:pPr>
+        <w:pStyle w:val="Heading1"/>
+      </w:pPr>
+      <w:r>
+        <w:t>10. Extra challenge · Explain a stronger case</w:t>
+      </w:r>
+    </w:p>
+    <w:p>
+      <w:r>
+        <w:t>Choose the next challenge after the main route.</w:t>
+      </w:r>
+    </w:p>
+    <w:p>
+      <w:pPr>
+        <w:pStyle w:val="Heading2"/>
+      </w:pPr>
+      <w:r>
+        <w:t>Explain,repair and extend</w:t>
+      </w:r>
+    </w:p>
+    <w:p>
+      <w:pPr>
+        <w:pStyle w:val="Heading3"/>
+      </w:pPr>
+      <w:r>
+        <w:t>Explain → apply → challenge</w:t>
+      </w:r>
+    </w:p>
+    <w:p>
+      <w:pPr>
+        <w:pStyle w:val="ListBullet"/>
+      </w:pPr>
+      <w:r>
+        <w:t>For F1–F4 calculate candidate residuals and squared errors.</w:t>
+      </w:r>
+    </w:p>
+    <w:p>
+      <w:pPr>
+        <w:pStyle w:val="ListBullet"/>
+      </w:pPr>
+      <w:r>
+        <w:t>Why cannot extra training alone make this ReLU output negative? Name a proposed change and the evidence it would require.</w:t>
+      </w:r>
+    </w:p>
+    <w:p>
+      <w:pPr>
+        <w:pStyle w:val="ListBullet"/>
+      </w:pPr>
+      <w:r>
+        <w:t>After inspecting F1–F4, a student changes to prediction 2*x and reports “new final MSE 0”. Explain the accurate label and the next evaluation step.</w:t>
+      </w:r>
+    </w:p>
+    <w:p>
+      <w:pPr>
+        <w:pStyle w:val="Heading3"/>
+      </w:pPr>
+      <w:r>
+        <w:t>Explain which evidence supports your conclusion and which claim remains unproved.</w:t>
+      </w:r>
+    </w:p>
+    <w:p>
+      <w:r>
+        <w:t>________________________________________________________________</w:t>
+      </w:r>
+    </w:p>
+    <w:p>
+      <w:r>
+        <w:t>________________________________________________________________</w:t>
+      </w:r>
+    </w:p>
+    <w:p>
+      <w:r>
+        <w:t>________________________________________________________________</w:t>
+      </w:r>
+    </w:p>
+    <w:p>
+      <w:r>
+        <w:t>________________________________________________________________</w:t>
+      </w:r>
+    </w:p>
+    <w:p>
+      <w:r>
+        <w:t>________________________________________________________________</w:t>
+      </w:r>
+    </w:p>
+    <w:p>
+      <w:pPr>
+        <w:pStyle w:val="Heading1"/>
+      </w:pPr>
+      <w:r>
+        <w:t>12. Reference · Check the representation and its limits</w:t>
+      </w:r>
+    </w:p>
+    <w:p>
+      <w:r>
+        <w:t>Use after practice;reserve the independent frozen a = 3 evaluation for the first individual attempt.</w:t>
+      </w:r>
+    </w:p>
+    <w:p>
+      <w:pPr>
+        <w:pStyle w:val="Heading2"/>
+      </w:pPr>
+      <w:r>
+        <w:t>Current explanation and response</w:t>
+      </w:r>
+    </w:p>
+    <w:p>
+      <w:pPr>
+        <w:pStyle w:val="ListBullet"/>
+      </w:pPr>
+      <w:r>
+        <w:t>A revision record names the observed failure, proposed mechanism, changed rule, preserved earlier results and new evaluation plan. Reserve fresh cases spanning the relevant input conditions. Include regression checks for earlier successes, and keep independent evaluation separate. Record any cases still missing from coverage.</w:t>
+      </w:r>
+    </w:p>
+    <w:p>
+      <w:pPr>
+        <w:pStyle w:val="Heading3"/>
+      </w:pPr>
+      <w:r>
+        <w:t>Exit: write one sentence reporting the original final result and one sentence describing what remains unverified after the proposed architecture change.</w:t>
+      </w:r>
+    </w:p>
+    <w:p>
+      <w:r>
+        <w:t>________________________________________________________________</w:t>
+      </w:r>
+    </w:p>
+    <w:p>
+      <w:r>
+        <w:t>________________________________________________________________</w:t>
+      </w:r>
+    </w:p>
+    <w:p>
+      <w:r>
+        <w:t>________________________________________________________________</w:t>
+      </w:r>
+    </w:p>
+    <w:p>
+      <w:r>
+        <w:t>________________________________________________________________</w:t>
+      </w:r>
+    </w:p>
+    <w:p>
+      <w:r>
+        <w:t>________________________________________________________________</w:t>
+      </w:r>
+    </w:p>
+    <w:p>
+      <w:pPr>
+        <w:pStyle w:val="ListBullet"/>
+      </w:pPr>
+      <w:r>
+        <w:t>After inspecting F1–F4, a student changes to prediction 2*x and reports “new final MSE 0”. Explain the accurate label and the next evaluation step.</w:t>
+      </w:r>
+    </w:p>
+    <w:p>
+      <w:pPr>
+        <w:pStyle w:val="Heading3"/>
+      </w:pPr>
+      <w:r>
         <w:t>My limited claim and a useful next check</w:t>
       </w:r>
     </w:p>
@@ -3132,12 +4014,20 @@
         <w:pStyle w:val="Heading1"/>
       </w:pPr>
       <w:r>
-        <w:t>13. Study a complete case</w:t>
-      </w:r>
-    </w:p>
-    <w:p>
-      <w:r>
-        <w:t>Revisit the complete Capstone limitations and revision case for supported practice. Repeated examples do not become fresh assessments.</w:t>
+        <w:t>13. Extra practice · Revisit the complete trace</w:t>
+      </w:r>
+    </w:p>
+    <w:p>
+      <w:r>
+        <w:t>Predict before reading the supplied steps.</w:t>
+      </w:r>
+    </w:p>
+    <w:p>
+      <w:pPr>
+        <w:pStyle w:val="Heading2"/>
+      </w:pPr>
+      <w:r>
+        <w:t>Complete trace and evidence</w:t>
       </w:r>
     </w:p>
     <w:p>
@@ -3370,230 +4260,20 @@
         <w:pStyle w:val="Heading1"/>
       </w:pPr>
       <w:r>
-        <w:t>14. Try a new case independently</w:t>
-      </w:r>
-    </w:p>
-    <w:p>
-      <w:r>
-        <w:t>Attempt the reserved new case before feedback. Record support; the earlier examples below remain additional practice.</w:t>
-      </w:r>
-    </w:p>
-    <w:p>
-      <w:pPr>
-        <w:pStyle w:val="Heading3"/>
-      </w:pPr>
-      <w:r>
-        <w:t>Independent case: Evaluate new evidence independently</w:t>
-      </w:r>
-    </w:p>
-    <w:p>
-      <w:pPr>
-        <w:spacing w:line="336" w:lineRule="auto" w:after="180"/>
-      </w:pPr>
-      <w:r>
-        <w:rPr>
-          <w:b w:val="0"/>
-        </w:rPr>
-        <w:t xml:space="preserve">A frozen ReLU candidate with a = 3 is compared with baseline a = 1 on final rows (2,6),(4,12),(-1,-3),(-2,-6). Compute both MSE values and candidate MSE on negative </w:t>
-      </w:r>
-      <w:r>
-        <w:rPr>
-          <w:b/>
-        </w:rPr>
-        <w:t>input</w:t>
-      </w:r>
-      <w:r>
-        <w:rPr>
-          <w:b w:val="0"/>
-        </w:rPr>
-        <w:t>s. Write a bounded conclusion.</w:t>
-      </w:r>
-    </w:p>
-    <w:p>
-      <w:pPr>
-        <w:pStyle w:val="Heading3"/>
-      </w:pPr>
-      <w:r>
-        <w:t>My independent explanation, trace and limits</w:t>
-      </w:r>
-    </w:p>
-    <w:p>
-      <w:r>
-        <w:t>________________________________________________________________</w:t>
-      </w:r>
-    </w:p>
-    <w:p>
-      <w:r>
-        <w:t>________________________________________________________________</w:t>
-      </w:r>
-    </w:p>
-    <w:p>
-      <w:r>
-        <w:t>________________________________________________________________</w:t>
-      </w:r>
-    </w:p>
-    <w:p>
-      <w:r>
-        <w:t>________________________________________________________________</w:t>
-      </w:r>
-    </w:p>
-    <w:p>
-      <w:r>
-        <w:t>________________________________________________________________</w:t>
-      </w:r>
-    </w:p>
-    <w:p>
-      <w:r>
-        <w:t>________________________________________________________________</w:t>
-      </w:r>
-    </w:p>
-    <w:p>
-      <w:r>
-        <w:t>________________________________________________________________</w:t>
-      </w:r>
-    </w:p>
-    <w:p>
-      <w:pPr>
-        <w:spacing w:line="336" w:lineRule="auto" w:after="180"/>
-      </w:pPr>
-      <w:r>
-        <w:rPr>
-          <w:b w:val="0"/>
-        </w:rPr>
-        <w:t>Attempt this case before feedback. Record any help. Earlier examples below are further practice; a case already practised with feedback cannot establish fresh transfer.</w:t>
-      </w:r>
-    </w:p>
-    <w:p>
-      <w:pPr>
-        <w:pStyle w:val="Heading3"/>
-      </w:pPr>
-      <w:r>
-        <w:t>Attempt this without hints</w:t>
-      </w:r>
-    </w:p>
-    <w:p>
-      <w:pPr>
-        <w:spacing w:line="336" w:lineRule="auto" w:after="180"/>
-      </w:pPr>
-      <w:r>
-        <w:rPr>
-          <w:b w:val="0"/>
-        </w:rPr>
-        <w:t xml:space="preserve">A frozen ReLU candidate with a = 3 is compared with baseline a = 1 on final rows (2,6),(4,12),(-1,-3),(-2,-6). Compute both MSE values and candidate MSE on negative </w:t>
-      </w:r>
-      <w:r>
-        <w:rPr>
-          <w:b/>
-        </w:rPr>
-        <w:t>input</w:t>
-      </w:r>
-      <w:r>
-        <w:rPr>
-          <w:b w:val="0"/>
-        </w:rPr>
-        <w:t>s. Write a bounded conclusion.</w:t>
-      </w:r>
-    </w:p>
-    <w:p>
-      <w:pPr>
-        <w:pStyle w:val="Heading3"/>
-      </w:pPr>
-      <w:r>
-        <w:t>My independent procedure, result and limitation</w:t>
-      </w:r>
-    </w:p>
-    <w:p>
-      <w:r>
-        <w:t>________________________________________________________________</w:t>
-      </w:r>
-    </w:p>
-    <w:p>
-      <w:r>
-        <w:t>________________________________________________________________</w:t>
-      </w:r>
-    </w:p>
-    <w:p>
-      <w:r>
-        <w:t>________________________________________________________________</w:t>
-      </w:r>
-    </w:p>
-    <w:p>
-      <w:r>
-        <w:t>________________________________________________________________</w:t>
-      </w:r>
-    </w:p>
-    <w:p>
-      <w:r>
-        <w:t>________________________________________________________________</w:t>
-      </w:r>
-    </w:p>
-    <w:p>
-      <w:r>
-        <w:t>________________________________________________________________</w:t>
-      </w:r>
-    </w:p>
-    <w:p>
-      <w:r>
-        <w:t>________________________________________________________________</w:t>
-      </w:r>
-    </w:p>
-    <w:p>
-      <w:r>
-        <w:t>________________________________________________________________</w:t>
-      </w:r>
-    </w:p>
-    <w:p>
-      <w:pPr>
-        <w:spacing w:line="336" w:lineRule="auto" w:after="180"/>
-      </w:pPr>
-      <w:r>
-        <w:rPr>
-          <w:b w:val="0"/>
-        </w:rPr>
-        <w:t>Record support used: none, hint or teacher explanation. After feedback, a different case is needed to demonstrate independence.</w:t>
-      </w:r>
-    </w:p>
-    <w:p>
-      <w:pPr>
-        <w:pStyle w:val="Heading3"/>
-      </w:pPr>
-      <w:r>
-        <w:t>Use feedback to improve</w:t>
-      </w:r>
-    </w:p>
-    <w:p>
-      <w:pPr>
-        <w:spacing w:line="336" w:lineRule="auto" w:after="180"/>
-      </w:pPr>
-      <w:r>
-        <w:rPr>
-          <w:b w:val="0"/>
-        </w:rPr>
-        <w:t>Attempt the independent case before hints. Record whether you worked alone, used a hint or followed a model. After feedback, fix the first unsupported step and explain why it changed.</w:t>
-      </w:r>
-    </w:p>
-    <w:p>
-      <w:pPr>
-        <w:spacing w:line="336" w:lineRule="auto" w:after="180"/>
-      </w:pPr>
-      <w:r>
-        <w:rPr>
-          <w:b w:val="0"/>
-        </w:rPr>
-        <w:t>A later check uses a changed case, not a copied answer.</w:t>
-      </w:r>
-    </w:p>
-    <w:p>
-      <w:pPr>
-        <w:pStyle w:val="Heading1"/>
-      </w:pPr>
-      <w:r>
-        <w:t>15. Your lesson route</w:t>
-      </w:r>
-    </w:p>
-    <w:p>
-      <w:r>
-        <w:t>Use this map to navigate Capstone limitations and revision, connect the goals to tasks and keep one evidence record for each attempt.</w:t>
+        <w:t>15. Reference · The earlier route checklist</w:t>
+      </w:r>
+    </w:p>
+    <w:p>
+      <w:r>
+        <w:t>Use one main route rather than repeating the lesson.</w:t>
+      </w:r>
+    </w:p>
+    <w:p>
+      <w:pPr>
+        <w:pStyle w:val="Heading2"/>
+      </w:pPr>
+      <w:r>
+        <w:t>Targets,route and first prediction</w:t>
       </w:r>
     </w:p>
     <w:p>
@@ -3772,12 +4452,117 @@
         <w:pStyle w:val="Heading1"/>
       </w:pPr>
       <w:r>
-        <w:t>16. Finish and return</w:t>
-      </w:r>
-    </w:p>
-    <w:p>
-      <w:r>
-        <w:t>Explain Capstone limitations and revision without notes, identify a remaining question and plan a later check with a changed case.</w:t>
+        <w:t>17. Extra practice · Predict,check and repair</w:t>
+      </w:r>
+    </w:p>
+    <w:p>
+      <w:r>
+        <w:t>Keep supported feedback separate from the independent case.</w:t>
+      </w:r>
+    </w:p>
+    <w:p>
+      <w:pPr>
+        <w:pStyle w:val="Heading2"/>
+      </w:pPr>
+      <w:r>
+        <w:t>First supported question and optional hint</w:t>
+      </w:r>
+    </w:p>
+    <w:p>
+      <w:pPr>
+        <w:pStyle w:val="ListBullet"/>
+      </w:pPr>
+      <w:r>
+        <w:t>Revise a limited claim after a slice failure. A toy network works better on centred patterns than on shifted patterns, so the team narrows its initial claim.</w:t>
+      </w:r>
+    </w:p>
+    <w:p>
+      <w:pPr>
+        <w:pStyle w:val="Heading3"/>
+      </w:pPr>
+      <w:r>
+        <w:t>Practice 1: explain the deciding evidence</w:t>
+      </w:r>
+    </w:p>
+    <w:p>
+      <w:pPr>
+        <w:pStyle w:val="ListBullet"/>
+      </w:pPr>
+      <w:r>
+        <w:t>Which labelled step matches this detail? Use separate shifted development patterns, then assess the frozen revision on reserved shifted cases.</w:t>
+      </w:r>
+    </w:p>
+    <w:p>
+      <w:pPr>
+        <w:pStyle w:val="ListBullet"/>
+      </w:pPr>
+      <w:r>
+        <w:t>1. Compute slice rates</w:t>
+      </w:r>
+    </w:p>
+    <w:p>
+      <w:pPr>
+        <w:pStyle w:val="ListBullet"/>
+      </w:pPr>
+      <w:r>
+        <w:t>2. Revise the claim</w:t>
+      </w:r>
+    </w:p>
+    <w:p>
+      <w:pPr>
+        <w:pStyle w:val="ListBullet"/>
+      </w:pPr>
+      <w:r>
+        <w:t>3. Plan a fair revision</w:t>
+      </w:r>
+    </w:p>
+    <w:p>
+      <w:pPr>
+        <w:pStyle w:val="Heading3"/>
+      </w:pPr>
+      <w:r>
+        <w:t>My selected conclusion, deciding fact and explanation</w:t>
+      </w:r>
+    </w:p>
+    <w:p>
+      <w:r>
+        <w:t>________________________________________________________________</w:t>
+      </w:r>
+    </w:p>
+    <w:p>
+      <w:r>
+        <w:t>________________________________________________________________</w:t>
+      </w:r>
+    </w:p>
+    <w:p>
+      <w:r>
+        <w:t>________________________________________________________________</w:t>
+      </w:r>
+    </w:p>
+    <w:p>
+      <w:r>
+        <w:t>________________________________________________________________</w:t>
+      </w:r>
+    </w:p>
+    <w:p>
+      <w:r>
+        <w:t>________________________________________________________________</w:t>
+      </w:r>
+    </w:p>
+    <w:p>
+      <w:pPr>
+        <w:pStyle w:val="ListBullet"/>
+      </w:pPr>
+      <w:r>
+        <w:t>Hint if needed: Read the steps in the pictorial case. Match the supplied detail to the stage that performs or records it.</w:t>
+      </w:r>
+    </w:p>
+    <w:p>
+      <w:pPr>
+        <w:pStyle w:val="Heading2"/>
+      </w:pPr>
+      <w:r>
+        <w:t>Check after the first attempt · reference / check after trying</w:t>
       </w:r>
     </w:p>
     <w:p>
@@ -3788,69 +4573,72 @@
         <w:rPr>
           <w:b w:val="0"/>
         </w:rPr>
-        <w:t>Close your notes. Explain this goal in your own words: Evaluate a frozen candidate and baseline on final rows</w:t>
-      </w:r>
-    </w:p>
-    <w:p>
-      <w:pPr>
-        <w:pStyle w:val="Heading3"/>
-      </w:pPr>
-      <w:r>
-        <w:t>My deciding step, evidence and one remaining question</w:t>
-      </w:r>
-    </w:p>
-    <w:p>
-      <w:r>
-        <w:t>________________________________________________________________</w:t>
-      </w:r>
-    </w:p>
-    <w:p>
-      <w:r>
-        <w:t>________________________________________________________________</w:t>
-      </w:r>
-    </w:p>
-    <w:p>
-      <w:r>
-        <w:t>________________________________________________________________</w:t>
-      </w:r>
-    </w:p>
-    <w:p>
-      <w:r>
-        <w:t>________________________________________________________________</w:t>
-      </w:r>
-    </w:p>
-    <w:p>
-      <w:r>
-        <w:t>________________________________________________________________</w:t>
-      </w:r>
-    </w:p>
-    <w:p>
-      <w:pPr>
-        <w:spacing w:line="336" w:lineRule="auto" w:after="180"/>
-      </w:pPr>
+        <w:t xml:space="preserve">After your attempt, compare with the supported explanation: Plan a fair </w:t>
+      </w:r>
+      <w:r>
+        <w:rPr>
+          <w:b/>
+        </w:rPr>
+        <w:t>revision</w:t>
+      </w:r>
       <w:r>
         <w:rPr>
           <w:b w:val="0"/>
         </w:rPr>
-        <w:t xml:space="preserve">If you are unsure, return to the worked picture and explain one arrow. If you are ready, change an </w:t>
+        <w:t xml:space="preserve"> Use separate shifted development patterns, then assess the frozen </w:t>
       </w:r>
       <w:r>
         <w:rPr>
           <w:b/>
         </w:rPr>
-        <w:t>input</w:t>
+        <w:t>revision</w:t>
       </w:r>
       <w:r>
         <w:rPr>
           <w:b w:val="0"/>
         </w:rPr>
-        <w:t xml:space="preserve"> or assumption and justify your </w:t>
+        <w:t xml:space="preserve"> on reserved shifted cases.</w:t>
+      </w:r>
+    </w:p>
+    <w:p>
+      <w:pPr>
+        <w:spacing w:line="336" w:lineRule="auto" w:after="180"/>
+      </w:pPr>
+      <w:r>
+        <w:rPr>
+          <w:b w:val="0"/>
+        </w:rPr>
+        <w:t xml:space="preserve">A limitation guides a better next experiment. </w:t>
       </w:r>
       <w:r>
         <w:rPr>
           <w:b/>
         </w:rPr>
-        <w:t>prediction</w:t>
+        <w:t>Training</w:t>
+      </w:r>
+      <w:r>
+        <w:rPr>
+          <w:b w:val="0"/>
+        </w:rPr>
+        <w:t xml:space="preserve"> on a failed evaluation example may help development, but that exposed example cannot remain the untouched </w:t>
+      </w:r>
+      <w:r>
+        <w:rPr>
+          <w:b/>
+        </w:rPr>
+        <w:t>evidence</w:t>
+      </w:r>
+      <w:r>
+        <w:rPr>
+          <w:b w:val="0"/>
+        </w:rPr>
+        <w:t xml:space="preserve"> for the </w:t>
+      </w:r>
+      <w:r>
+        <w:rPr>
+          <w:b/>
+        </w:rPr>
+        <w:t>revision</w:t>
       </w:r>
       <w:r>
         <w:rPr>
@@ -3861,13 +4649,110 @@
     </w:p>
     <w:p>
       <w:pPr>
+        <w:pStyle w:val="Heading2"/>
+      </w:pPr>
+      <w:r>
+        <w:t>Changed-case question and optional hint</w:t>
+      </w:r>
+    </w:p>
+    <w:p>
+      <w:pPr>
+        <w:pStyle w:val="Heading3"/>
+      </w:pPr>
+      <w:r>
+        <w:t>Practice 2: explain the deciding evidence</w:t>
+      </w:r>
+    </w:p>
+    <w:p>
+      <w:pPr>
+        <w:pStyle w:val="ListBullet"/>
+      </w:pPr>
+      <w:r>
+        <w:t>Changed-case practice: Train the revision on all eight failed-slice evaluation patterns and rescore them. Which conclusion is supported by the supplied facts?</w:t>
+      </w:r>
+    </w:p>
+    <w:p>
+      <w:pPr>
+        <w:pStyle w:val="ListBullet"/>
+      </w:pPr>
+      <w:r>
+        <w:t>1. We can decide the result without examining the changed input or the procedure.</w:t>
+      </w:r>
+    </w:p>
+    <w:p>
+      <w:pPr>
+        <w:pStyle w:val="ListBullet"/>
+      </w:pPr>
+      <w:r>
+        <w:t>2. Treat the score as exposed-case development, not independent evidence of shift robustness.</w:t>
+      </w:r>
+    </w:p>
+    <w:p>
+      <w:pPr>
+        <w:pStyle w:val="ListBullet"/>
+      </w:pPr>
+      <w:r>
+        <w:t>3. This one example guarantees correct results for every future input.</w:t>
+      </w:r>
+    </w:p>
+    <w:p>
+      <w:pPr>
+        <w:pStyle w:val="Heading3"/>
+      </w:pPr>
+      <w:r>
+        <w:t>My selected conclusion, deciding fact and explanation</w:t>
+      </w:r>
+    </w:p>
+    <w:p>
+      <w:r>
+        <w:t>________________________________________________________________</w:t>
+      </w:r>
+    </w:p>
+    <w:p>
+      <w:r>
+        <w:t>________________________________________________________________</w:t>
+      </w:r>
+    </w:p>
+    <w:p>
+      <w:r>
+        <w:t>________________________________________________________________</w:t>
+      </w:r>
+    </w:p>
+    <w:p>
+      <w:r>
+        <w:t>________________________________________________________________</w:t>
+      </w:r>
+    </w:p>
+    <w:p>
+      <w:r>
+        <w:t>________________________________________________________________</w:t>
+      </w:r>
+    </w:p>
+    <w:p>
+      <w:pPr>
+        <w:pStyle w:val="ListBullet"/>
+      </w:pPr>
+      <w:r>
+        <w:t>Hint if needed: Use the changed condition and the deciding step in the pictorial trace. The answer must say what follows from those facts.</w:t>
+      </w:r>
+    </w:p>
+    <w:p>
+      <w:pPr>
+        <w:pStyle w:val="Heading2"/>
+      </w:pPr>
+      <w:r>
+        <w:t>Check after the changed attempt · reference / check after trying</w:t>
+      </w:r>
+    </w:p>
+    <w:p>
+      <w:pPr>
         <w:spacing w:line="336" w:lineRule="auto" w:after="180"/>
       </w:pPr>
       <w:r>
         <w:rPr>
           <w:b w:val="0"/>
         </w:rPr>
-        <w:t xml:space="preserve">Save your workbook </w:t>
+        <w:t xml:space="preserve">After your attempt, compare with the supported explanation: Treat the score as exposed-case development, not independent </w:t>
       </w:r>
       <w:r>
         <w:rPr>
@@ -3879,20 +4764,171 @@
         <w:rPr>
           <w:b w:val="0"/>
         </w:rPr>
-        <w:t>. At the next review, try a different case before opening your old answer.</w:t>
-      </w:r>
-    </w:p>
-    <w:p>
-      <w:pPr>
-        <w:pStyle w:val="Heading1"/>
-      </w:pPr>
-      <w:r>
-        <w:t>17. Supported practice, repair and portfolio</w:t>
-      </w:r>
-    </w:p>
-    <w:p>
-      <w:r>
-        <w:t>Attempt supported questions before using hints or feedback. Review a missing building block, then keep the completed work.</w:t>
+        <w:t xml:space="preserve"> of shift robustness. The evaluation records now influenced learning and model selection.</w:t>
+      </w:r>
+    </w:p>
+    <w:p>
+      <w:pPr>
+        <w:pStyle w:val="Heading2"/>
+      </w:pPr>
+      <w:r>
+        <w:t>Repair and retain the record</w:t>
+      </w:r>
+    </w:p>
+    <w:p>
+      <w:pPr>
+        <w:spacing w:line="336" w:lineRule="auto" w:after="180"/>
+      </w:pPr>
+      <w:r>
+        <w:rPr>
+          <w:b w:val="0"/>
+        </w:rPr>
+        <w:t>Review Capstone controlled experiments (ai-5/34). Goal: Trace matched two-update learning-rate experiments. Short practice: Compute the two correct counts and identify the changed case.</w:t>
+      </w:r>
+    </w:p>
+    <w:p>
+      <w:pPr>
+        <w:spacing w:line="336" w:lineRule="auto" w:after="180"/>
+      </w:pPr>
+      <w:r>
+        <w:rPr>
+          <w:b w:val="0"/>
+        </w:rPr>
+        <w:t xml:space="preserve">Why would changing B’s </w:t>
+      </w:r>
+      <w:r>
+        <w:rPr>
+          <w:b/>
+        </w:rPr>
+        <w:t>training</w:t>
+      </w:r>
+      <w:r>
+        <w:rPr>
+          <w:b w:val="0"/>
+        </w:rPr>
+        <w:t xml:space="preserve"> data weaken the conclusion about its added connection?. Return to this week and explain what you changed.</w:t>
+      </w:r>
+    </w:p>
+    <w:p>
+      <w:pPr>
+        <w:spacing w:line="336" w:lineRule="auto" w:after="180"/>
+      </w:pPr>
+      <w:r>
+        <w:rPr>
+          <w:b w:val="0"/>
+        </w:rPr>
+        <w:t xml:space="preserve">Review Documenting a network experiment (ai-5/32). Goal: Record a network experiment with enough detail to replay its calculations. Short practice: What additional </w:t>
+      </w:r>
+      <w:r>
+        <w:rPr>
+          <w:b/>
+        </w:rPr>
+        <w:t>evidence</w:t>
+      </w:r>
+      <w:r>
+        <w:rPr>
+          <w:b w:val="0"/>
+        </w:rPr>
+        <w:t xml:space="preserve"> is needed for a final performance claim?</w:t>
+      </w:r>
+    </w:p>
+    <w:p>
+      <w:pPr>
+        <w:spacing w:line="336" w:lineRule="auto" w:after="180"/>
+      </w:pPr>
+      <w:r>
+        <w:rPr>
+          <w:b w:val="0"/>
+        </w:rPr>
+        <w:t xml:space="preserve">Point to the relevant step in the picture, then write the changed result and the rule or </w:t>
+      </w:r>
+      <w:r>
+        <w:rPr>
+          <w:b/>
+        </w:rPr>
+        <w:t>evidence</w:t>
+      </w:r>
+      <w:r>
+        <w:rPr>
+          <w:b w:val="0"/>
+        </w:rPr>
+        <w:t xml:space="preserve"> that supports it.. Return to this week and explain what you changed.</w:t>
+      </w:r>
+    </w:p>
+    <w:p>
+      <w:pPr>
+        <w:spacing w:line="336" w:lineRule="auto" w:after="180"/>
+      </w:pPr>
+      <w:r>
+        <w:rPr>
+          <w:b w:val="0"/>
+        </w:rPr>
+        <w:t>Review Uncertainty and failure analysis (ai-5/29). Goal: Distinguish a predicted class, confidence score and observed correctness. Short practice: What is C’s positive-class probability and chosen-label confidence?</w:t>
+      </w:r>
+    </w:p>
+    <w:p>
+      <w:pPr>
+        <w:spacing w:line="336" w:lineRule="auto" w:after="180"/>
+      </w:pPr>
+      <w:r>
+        <w:rPr>
+          <w:b w:val="0"/>
+        </w:rPr>
+        <w:t xml:space="preserve">Point to the relevant step in the picture, then write the changed result and the rule or </w:t>
+      </w:r>
+      <w:r>
+        <w:rPr>
+          <w:b/>
+        </w:rPr>
+        <w:t>evidence</w:t>
+      </w:r>
+      <w:r>
+        <w:rPr>
+          <w:b w:val="0"/>
+        </w:rPr>
+        <w:t xml:space="preserve"> that supports it.. Return to this week and explain what you changed.</w:t>
+      </w:r>
+    </w:p>
+    <w:p>
+      <w:pPr>
+        <w:spacing w:line="336" w:lineRule="auto" w:after="180"/>
+      </w:pPr>
+      <w:r>
+        <w:rPr>
+          <w:b w:val="0"/>
+        </w:rPr>
+        <w:t xml:space="preserve">Use Download completed work in the hosted lesson to export your answers, reflections, practice feedback and code-run </w:t>
+      </w:r>
+      <w:r>
+        <w:rPr>
+          <w:b/>
+        </w:rPr>
+        <w:t>evidence</w:t>
+      </w:r>
+      <w:r>
+        <w:rPr>
+          <w:b w:val="0"/>
+        </w:rPr>
+        <w:t>. Open the HTML copy to read or print it.</w:t>
+      </w:r>
+    </w:p>
+    <w:p>
+      <w:pPr>
+        <w:spacing w:line="336" w:lineRule="auto" w:after="180"/>
+      </w:pPr>
+      <w:r>
+        <w:rPr>
+          <w:b w:val="0"/>
+        </w:rPr>
+        <w:t>Drafts stay in this browser when storage is available; clear drafts on a shared device.</w:t>
+      </w:r>
+    </w:p>
+    <w:p>
+      <w:pPr>
+        <w:pStyle w:val="Heading2"/>
+      </w:pPr>
+      <w:r>
+        <w:t>Earlier wording, alternatives and picture transcripts · reference / check after trying</w:t>
       </w:r>
     </w:p>
     <w:p>
@@ -3908,86 +4944,10 @@
     </w:p>
     <w:p>
       <w:pPr>
-        <w:spacing w:line="336" w:lineRule="auto" w:after="180"/>
-      </w:pPr>
-      <w:r>
-        <w:rPr>
-          <w:b w:val="0"/>
-        </w:rPr>
-        <w:t>Revise a limited claim after a slice failure. A toy network works better on centred patterns than on shifted patterns, so the team narrows its initial claim.</w:t>
-      </w:r>
-    </w:p>
-    <w:p>
-      <w:pPr>
         <w:pStyle w:val="Heading3"/>
       </w:pPr>
       <w:r>
-        <w:t>Practice 1: explain the deciding evidence</w:t>
-      </w:r>
-    </w:p>
-    <w:p>
-      <w:pPr>
-        <w:spacing w:line="336" w:lineRule="auto" w:after="180"/>
-      </w:pPr>
-      <w:r>
-        <w:rPr>
-          <w:b w:val="0"/>
-        </w:rPr>
-        <w:t xml:space="preserve">Which labelled step matches this detail? Use separate shifted development patterns, then assess the frozen </w:t>
-      </w:r>
-      <w:r>
-        <w:rPr>
-          <w:b/>
-        </w:rPr>
-        <w:t>revision</w:t>
-      </w:r>
-      <w:r>
-        <w:rPr>
-          <w:b w:val="0"/>
-        </w:rPr>
-        <w:t xml:space="preserve"> on reserved shifted cases.</w:t>
-      </w:r>
-    </w:p>
-    <w:p>
-      <w:pPr>
-        <w:spacing w:line="336" w:lineRule="auto" w:after="180"/>
-        <w:shd w:fill="F4F9FC"/>
-      </w:pPr>
-      <w:r>
-        <w:rPr>
-          <w:b w:val="0"/>
-        </w:rPr>
-        <w:t>1. Compute slice rates</w:t>
-      </w:r>
-    </w:p>
-    <w:p>
-      <w:pPr>
-        <w:spacing w:line="336" w:lineRule="auto" w:after="180"/>
-        <w:shd w:fill="F4F9FC"/>
-      </w:pPr>
-      <w:r>
-        <w:rPr>
-          <w:b w:val="0"/>
-        </w:rPr>
-        <w:t>2. Revise the claim</w:t>
-      </w:r>
-    </w:p>
-    <w:p>
-      <w:pPr>
-        <w:spacing w:line="336" w:lineRule="auto" w:after="180"/>
-        <w:shd w:fill="F4F9FC"/>
-      </w:pPr>
-      <w:r>
-        <w:rPr>
-          <w:b w:val="0"/>
-        </w:rPr>
-        <w:t xml:space="preserve">3. Plan a fair </w:t>
-      </w:r>
-      <w:r>
-        <w:rPr>
-          <w:b/>
-        </w:rPr>
-        <w:t>revision</w:t>
+        <w:t>Repair a missing building block</w:t>
       </w:r>
     </w:p>
     <w:p>
@@ -3995,523 +4955,25 @@
         <w:pStyle w:val="Heading3"/>
       </w:pPr>
       <w:r>
-        <w:t>My selected conclusion, deciding fact and explanation</w:t>
-      </w:r>
-    </w:p>
-    <w:p>
-      <w:r>
-        <w:t>________________________________________________________________</w:t>
-      </w:r>
-    </w:p>
-    <w:p>
-      <w:r>
-        <w:t>________________________________________________________________</w:t>
-      </w:r>
-    </w:p>
-    <w:p>
-      <w:r>
-        <w:t>________________________________________________________________</w:t>
-      </w:r>
-    </w:p>
-    <w:p>
-      <w:r>
-        <w:t>________________________________________________________________</w:t>
-      </w:r>
-    </w:p>
-    <w:p>
-      <w:r>
-        <w:t>________________________________________________________________</w:t>
-      </w:r>
-    </w:p>
-    <w:p>
-      <w:pPr>
-        <w:pStyle w:val="Heading3"/>
-      </w:pPr>
-      <w:r>
-        <w:t>Hint · try first</w:t>
-      </w:r>
-    </w:p>
-    <w:p>
-      <w:pPr>
-        <w:spacing w:line="336" w:lineRule="auto" w:after="180"/>
-        <w:shd w:fill="F1F6F8"/>
-      </w:pPr>
-      <w:r>
-        <w:rPr>
-          <w:b w:val="0"/>
-        </w:rPr>
-        <w:t>Hint if needed: Read the steps in the pictorial case. Match the supplied detail to the stage that performs or records it.</w:t>
-      </w:r>
-    </w:p>
-    <w:p>
-      <w:pPr>
-        <w:pStyle w:val="Heading3"/>
-      </w:pPr>
-      <w:r>
-        <w:t>Feedback · compare after trying</w:t>
-      </w:r>
-    </w:p>
-    <w:p>
-      <w:pPr>
-        <w:spacing w:line="336" w:lineRule="auto" w:after="180"/>
-        <w:shd w:fill="F1F6FC"/>
-      </w:pPr>
-      <w:r>
-        <w:rPr>
-          <w:b w:val="0"/>
-        </w:rPr>
-        <w:t xml:space="preserve">After your attempt, compare with the supported explanation: Plan a fair </w:t>
-      </w:r>
-      <w:r>
-        <w:rPr>
-          <w:b/>
-        </w:rPr>
-        <w:t>revision</w:t>
-      </w:r>
-      <w:r>
-        <w:rPr>
-          <w:b w:val="0"/>
-        </w:rPr>
-        <w:t xml:space="preserve"> Use separate shifted development patterns, then assess the frozen </w:t>
-      </w:r>
-      <w:r>
-        <w:rPr>
-          <w:b/>
-        </w:rPr>
-        <w:t>revision</w:t>
-      </w:r>
-      <w:r>
-        <w:rPr>
-          <w:b w:val="0"/>
-        </w:rPr>
-        <w:t xml:space="preserve"> on reserved shifted cases.</w:t>
-      </w:r>
-    </w:p>
-    <w:p>
-      <w:pPr>
-        <w:spacing w:line="336" w:lineRule="auto" w:after="180"/>
-        <w:shd w:fill="F1F6FC"/>
-      </w:pPr>
-      <w:r>
-        <w:rPr>
-          <w:b w:val="0"/>
-        </w:rPr>
-        <w:t xml:space="preserve">A limitation guides a better next experiment. </w:t>
-      </w:r>
-      <w:r>
-        <w:rPr>
-          <w:b/>
-        </w:rPr>
-        <w:t>Training</w:t>
-      </w:r>
-      <w:r>
-        <w:rPr>
-          <w:b w:val="0"/>
-        </w:rPr>
-        <w:t xml:space="preserve"> on a failed evaluation example may help development, but that exposed example cannot remain the untouched </w:t>
-      </w:r>
-      <w:r>
-        <w:rPr>
-          <w:b/>
-        </w:rPr>
-        <w:t>evidence</w:t>
-      </w:r>
-      <w:r>
-        <w:rPr>
-          <w:b w:val="0"/>
-        </w:rPr>
-        <w:t xml:space="preserve"> for the </w:t>
-      </w:r>
-      <w:r>
-        <w:rPr>
-          <w:b/>
-        </w:rPr>
-        <w:t>revision</w:t>
-      </w:r>
-      <w:r>
-        <w:rPr>
-          <w:b w:val="0"/>
-        </w:rPr>
-        <w:t>.</w:t>
-      </w:r>
-    </w:p>
-    <w:p>
-      <w:pPr>
-        <w:pStyle w:val="Heading3"/>
-      </w:pPr>
-      <w:r>
-        <w:t>Practice 2: explain the deciding evidence</w:t>
-      </w:r>
-    </w:p>
-    <w:p>
-      <w:pPr>
-        <w:pStyle w:val="Heading3"/>
-      </w:pPr>
-      <w:r>
-        <w:t>Changed case · predict first</w:t>
-      </w:r>
-    </w:p>
-    <w:p>
-      <w:pPr>
-        <w:spacing w:line="336" w:lineRule="auto" w:after="180"/>
-        <w:shd w:fill="F5F1FB"/>
-      </w:pPr>
-      <w:r>
-        <w:rPr>
-          <w:b w:val="0"/>
-        </w:rPr>
-        <w:t xml:space="preserve">Changed-case practice: Train the </w:t>
-      </w:r>
-      <w:r>
-        <w:rPr>
-          <w:b/>
-        </w:rPr>
-        <w:t>revision</w:t>
-      </w:r>
-      <w:r>
-        <w:rPr>
-          <w:b w:val="0"/>
-        </w:rPr>
-        <w:t xml:space="preserve"> on all eight failed-slice evaluation patterns and rescore them. Which conclusion is supported by the supplied facts?</w:t>
-      </w:r>
-    </w:p>
-    <w:p>
-      <w:pPr>
-        <w:spacing w:line="336" w:lineRule="auto" w:after="180"/>
-        <w:shd w:fill="F4F9FC"/>
-      </w:pPr>
-      <w:r>
-        <w:rPr>
-          <w:b w:val="0"/>
-        </w:rPr>
-        <w:t xml:space="preserve">1. We can decide the result without examining the changed </w:t>
-      </w:r>
-      <w:r>
-        <w:rPr>
-          <w:b/>
-        </w:rPr>
-        <w:t>input</w:t>
-      </w:r>
-      <w:r>
-        <w:rPr>
-          <w:b w:val="0"/>
-        </w:rPr>
-        <w:t xml:space="preserve"> or the procedure.</w:t>
-      </w:r>
-    </w:p>
-    <w:p>
-      <w:pPr>
-        <w:spacing w:line="336" w:lineRule="auto" w:after="180"/>
-        <w:shd w:fill="F4F9FC"/>
-      </w:pPr>
-      <w:r>
-        <w:rPr>
-          <w:b w:val="0"/>
-        </w:rPr>
-        <w:t xml:space="preserve">2. Treat the score as exposed-case development, not independent </w:t>
-      </w:r>
-      <w:r>
-        <w:rPr>
-          <w:b/>
-        </w:rPr>
-        <w:t>evidence</w:t>
-      </w:r>
-      <w:r>
-        <w:rPr>
-          <w:b w:val="0"/>
-        </w:rPr>
-        <w:t xml:space="preserve"> of shift robustness.</w:t>
-      </w:r>
-    </w:p>
-    <w:p>
-      <w:pPr>
-        <w:spacing w:line="336" w:lineRule="auto" w:after="180"/>
-        <w:shd w:fill="F4F9FC"/>
-      </w:pPr>
-      <w:r>
-        <w:rPr>
-          <w:b w:val="0"/>
-        </w:rPr>
-        <w:t xml:space="preserve">3. This one example guarantees correct results for every future </w:t>
-      </w:r>
-      <w:r>
-        <w:rPr>
-          <w:b/>
-        </w:rPr>
-        <w:t>input</w:t>
-      </w:r>
-      <w:r>
-        <w:rPr>
-          <w:b w:val="0"/>
-        </w:rPr>
-        <w:t>.</w:t>
-      </w:r>
-    </w:p>
-    <w:p>
-      <w:pPr>
-        <w:pStyle w:val="Heading3"/>
-      </w:pPr>
-      <w:r>
-        <w:t>My selected conclusion, deciding fact and explanation</w:t>
-      </w:r>
-    </w:p>
-    <w:p>
-      <w:r>
-        <w:t>________________________________________________________________</w:t>
-      </w:r>
-    </w:p>
-    <w:p>
-      <w:r>
-        <w:t>________________________________________________________________</w:t>
-      </w:r>
-    </w:p>
-    <w:p>
-      <w:r>
-        <w:t>________________________________________________________________</w:t>
-      </w:r>
-    </w:p>
-    <w:p>
-      <w:r>
-        <w:t>________________________________________________________________</w:t>
-      </w:r>
-    </w:p>
-    <w:p>
-      <w:r>
-        <w:t>________________________________________________________________</w:t>
-      </w:r>
-    </w:p>
-    <w:p>
-      <w:pPr>
-        <w:pStyle w:val="Heading3"/>
-      </w:pPr>
-      <w:r>
-        <w:t>Hint · try first</w:t>
-      </w:r>
-    </w:p>
-    <w:p>
-      <w:pPr>
-        <w:spacing w:line="336" w:lineRule="auto" w:after="180"/>
-        <w:shd w:fill="F1F6F8"/>
-      </w:pPr>
-      <w:r>
-        <w:rPr>
-          <w:b w:val="0"/>
-        </w:rPr>
-        <w:t>Hint if needed: Use the changed condition and the deciding step in the pictorial trace. The answer must say what follows from those facts.</w:t>
-      </w:r>
-    </w:p>
-    <w:p>
-      <w:pPr>
-        <w:pStyle w:val="Heading3"/>
-      </w:pPr>
-      <w:r>
-        <w:t>Feedback · compare after trying</w:t>
-      </w:r>
-    </w:p>
-    <w:p>
-      <w:pPr>
-        <w:spacing w:line="336" w:lineRule="auto" w:after="180"/>
-        <w:shd w:fill="F1F6FC"/>
-      </w:pPr>
-      <w:r>
-        <w:rPr>
-          <w:b w:val="0"/>
-        </w:rPr>
-        <w:t xml:space="preserve">After your attempt, compare with the supported explanation: Treat the score as exposed-case development, not independent </w:t>
-      </w:r>
-      <w:r>
-        <w:rPr>
-          <w:b/>
-        </w:rPr>
-        <w:t>evidence</w:t>
-      </w:r>
-      <w:r>
-        <w:rPr>
-          <w:b w:val="0"/>
-        </w:rPr>
-        <w:t xml:space="preserve"> of shift robustness. The evaluation records now influenced learning and model selection.</w:t>
-      </w:r>
-    </w:p>
-    <w:p>
-      <w:pPr>
-        <w:pStyle w:val="Heading3"/>
-      </w:pPr>
-      <w:r>
-        <w:t>Repair a missing building block</w:t>
-      </w:r>
-    </w:p>
-    <w:p>
-      <w:pPr>
-        <w:spacing w:line="336" w:lineRule="auto" w:after="180"/>
-      </w:pPr>
-      <w:r>
-        <w:rPr>
-          <w:b w:val="0"/>
-        </w:rPr>
-        <w:t>Review Capstone controlled experiments (ai-5/34). Goal: Trace matched two-update learning-rate experiments. Short practice: Compute the two correct counts and identify the changed case.</w:t>
-      </w:r>
-    </w:p>
-    <w:p>
-      <w:pPr>
-        <w:spacing w:line="336" w:lineRule="auto" w:after="180"/>
-      </w:pPr>
-      <w:r>
-        <w:rPr>
-          <w:b w:val="0"/>
-        </w:rPr>
-        <w:t xml:space="preserve">Why would changing B’s </w:t>
-      </w:r>
-      <w:r>
-        <w:rPr>
-          <w:b/>
-        </w:rPr>
-        <w:t>training</w:t>
-      </w:r>
-      <w:r>
-        <w:rPr>
-          <w:b w:val="0"/>
-        </w:rPr>
-        <w:t xml:space="preserve"> data weaken the conclusion about its added connection?. Return to this week and explain what you changed.</w:t>
-      </w:r>
-    </w:p>
-    <w:p>
-      <w:pPr>
-        <w:spacing w:line="336" w:lineRule="auto" w:after="180"/>
-      </w:pPr>
-      <w:r>
-        <w:rPr>
-          <w:b w:val="0"/>
-        </w:rPr>
-        <w:t xml:space="preserve">Review Documenting a network experiment (ai-5/32). Goal: Record a network experiment with enough detail to replay its calculations. Short practice: What additional </w:t>
-      </w:r>
-      <w:r>
-        <w:rPr>
-          <w:b/>
-        </w:rPr>
-        <w:t>evidence</w:t>
-      </w:r>
-      <w:r>
-        <w:rPr>
-          <w:b w:val="0"/>
-        </w:rPr>
-        <w:t xml:space="preserve"> is needed for a final performance claim?</w:t>
-      </w:r>
-    </w:p>
-    <w:p>
-      <w:pPr>
-        <w:spacing w:line="336" w:lineRule="auto" w:after="180"/>
-      </w:pPr>
-      <w:r>
-        <w:rPr>
-          <w:b w:val="0"/>
-        </w:rPr>
-        <w:t xml:space="preserve">Point to the relevant step in the picture, then write the changed result and the rule or </w:t>
-      </w:r>
-      <w:r>
-        <w:rPr>
-          <w:b/>
-        </w:rPr>
-        <w:t>evidence</w:t>
-      </w:r>
-      <w:r>
-        <w:rPr>
-          <w:b w:val="0"/>
-        </w:rPr>
-        <w:t xml:space="preserve"> that supports it.. Return to this week and explain what you changed.</w:t>
-      </w:r>
-    </w:p>
-    <w:p>
-      <w:pPr>
-        <w:spacing w:line="336" w:lineRule="auto" w:after="180"/>
-      </w:pPr>
-      <w:r>
-        <w:rPr>
-          <w:b w:val="0"/>
-        </w:rPr>
-        <w:t>Review Uncertainty and failure analysis (ai-5/29). Goal: Distinguish a predicted class, confidence score and observed correctness. Short practice: What is C’s positive-class probability and chosen-label confidence?</w:t>
-      </w:r>
-    </w:p>
-    <w:p>
-      <w:pPr>
-        <w:spacing w:line="336" w:lineRule="auto" w:after="180"/>
-      </w:pPr>
-      <w:r>
-        <w:rPr>
-          <w:b w:val="0"/>
-        </w:rPr>
-        <w:t xml:space="preserve">Point to the relevant step in the picture, then write the changed result and the rule or </w:t>
-      </w:r>
-      <w:r>
-        <w:rPr>
-          <w:b/>
-        </w:rPr>
-        <w:t>evidence</w:t>
-      </w:r>
-      <w:r>
-        <w:rPr>
-          <w:b w:val="0"/>
-        </w:rPr>
-        <w:t xml:space="preserve"> that supports it.. Return to this week and explain what you changed.</w:t>
-      </w:r>
-    </w:p>
-    <w:p>
-      <w:pPr>
-        <w:pStyle w:val="Heading3"/>
-      </w:pPr>
-      <w:r>
         <w:t>Keep your completed work</w:t>
       </w:r>
     </w:p>
     <w:p>
       <w:pPr>
-        <w:spacing w:line="336" w:lineRule="auto" w:after="180"/>
-      </w:pPr>
-      <w:r>
-        <w:rPr>
-          <w:b w:val="0"/>
-        </w:rPr>
-        <w:t xml:space="preserve">Use Download completed work in the hosted lesson to export your answers, reflections, practice feedback and code-run </w:t>
-      </w:r>
-      <w:r>
-        <w:rPr>
-          <w:b/>
-        </w:rPr>
-        <w:t>evidence</w:t>
-      </w:r>
-      <w:r>
-        <w:rPr>
-          <w:b w:val="0"/>
-        </w:rPr>
-        <w:t>. Open the HTML copy to read or print it.</w:t>
-      </w:r>
-    </w:p>
-    <w:p>
-      <w:pPr>
-        <w:spacing w:line="336" w:lineRule="auto" w:after="180"/>
-      </w:pPr>
-      <w:r>
-        <w:rPr>
-          <w:b w:val="0"/>
-        </w:rPr>
-        <w:t>Drafts stay in this browser when storage is available; clear drafts on a shared device.</w:t>
-      </w:r>
-    </w:p>
-    <w:p>
-      <w:pPr>
         <w:pStyle w:val="Heading1"/>
       </w:pPr>
       <w:r>
-        <w:t>18. Visual concept journey</w:t>
-      </w:r>
-    </w:p>
-    <w:p>
-      <w:r>
-        <w:t>Explain each Capstone limitations and revision graphic using its labels, deciding evidence and relevant limitation.</w:t>
-      </w:r>
-    </w:p>
-    <w:p>
-      <w:pPr>
-        <w:pStyle w:val="Heading3"/>
+        <w:t>18. Reference · Six-picture concept journey</w:t>
+      </w:r>
+    </w:p>
+    <w:p>
+      <w:r>
+        <w:t>Choose the picture that supports the current explanation.</w:t>
+      </w:r>
+    </w:p>
+    <w:p>
+      <w:pPr>
+        <w:pStyle w:val="Heading2"/>
       </w:pPr>
       <w:r>
         <w:t>01. Capstone limitations and revision: the case</w:t>
@@ -4522,7 +4984,7 @@
         <w:drawing>
           <wp:inline xmlns:a="http://schemas.openxmlformats.org/drawingml/2006/main" xmlns:pic="http://schemas.openxmlformats.org/drawingml/2006/picture">
             <wp:extent cx="5486400" cy="2834640"/>
-            <wp:docPr id="3" name="Picture 3" descr="Revise a limited claim after a slice failure. A toy network works better on centred patterns than on shifted patterns, so the team narrows its initial claim. Supplied facts: Centred slice: 7/8 correct. Shifted slice: 3/8 correct. The network and label rubric are frozen."/>
+            <wp:docPr id="6" name="Picture 6" descr="Revise a limited claim after a slice failure. A toy network works better on centred patterns than on shifted patterns, so the team narrows its initial claim. Supplied facts: Centred slice: 7/8 correct. Shifted slice: 3/8 correct. The network and label rubric are frozen."/>
             <wp:cNvGraphicFramePr>
               <a:graphicFrameLocks noChangeAspect="1"/>
             </wp:cNvGraphicFramePr>
@@ -4534,7 +4996,7 @@
                     <pic:cNvPicPr/>
                   </pic:nvPicPr>
                   <pic:blipFill>
-                    <a:blip r:embed="rId11"/>
+                    <a:blip r:embed="rId14"/>
                     <a:stretch>
                       <a:fillRect/>
                     </a:stretch>
@@ -4578,7 +5040,6 @@
     <w:p>
       <w:pPr>
         <w:spacing w:line="336" w:lineRule="auto" w:after="180"/>
-        <w:shd w:fill="F5F1FB"/>
       </w:pPr>
       <w:r>
         <w:rPr>
@@ -4589,7 +5050,7 @@
     </w:p>
     <w:p>
       <w:pPr>
-        <w:pStyle w:val="Heading3"/>
+        <w:pStyle w:val="Heading2"/>
       </w:pPr>
       <w:r>
         <w:t>02. Follow the deciding steps</w:t>
@@ -4600,7 +5061,7 @@
         <w:drawing>
           <wp:inline xmlns:a="http://schemas.openxmlformats.org/drawingml/2006/main" xmlns:pic="http://schemas.openxmlformats.org/drawingml/2006/picture">
             <wp:extent cx="5486400" cy="3337560"/>
-            <wp:docPr id="4" name="Picture 4" descr="Compute slice rates: Centred is 87.5%; shifted is 37.5%. → Revise the claim: Do not describe the network as shift-robust on this evidence. → Plan a fair revision: Use separate shifted development patterns, then assess the frozen revision on reserved shifted cases."/>
+            <wp:docPr id="7" name="Picture 7" descr="Compute slice rates: Centred is 87.5%; shifted is 37.5%. → Revise the claim: Do not describe the network as shift-robust on this evidence. → Plan a fair revision: Use separate shifted development patterns, then assess the frozen revision on reserved shifted cases."/>
             <wp:cNvGraphicFramePr>
               <a:graphicFrameLocks noChangeAspect="1"/>
             </wp:cNvGraphicFramePr>
@@ -4612,7 +5073,7 @@
                     <pic:cNvPicPr/>
                   </pic:nvPicPr>
                   <pic:blipFill>
-                    <a:blip r:embed="rId12"/>
+                    <a:blip r:embed="rId10"/>
                     <a:stretch>
                       <a:fillRect/>
                     </a:stretch>
@@ -4681,7 +5142,6 @@
     <w:p>
       <w:pPr>
         <w:spacing w:line="336" w:lineRule="auto" w:after="180"/>
-        <w:shd w:fill="F5F1FB"/>
       </w:pPr>
       <w:r>
         <w:rPr>
@@ -4704,7 +5164,7 @@
     </w:p>
     <w:p>
       <w:pPr>
-        <w:pStyle w:val="Heading3"/>
+        <w:pStyle w:val="Heading2"/>
       </w:pPr>
       <w:r>
         <w:t>03. Toy network condition slices</w:t>
@@ -4715,7 +5175,7 @@
         <w:drawing>
           <wp:inline xmlns:a="http://schemas.openxmlformats.org/drawingml/2006/main" xmlns:pic="http://schemas.openxmlformats.org/drawingml/2006/picture">
             <wp:extent cx="5486400" cy="2834640"/>
-            <wp:docPr id="5" name="Picture 5" descr="Toy network condition slices. Units: correct cases out of 8 per condition. Centred: 7. Shifted: 3."/>
+            <wp:docPr id="8" name="Picture 8" descr="Toy network condition slices. Units: correct cases out of 8 per condition. Centred: 7. Shifted: 3."/>
             <wp:cNvGraphicFramePr>
               <a:graphicFrameLocks noChangeAspect="1"/>
             </wp:cNvGraphicFramePr>
@@ -4724,187 +5184,6 @@
                 <pic:pic>
                   <pic:nvPicPr>
                     <pic:cNvPr id="0" name="academy-story-ai-5-35-03.png"/>
-                    <pic:cNvPicPr/>
-                  </pic:nvPicPr>
-                  <pic:blipFill>
-                    <a:blip r:embed="rId13"/>
-                    <a:stretch>
-                      <a:fillRect/>
-                    </a:stretch>
-                  </pic:blipFill>
-                  <pic:spPr>
-                    <a:xfrm>
-                      <a:off x="0" y="0"/>
-                      <a:ext cx="5486400" cy="2834640"/>
-                    </a:xfrm>
-                    <a:prstGeom prst="rect"/>
-                  </pic:spPr>
-                </pic:pic>
-              </a:graphicData>
-            </a:graphic>
-          </wp:inline>
-        </w:drawing>
-      </w:r>
-    </w:p>
-    <w:p>
-      <w:pPr>
-        <w:spacing w:line="336" w:lineRule="auto" w:after="180"/>
-      </w:pPr>
-      <w:r>
-        <w:rPr>
-          <w:b w:val="0"/>
-        </w:rPr>
-        <w:t>Toy network condition slices. Units: correct cases out of 8 per condition. Centred: 7. Shifted: 3.</w:t>
-      </w:r>
-    </w:p>
-    <w:p>
-      <w:pPr>
-        <w:spacing w:line="336" w:lineRule="auto" w:after="180"/>
-        <w:shd w:fill="F5F1FB"/>
-      </w:pPr>
-      <w:r>
-        <w:rPr>
-          <w:b w:val="0"/>
-        </w:rPr>
-        <w:t>Read the labels and values. Explain the relationship the model shows.</w:t>
-      </w:r>
-    </w:p>
-    <w:p>
-      <w:pPr>
-        <w:pStyle w:val="Heading3"/>
-      </w:pPr>
-      <w:r>
-        <w:t>04. Change one thing. Trace what follows.</w:t>
-      </w:r>
-    </w:p>
-    <w:p>
-      <w:r>
-        <w:drawing>
-          <wp:inline xmlns:a="http://schemas.openxmlformats.org/drawingml/2006/main" xmlns:pic="http://schemas.openxmlformats.org/drawingml/2006/picture">
-            <wp:extent cx="5486400" cy="3041904"/>
-            <wp:docPr id="6" name="Picture 6" descr="Original case: Use separate shifted development patterns, then assess the frozen revision on reserved shifted cases. Changed condition: Train the revision on all eight failed-slice evaluation patterns and rescore them. Expected result: Treat the score as exposed-case development, not independent evidence of shift robustness. Reason: The evaluation records now influenced learning and model selection."/>
-            <wp:cNvGraphicFramePr>
-              <a:graphicFrameLocks noChangeAspect="1"/>
-            </wp:cNvGraphicFramePr>
-            <a:graphic>
-              <a:graphicData uri="http://schemas.openxmlformats.org/drawingml/2006/picture">
-                <pic:pic>
-                  <pic:nvPicPr>
-                    <pic:cNvPr id="0" name="academy-story-ai-5-35-04.png"/>
-                    <pic:cNvPicPr/>
-                  </pic:nvPicPr>
-                  <pic:blipFill>
-                    <a:blip r:embed="rId14"/>
-                    <a:stretch>
-                      <a:fillRect/>
-                    </a:stretch>
-                  </pic:blipFill>
-                  <pic:spPr>
-                    <a:xfrm>
-                      <a:off x="0" y="0"/>
-                      <a:ext cx="5486400" cy="3041904"/>
-                    </a:xfrm>
-                    <a:prstGeom prst="rect"/>
-                  </pic:spPr>
-                </pic:pic>
-              </a:graphicData>
-            </a:graphic>
-          </wp:inline>
-        </w:drawing>
-      </w:r>
-    </w:p>
-    <w:p>
-      <w:pPr>
-        <w:spacing w:line="336" w:lineRule="auto" w:after="180"/>
-      </w:pPr>
-      <w:r>
-        <w:rPr>
-          <w:b w:val="0"/>
-        </w:rPr>
-        <w:t xml:space="preserve">Original case: Use separate shifted development patterns, then assess the frozen </w:t>
-      </w:r>
-      <w:r>
-        <w:rPr>
-          <w:b/>
-        </w:rPr>
-        <w:t>revision</w:t>
-      </w:r>
-      <w:r>
-        <w:rPr>
-          <w:b w:val="0"/>
-        </w:rPr>
-        <w:t xml:space="preserve"> on reserved shifted cases. Changed condition: Train the </w:t>
-      </w:r>
-      <w:r>
-        <w:rPr>
-          <w:b/>
-        </w:rPr>
-        <w:t>revision</w:t>
-      </w:r>
-      <w:r>
-        <w:rPr>
-          <w:b w:val="0"/>
-        </w:rPr>
-        <w:t xml:space="preserve"> on all eight failed-slice evaluation patterns and rescore them.</w:t>
-      </w:r>
-    </w:p>
-    <w:p>
-      <w:pPr>
-        <w:spacing w:line="336" w:lineRule="auto" w:after="180"/>
-      </w:pPr>
-      <w:r>
-        <w:rPr>
-          <w:b w:val="0"/>
-        </w:rPr>
-        <w:t xml:space="preserve">Expected result: Treat the score as exposed-case development, not independent </w:t>
-      </w:r>
-      <w:r>
-        <w:rPr>
-          <w:b/>
-        </w:rPr>
-        <w:t>evidence</w:t>
-      </w:r>
-      <w:r>
-        <w:rPr>
-          <w:b w:val="0"/>
-        </w:rPr>
-        <w:t xml:space="preserve"> of shift robustness. Reason: The evaluation records now influenced learning and model selection.</w:t>
-      </w:r>
-    </w:p>
-    <w:p>
-      <w:pPr>
-        <w:spacing w:line="336" w:lineRule="auto" w:after="180"/>
-        <w:shd w:fill="F5F1FB"/>
-      </w:pPr>
-      <w:r>
-        <w:rPr>
-          <w:b w:val="0"/>
-        </w:rPr>
-        <w:t>Predict before checking the worked changed-case result. Name what changed and what the supplied facts allow you to conclude.</w:t>
-      </w:r>
-    </w:p>
-    <w:p>
-      <w:pPr>
-        <w:pStyle w:val="Heading3"/>
-      </w:pPr>
-      <w:r>
-        <w:t>05. Connect the explanation to its limit</w:t>
-      </w:r>
-    </w:p>
-    <w:p>
-      <w:r>
-        <w:drawing>
-          <wp:inline xmlns:a="http://schemas.openxmlformats.org/drawingml/2006/main" xmlns:pic="http://schemas.openxmlformats.org/drawingml/2006/picture">
-            <wp:extent cx="5486400" cy="2834640"/>
-            <wp:docPr id="7" name="Picture 7" descr="A limitation guides a better next experiment. Training on a failed evaluation example may help development, but that exposed example cannot remain the untouched evidence for the revision. Limit: Small slices may vary; this example diagnoses an observed weakness without inventing a population rate or cause."/>
-            <wp:cNvGraphicFramePr>
-              <a:graphicFrameLocks noChangeAspect="1"/>
-            </wp:cNvGraphicFramePr>
-            <a:graphic>
-              <a:graphicData uri="http://schemas.openxmlformats.org/drawingml/2006/picture">
-                <pic:pic>
-                  <pic:nvPicPr>
-                    <pic:cNvPr id="0" name="academy-story-ai-5-35-05.png"/>
                     <pic:cNvPicPr/>
                   </pic:nvPicPr>
                   <pic:blipFill>
@@ -4935,6 +5214,185 @@
         <w:rPr>
           <w:b w:val="0"/>
         </w:rPr>
+        <w:t>Toy network condition slices. Units: correct cases out of 8 per condition. Centred: 7. Shifted: 3.</w:t>
+      </w:r>
+    </w:p>
+    <w:p>
+      <w:pPr>
+        <w:spacing w:line="336" w:lineRule="auto" w:after="180"/>
+      </w:pPr>
+      <w:r>
+        <w:rPr>
+          <w:b w:val="0"/>
+        </w:rPr>
+        <w:t>Read the labels and values. Explain the relationship the model shows.</w:t>
+      </w:r>
+    </w:p>
+    <w:p>
+      <w:pPr>
+        <w:pStyle w:val="Heading2"/>
+      </w:pPr>
+      <w:r>
+        <w:t>04. Change one thing. Trace what follows.</w:t>
+      </w:r>
+    </w:p>
+    <w:p>
+      <w:r>
+        <w:drawing>
+          <wp:inline xmlns:a="http://schemas.openxmlformats.org/drawingml/2006/main" xmlns:pic="http://schemas.openxmlformats.org/drawingml/2006/picture">
+            <wp:extent cx="5486400" cy="3041904"/>
+            <wp:docPr id="9" name="Picture 9" descr="Original case: Use separate shifted development patterns, then assess the frozen revision on reserved shifted cases. Changed condition: Train the revision on all eight failed-slice evaluation patterns and rescore them. Expected result: Treat the score as exposed-case development, not independent evidence of shift robustness. Reason: The evaluation records now influenced learning and model selection."/>
+            <wp:cNvGraphicFramePr>
+              <a:graphicFrameLocks noChangeAspect="1"/>
+            </wp:cNvGraphicFramePr>
+            <a:graphic>
+              <a:graphicData uri="http://schemas.openxmlformats.org/drawingml/2006/picture">
+                <pic:pic>
+                  <pic:nvPicPr>
+                    <pic:cNvPr id="0" name="academy-story-ai-5-35-04.png"/>
+                    <pic:cNvPicPr/>
+                  </pic:nvPicPr>
+                  <pic:blipFill>
+                    <a:blip r:embed="rId11"/>
+                    <a:stretch>
+                      <a:fillRect/>
+                    </a:stretch>
+                  </pic:blipFill>
+                  <pic:spPr>
+                    <a:xfrm>
+                      <a:off x="0" y="0"/>
+                      <a:ext cx="5486400" cy="3041904"/>
+                    </a:xfrm>
+                    <a:prstGeom prst="rect"/>
+                  </pic:spPr>
+                </pic:pic>
+              </a:graphicData>
+            </a:graphic>
+          </wp:inline>
+        </w:drawing>
+      </w:r>
+    </w:p>
+    <w:p>
+      <w:pPr>
+        <w:spacing w:line="336" w:lineRule="auto" w:after="180"/>
+      </w:pPr>
+      <w:r>
+        <w:rPr>
+          <w:b w:val="0"/>
+        </w:rPr>
+        <w:t xml:space="preserve">Original case: Use separate shifted development patterns, then assess the frozen </w:t>
+      </w:r>
+      <w:r>
+        <w:rPr>
+          <w:b/>
+        </w:rPr>
+        <w:t>revision</w:t>
+      </w:r>
+      <w:r>
+        <w:rPr>
+          <w:b w:val="0"/>
+        </w:rPr>
+        <w:t xml:space="preserve"> on reserved shifted cases. Changed condition: Train the </w:t>
+      </w:r>
+      <w:r>
+        <w:rPr>
+          <w:b/>
+        </w:rPr>
+        <w:t>revision</w:t>
+      </w:r>
+      <w:r>
+        <w:rPr>
+          <w:b w:val="0"/>
+        </w:rPr>
+        <w:t xml:space="preserve"> on all eight failed-slice evaluation patterns and rescore them.</w:t>
+      </w:r>
+    </w:p>
+    <w:p>
+      <w:pPr>
+        <w:spacing w:line="336" w:lineRule="auto" w:after="180"/>
+      </w:pPr>
+      <w:r>
+        <w:rPr>
+          <w:b w:val="0"/>
+        </w:rPr>
+        <w:t xml:space="preserve">Expected result: Treat the score as exposed-case development, not independent </w:t>
+      </w:r>
+      <w:r>
+        <w:rPr>
+          <w:b/>
+        </w:rPr>
+        <w:t>evidence</w:t>
+      </w:r>
+      <w:r>
+        <w:rPr>
+          <w:b w:val="0"/>
+        </w:rPr>
+        <w:t xml:space="preserve"> of shift robustness. Reason: The evaluation records now influenced learning and model selection.</w:t>
+      </w:r>
+    </w:p>
+    <w:p>
+      <w:pPr>
+        <w:spacing w:line="336" w:lineRule="auto" w:after="180"/>
+      </w:pPr>
+      <w:r>
+        <w:rPr>
+          <w:b w:val="0"/>
+        </w:rPr>
+        <w:t>Predict before checking the worked changed-case result. Name what changed and what the supplied facts allow you to conclude.</w:t>
+      </w:r>
+    </w:p>
+    <w:p>
+      <w:pPr>
+        <w:pStyle w:val="Heading2"/>
+      </w:pPr>
+      <w:r>
+        <w:t>05. Connect the explanation to its limit</w:t>
+      </w:r>
+    </w:p>
+    <w:p>
+      <w:r>
+        <w:drawing>
+          <wp:inline xmlns:a="http://schemas.openxmlformats.org/drawingml/2006/main" xmlns:pic="http://schemas.openxmlformats.org/drawingml/2006/picture">
+            <wp:extent cx="5486400" cy="2834640"/>
+            <wp:docPr id="10" name="Picture 10" descr="A limitation guides a better next experiment. Training on a failed evaluation example may help development, but that exposed example cannot remain the untouched evidence for the revision. Limit: Small slices may vary; this example diagnoses an observed weakness without inventing a population rate or cause."/>
+            <wp:cNvGraphicFramePr>
+              <a:graphicFrameLocks noChangeAspect="1"/>
+            </wp:cNvGraphicFramePr>
+            <a:graphic>
+              <a:graphicData uri="http://schemas.openxmlformats.org/drawingml/2006/picture">
+                <pic:pic>
+                  <pic:nvPicPr>
+                    <pic:cNvPr id="0" name="academy-story-ai-5-35-05.png"/>
+                    <pic:cNvPicPr/>
+                  </pic:nvPicPr>
+                  <pic:blipFill>
+                    <a:blip r:embed="rId16"/>
+                    <a:stretch>
+                      <a:fillRect/>
+                    </a:stretch>
+                  </pic:blipFill>
+                  <pic:spPr>
+                    <a:xfrm>
+                      <a:off x="0" y="0"/>
+                      <a:ext cx="5486400" cy="2834640"/>
+                    </a:xfrm>
+                    <a:prstGeom prst="rect"/>
+                  </pic:spPr>
+                </pic:pic>
+              </a:graphicData>
+            </a:graphic>
+          </wp:inline>
+        </w:drawing>
+      </w:r>
+    </w:p>
+    <w:p>
+      <w:pPr>
+        <w:spacing w:line="336" w:lineRule="auto" w:after="180"/>
+      </w:pPr>
+      <w:r>
+        <w:rPr>
+          <w:b w:val="0"/>
+        </w:rPr>
         <w:t xml:space="preserve">A limitation guides a better next experiment. </w:t>
       </w:r>
       <w:r>
@@ -4988,7 +5446,6 @@
     <w:p>
       <w:pPr>
         <w:spacing w:line="336" w:lineRule="auto" w:after="180"/>
-        <w:shd w:fill="F5F1FB"/>
       </w:pPr>
       <w:r>
         <w:rPr>
@@ -4999,7 +5456,7 @@
     </w:p>
     <w:p>
       <w:pPr>
-        <w:pStyle w:val="Heading3"/>
+        <w:pStyle w:val="Heading2"/>
       </w:pPr>
       <w:r>
         <w:t>06. Make the idea visible in your project</w:t>
@@ -5010,7 +5467,7 @@
         <w:drawing>
           <wp:inline xmlns:a="http://schemas.openxmlformats.org/drawingml/2006/main" xmlns:pic="http://schemas.openxmlformats.org/drawingml/2006/picture">
             <wp:extent cx="5486400" cy="3681984"/>
-            <wp:docPr id="8" name="Picture 8" descr="For the Image-pattern Network Investigation, save the labelled trace and the changed-case explanation beside the experiment record. State exactly what this example supports before linking it to the wider capstone claim. Draw your input, deciding step, result and limit. Supported question: Calculate the slice rates and explain the claim revision. If the team trains on the shifted evaluation patterns, what kind of evidence does their rerun provide?"/>
+            <wp:docPr id="11" name="Picture 11" descr="For the Image-pattern Network Investigation, save the labelled trace and the changed-case explanation beside the experiment record. State exactly what this example supports before linking it to the wider capstone claim. Draw your input, deciding step, result and limit. Supported question: Calculate the slice rates and explain the claim revision. If the team trains on the shifted evaluation patterns, what kind of evidence does their rerun provide?"/>
             <wp:cNvGraphicFramePr>
               <a:graphicFrameLocks noChangeAspect="1"/>
             </wp:cNvGraphicFramePr>
@@ -5022,7 +5479,7 @@
                     <pic:cNvPicPr/>
                   </pic:nvPicPr>
                   <pic:blipFill>
-                    <a:blip r:embed="rId16"/>
+                    <a:blip r:embed="rId17"/>
                     <a:stretch>
                       <a:fillRect/>
                     </a:stretch>
@@ -5113,7 +5570,6 @@
     <w:p>
       <w:pPr>
         <w:spacing w:line="336" w:lineRule="auto" w:after="180"/>
-        <w:shd w:fill="F5F1FB"/>
       </w:pPr>
       <w:r>
         <w:rPr>
@@ -5132,6 +5588,62 @@
           <w:b w:val="0"/>
         </w:rPr>
         <w:t>.</w:t>
+      </w:r>
+    </w:p>
+    <w:p>
+      <w:pPr>
+        <w:pStyle w:val="Heading2"/>
+      </w:pPr>
+      <w:r>
+        <w:t>Earlier wording, alternatives and picture transcripts · reference / check after trying</w:t>
+      </w:r>
+    </w:p>
+    <w:p>
+      <w:pPr>
+        <w:pStyle w:val="Heading3"/>
+      </w:pPr>
+      <w:r>
+        <w:t>01. Capstone limitations and revision: the case</w:t>
+      </w:r>
+    </w:p>
+    <w:p>
+      <w:pPr>
+        <w:pStyle w:val="Heading3"/>
+      </w:pPr>
+      <w:r>
+        <w:t>02. Follow the deciding steps</w:t>
+      </w:r>
+    </w:p>
+    <w:p>
+      <w:pPr>
+        <w:pStyle w:val="Heading3"/>
+      </w:pPr>
+      <w:r>
+        <w:t>03. Toy network condition slices</w:t>
+      </w:r>
+    </w:p>
+    <w:p>
+      <w:pPr>
+        <w:pStyle w:val="Heading3"/>
+      </w:pPr>
+      <w:r>
+        <w:t>04. Change one thing. Trace what follows.</w:t>
+      </w:r>
+    </w:p>
+    <w:p>
+      <w:pPr>
+        <w:pStyle w:val="Heading3"/>
+      </w:pPr>
+      <w:r>
+        <w:t>05. Connect the explanation to its limit</w:t>
+      </w:r>
+    </w:p>
+    <w:p>
+      <w:pPr>
+        <w:pStyle w:val="Heading3"/>
+      </w:pPr>
+      <w:r>
+        <w:t>06. Make the idea visible in your project</w:t>
       </w:r>
     </w:p>
     <w:sectPr>
